--- a/יאיר סאלדמן-תיק פרויקט (2).docx
+++ b/יאיר סאלדמן-תיק פרויקט (2).docx
@@ -1,6 +1,6 @@
 
 <file path=word/document.xml><?xml version="1.0" encoding="utf-8"?>
-<w:document xmlns:wpc="http://schemas.microsoft.com/office/word/2010/wordprocessingCanvas" xmlns:cx="http://schemas.microsoft.com/office/drawing/2014/chartex" xmlns:mc="http://schemas.openxmlformats.org/markup-compatibility/2006" xmlns:o="urn:schemas-microsoft-com:office:office" xmlns:r="http://schemas.openxmlformats.org/officeDocument/2006/relationships" xmlns:m="http://schemas.openxmlformats.org/officeDocument/2006/math" xmlns:v="urn:schemas-microsoft-com:vml" xmlns:wp14="http://schemas.microsoft.com/office/word/2010/wordprocessingDrawing" xmlns:wp="http://schemas.openxmlformats.org/drawingml/2006/wordprocessingDrawing" xmlns:w10="urn:schemas-microsoft-com:office:word" xmlns:w="http://schemas.openxmlformats.org/wordprocessingml/2006/main" xmlns:w14="http://schemas.microsoft.com/office/word/2010/wordml" xmlns:w15="http://schemas.microsoft.com/office/word/2012/wordml" xmlns:w16se="http://schemas.microsoft.com/office/word/2015/wordml/symex" xmlns:wpg="http://schemas.microsoft.com/office/word/2010/wordprocessingGroup" xmlns:wpi="http://schemas.microsoft.com/office/word/2010/wordprocessingInk" xmlns:wne="http://schemas.microsoft.com/office/word/2006/wordml" xmlns:wps="http://schemas.microsoft.com/office/word/2010/wordprocessingShape" mc:Ignorable="w14 w15 w16se wp14">
+<w:document xmlns:wpc="http://schemas.microsoft.com/office/word/2010/wordprocessingCanvas" xmlns:cx="http://schemas.microsoft.com/office/drawing/2014/chartex" xmlns:cx1="http://schemas.microsoft.com/office/drawing/2015/9/8/chartex" xmlns:cx2="http://schemas.microsoft.com/office/drawing/2015/10/21/chartex" xmlns:cx3="http://schemas.microsoft.com/office/drawing/2016/5/9/chartex" xmlns:cx4="http://schemas.microsoft.com/office/drawing/2016/5/10/chartex" xmlns:cx5="http://schemas.microsoft.com/office/drawing/2016/5/11/chartex" xmlns:cx6="http://schemas.microsoft.com/office/drawing/2016/5/12/chartex" xmlns:cx7="http://schemas.microsoft.com/office/drawing/2016/5/13/chartex" xmlns:cx8="http://schemas.microsoft.com/office/drawing/2016/5/14/chartex" xmlns:mc="http://schemas.openxmlformats.org/markup-compatibility/2006" xmlns:aink="http://schemas.microsoft.com/office/drawing/2016/ink" xmlns:am3d="http://schemas.microsoft.com/office/drawing/2017/model3d" xmlns:o="urn:schemas-microsoft-com:office:office" xmlns:r="http://schemas.openxmlformats.org/officeDocument/2006/relationships" xmlns:m="http://schemas.openxmlformats.org/officeDocument/2006/math" xmlns:v="urn:schemas-microsoft-com:vml" xmlns:wp14="http://schemas.microsoft.com/office/word/2010/wordprocessingDrawing" xmlns:wp="http://schemas.openxmlformats.org/drawingml/2006/wordprocessingDrawing" xmlns:w10="urn:schemas-microsoft-com:office:word" xmlns:w="http://schemas.openxmlformats.org/wordprocessingml/2006/main" xmlns:w14="http://schemas.microsoft.com/office/word/2010/wordml" xmlns:w15="http://schemas.microsoft.com/office/word/2012/wordml" xmlns:w16cid="http://schemas.microsoft.com/office/word/2016/wordml/cid" xmlns:w16se="http://schemas.microsoft.com/office/word/2015/wordml/symex" xmlns:wpg="http://schemas.microsoft.com/office/word/2010/wordprocessingGroup" xmlns:wpi="http://schemas.microsoft.com/office/word/2010/wordprocessingInk" xmlns:wne="http://schemas.microsoft.com/office/word/2006/wordml" xmlns:wps="http://schemas.microsoft.com/office/word/2010/wordprocessingShape" mc:Ignorable="w14 w15 w16se w16cid wp14">
   <w:body>
     <w:p>
       <w:pPr>
@@ -14,166 +14,6 @@
           <w:rtl/>
         </w:rPr>
       </w:pPr>
-      <w:r>
-        <w:rPr>
-          <w:noProof/>
-          <w:sz w:val="28"/>
-          <w:szCs w:val="28"/>
-          <w:rtl/>
-        </w:rPr>
-        <mc:AlternateContent>
-          <mc:Choice Requires="wps">
-            <w:drawing>
-              <wp:anchor distT="91440" distB="91440" distL="137160" distR="137160" simplePos="0" relativeHeight="251788288" behindDoc="1" locked="0" layoutInCell="1" allowOverlap="1" wp14:anchorId="521DDFC7" wp14:editId="558B8C46">
-                <wp:simplePos x="0" y="0"/>
-                <wp:positionH relativeFrom="page">
-                  <wp:posOffset>5158689</wp:posOffset>
-                </wp:positionH>
-                <wp:positionV relativeFrom="page">
-                  <wp:posOffset>109499</wp:posOffset>
-                </wp:positionV>
-                <wp:extent cx="2216150" cy="418465"/>
-                <wp:effectExtent l="0" t="0" r="12700" b="1270"/>
-                <wp:wrapNone/>
-                <wp:docPr id="3" name="תיבת טקסט 41"/>
-                <wp:cNvGraphicFramePr/>
-                <a:graphic xmlns:a="http://schemas.openxmlformats.org/drawingml/2006/main">
-                  <a:graphicData uri="http://schemas.microsoft.com/office/word/2010/wordprocessingShape">
-                    <wps:wsp>
-                      <wps:cNvSpPr txBox="1"/>
-                      <wps:spPr>
-                        <a:xfrm flipH="1">
-                          <a:off x="0" y="0"/>
-                          <a:ext cx="2216150" cy="418465"/>
-                        </a:xfrm>
-                        <a:prstGeom prst="rect">
-                          <a:avLst/>
-                        </a:prstGeom>
-                        <a:noFill/>
-                        <a:ln w="6350">
-                          <a:noFill/>
-                        </a:ln>
-                        <a:effectLst/>
-                      </wps:spPr>
-                      <wps:style>
-                        <a:lnRef idx="0">
-                          <a:schemeClr val="accent1"/>
-                        </a:lnRef>
-                        <a:fillRef idx="0">
-                          <a:schemeClr val="accent1"/>
-                        </a:fillRef>
-                        <a:effectRef idx="0">
-                          <a:schemeClr val="accent1"/>
-                        </a:effectRef>
-                        <a:fontRef idx="minor">
-                          <a:schemeClr val="dk1"/>
-                        </a:fontRef>
-                      </wps:style>
-                      <wps:txbx>
-                        <w:txbxContent>
-                          <w:p>
-                            <w:pPr>
-                              <w:pBdr>
-                                <w:left w:val="single" w:sz="12" w:space="8" w:color="ED7D31" w:themeColor="accent2"/>
-                              </w:pBdr>
-                              <w:spacing w:before="160"/>
-                              <w:jc w:val="right"/>
-                              <w:rPr>
-                                <w:b/>
-                                <w:bCs/>
-                                <w:caps/>
-                                <w:color w:val="000000" w:themeColor="text1"/>
-                                <w:sz w:val="24"/>
-                                <w:szCs w:val="24"/>
-                                <w:u w:val="single"/>
-                                <w:rtl/>
-                              </w:rPr>
-                            </w:pPr>
-                            <w:r>
-                              <w:rPr>
-                                <w:rFonts w:hint="cs"/>
-                                <w:b/>
-                                <w:bCs/>
-                                <w:caps/>
-                                <w:color w:val="000000" w:themeColor="text1"/>
-                                <w:sz w:val="24"/>
-                                <w:szCs w:val="24"/>
-                                <w:u w:val="single"/>
-                                <w:rtl/>
-                              </w:rPr>
-                              <w:t>תזכור אותי</w:t>
-                            </w:r>
-                          </w:p>
-                        </w:txbxContent>
-                      </wps:txbx>
-                      <wps:bodyPr rot="0" spcFirstLastPara="0" vertOverflow="overflow" horzOverflow="overflow" vert="horz" wrap="square" lIns="228600" tIns="0" rIns="0" bIns="0" numCol="1" spcCol="0" rtlCol="0" fromWordArt="0" anchor="ctr" anchorCtr="0" forceAA="0" compatLnSpc="1">
-                        <a:prstTxWarp prst="textNoShape">
-                          <a:avLst/>
-                        </a:prstTxWarp>
-                        <a:spAutoFit/>
-                      </wps:bodyPr>
-                    </wps:wsp>
-                  </a:graphicData>
-                </a:graphic>
-                <wp14:sizeRelH relativeFrom="margin">
-                  <wp14:pctWidth>0</wp14:pctWidth>
-                </wp14:sizeRelH>
-                <wp14:sizeRelV relativeFrom="margin">
-                  <wp14:pctHeight>0</wp14:pctHeight>
-                </wp14:sizeRelV>
-              </wp:anchor>
-            </w:drawing>
-          </mc:Choice>
-          <mc:Fallback>
-            <w:pict>
-              <v:shapetype w14:anchorId="521DDFC7" id="_x0000_t202" coordsize="21600,21600" o:spt="202" path="m,l,21600r21600,l21600,xe">
-                <v:stroke joinstyle="miter"/>
-                <v:path gradientshapeok="t" o:connecttype="rect"/>
-              </v:shapetype>
-              <v:shape id="תיבת טקסט 41" o:spid="_x0000_s1026" type="#_x0000_t202" style="position:absolute;left:0;text-align:left;margin-left:406.2pt;margin-top:8.6pt;width:174.5pt;height:32.95pt;flip:x;z-index:-251528192;visibility:visible;mso-wrap-style:square;mso-width-percent:0;mso-height-percent:0;mso-wrap-distance-left:10.8pt;mso-wrap-distance-top:7.2pt;mso-wrap-distance-right:10.8pt;mso-wrap-distance-bottom:7.2pt;mso-position-horizontal:absolute;mso-position-horizontal-relative:page;mso-position-vertical:absolute;mso-position-vertical-relative:page;mso-width-percent:0;mso-height-percent:0;mso-width-relative:margin;mso-height-relative:margin;v-text-anchor:middle" o:gfxdata="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" filled="f" stroked="f" strokeweight=".5pt">
-                <v:textbox style="mso-fit-shape-to-text:t" inset="18pt,0,0,0">
-                  <w:txbxContent>
-                    <w:p>
-                      <w:pPr>
-                        <w:pBdr>
-                          <w:left w:val="single" w:sz="12" w:space="8" w:color="ED7D31" w:themeColor="accent2"/>
-                        </w:pBdr>
-                        <w:spacing w:before="160"/>
-                        <w:jc w:val="right"/>
-                        <w:rPr>
-                          <w:b/>
-                          <w:bCs/>
-                          <w:caps/>
-                          <w:color w:val="000000" w:themeColor="text1"/>
-                          <w:sz w:val="24"/>
-                          <w:szCs w:val="24"/>
-                          <w:u w:val="single"/>
-                          <w:rtl/>
-                        </w:rPr>
-                      </w:pPr>
-                      <w:r>
-                        <w:rPr>
-                          <w:rFonts w:hint="cs"/>
-                          <w:b/>
-                          <w:bCs/>
-                          <w:caps/>
-                          <w:color w:val="000000" w:themeColor="text1"/>
-                          <w:sz w:val="24"/>
-                          <w:szCs w:val="24"/>
-                          <w:u w:val="single"/>
-                          <w:rtl/>
-                        </w:rPr>
-                        <w:t>תזכור אותי</w:t>
-                      </w:r>
-                    </w:p>
-                  </w:txbxContent>
-                </v:textbox>
-                <w10:wrap anchorx="page" anchory="page"/>
-              </v:shape>
-            </w:pict>
-          </mc:Fallback>
-        </mc:AlternateContent>
-      </w:r>
       <w:r>
         <w:rPr>
           <w:rFonts w:hint="cs"/>
@@ -184,39 +24,22 @@
           <w:u w:val="single"/>
           <w:rtl/>
         </w:rPr>
-        <w:t>תיק פרויקט יאיר סאלדמן</w:t>
-      </w:r>
-    </w:p>
-    <w:p>
-      <w:pPr>
-        <w:jc w:val="right"/>
-        <w:rPr>
-          <w:sz w:val="28"/>
-          <w:szCs w:val="28"/>
-          <w:rtl/>
-        </w:rPr>
-      </w:pPr>
+        <w:t xml:space="preserve">תיק פרויקט יאיר </w:t>
+      </w:r>
+      <w:proofErr w:type="spellStart"/>
       <w:r>
         <w:rPr>
           <w:rFonts w:hint="cs"/>
           <w:b/>
           <w:bCs/>
-          <w:sz w:val="28"/>
-          <w:szCs w:val="28"/>
+          <w:sz w:val="40"/>
+          <w:szCs w:val="40"/>
           <w:u w:val="single"/>
           <w:rtl/>
         </w:rPr>
-        <w:t>שם המשחק:</w:t>
-      </w:r>
-      <w:r>
-        <w:rPr>
-          <w:rFonts w:hint="cs"/>
-          <w:sz w:val="28"/>
-          <w:szCs w:val="28"/>
-          <w:rtl/>
-        </w:rPr>
-        <w:t xml:space="preserve">   תזכור אותי</w:t>
-      </w:r>
+        <w:t>סאלדמן</w:t>
+      </w:r>
+      <w:proofErr w:type="spellEnd"/>
     </w:p>
     <w:p>
       <w:pPr>
@@ -237,7 +60,7 @@
           <w:u w:val="single"/>
           <w:rtl/>
         </w:rPr>
-        <w:t>שם התלמיד:</w:t>
+        <w:t>שם המשחק:</w:t>
       </w:r>
       <w:r>
         <w:rPr>
@@ -246,7 +69,7 @@
           <w:szCs w:val="28"/>
           <w:rtl/>
         </w:rPr>
-        <w:t xml:space="preserve">  יאיר סאלדמן</w:t>
+        <w:t xml:space="preserve">   תזכור אותי</w:t>
       </w:r>
     </w:p>
     <w:p>
@@ -268,7 +91,7 @@
           <w:u w:val="single"/>
           <w:rtl/>
         </w:rPr>
-        <w:t>תעודת זהות:</w:t>
+        <w:t>שם התלמיד:</w:t>
       </w:r>
       <w:r>
         <w:rPr>
@@ -277,15 +100,27 @@
           <w:szCs w:val="28"/>
           <w:rtl/>
         </w:rPr>
-        <w:t xml:space="preserve">   330766833</w:t>
-      </w:r>
-    </w:p>
-    <w:p>
-      <w:pPr>
-        <w:jc w:val="right"/>
-        <w:rPr>
-          <w:sz w:val="28"/>
-          <w:szCs w:val="28"/>
+        <w:t xml:space="preserve">  יאיר </w:t>
+      </w:r>
+      <w:proofErr w:type="spellStart"/>
+      <w:r>
+        <w:rPr>
+          <w:rFonts w:hint="cs"/>
+          <w:sz w:val="28"/>
+          <w:szCs w:val="28"/>
+          <w:rtl/>
+        </w:rPr>
+        <w:t>סאלדמן</w:t>
+      </w:r>
+      <w:proofErr w:type="spellEnd"/>
+    </w:p>
+    <w:p>
+      <w:pPr>
+        <w:jc w:val="right"/>
+        <w:rPr>
+          <w:sz w:val="28"/>
+          <w:szCs w:val="28"/>
+          <w:rtl/>
         </w:rPr>
       </w:pPr>
       <w:r>
@@ -298,6 +133,36 @@
           <w:u w:val="single"/>
           <w:rtl/>
         </w:rPr>
+        <w:t>תעודת זהות:</w:t>
+      </w:r>
+      <w:r>
+        <w:rPr>
+          <w:rFonts w:hint="cs"/>
+          <w:sz w:val="28"/>
+          <w:szCs w:val="28"/>
+          <w:rtl/>
+        </w:rPr>
+        <w:t xml:space="preserve">   330766833</w:t>
+      </w:r>
+    </w:p>
+    <w:p>
+      <w:pPr>
+        <w:jc w:val="right"/>
+        <w:rPr>
+          <w:sz w:val="28"/>
+          <w:szCs w:val="28"/>
+        </w:rPr>
+      </w:pPr>
+      <w:r>
+        <w:rPr>
+          <w:rFonts w:hint="cs"/>
+          <w:b/>
+          <w:bCs/>
+          <w:sz w:val="28"/>
+          <w:szCs w:val="28"/>
+          <w:u w:val="single"/>
+          <w:rtl/>
+        </w:rPr>
         <w:t>מורה מנחה:</w:t>
       </w:r>
       <w:r>
@@ -307,7 +172,7 @@
           <w:szCs w:val="28"/>
           <w:rtl/>
         </w:rPr>
-        <w:t xml:space="preserve">     הדס קרן, מרי גבע</w:t>
+        <w:t xml:space="preserve">     הדס קרן</w:t>
       </w:r>
     </w:p>
     <w:p>
@@ -410,7 +275,7 @@
                     </pic:cNvPicPr>
                   </pic:nvPicPr>
                   <pic:blipFill>
-                    <a:blip r:embed="rId6">
+                    <a:blip r:embed="rId7">
                       <a:extLst>
                         <a:ext uri="{28A0092B-C50C-407E-A947-70E740481C1C}">
                           <a14:useLocalDpi xmlns:a14="http://schemas.microsoft.com/office/drawing/2010/main" val="0"/>
@@ -606,401 +471,33 @@
           <w:szCs w:val="28"/>
         </w:rPr>
       </w:pPr>
-      <w:bookmarkStart w:id="0" w:name="_GoBack"/>
-      <w:bookmarkEnd w:id="0"/>
-    </w:p>
-    <w:p>
-      <w:pPr>
-        <w:jc w:val="right"/>
-        <w:rPr>
-          <w:sz w:val="28"/>
-          <w:szCs w:val="28"/>
-        </w:rPr>
-      </w:pPr>
-      <w:r>
-        <w:rPr>
-          <w:noProof/>
-          <w:sz w:val="28"/>
-          <w:szCs w:val="28"/>
-          <w:rtl/>
-        </w:rPr>
-        <mc:AlternateContent>
-          <mc:Choice Requires="wps">
-            <w:drawing>
-              <wp:anchor distT="91440" distB="91440" distL="137160" distR="137160" simplePos="0" relativeHeight="251790336" behindDoc="1" locked="0" layoutInCell="1" allowOverlap="1" wp14:anchorId="03938A9E" wp14:editId="2A73A1C7">
-                <wp:simplePos x="0" y="0"/>
-                <wp:positionH relativeFrom="page">
-                  <wp:posOffset>4939385</wp:posOffset>
-                </wp:positionH>
-                <wp:positionV relativeFrom="page">
-                  <wp:align>bottom</wp:align>
-                </wp:positionV>
-                <wp:extent cx="2505075" cy="418465"/>
-                <wp:effectExtent l="0" t="0" r="9525" b="1270"/>
-                <wp:wrapNone/>
-                <wp:docPr id="15" name="תיבת טקסט 41"/>
-                <wp:cNvGraphicFramePr/>
-                <a:graphic xmlns:a="http://schemas.openxmlformats.org/drawingml/2006/main">
-                  <a:graphicData uri="http://schemas.microsoft.com/office/word/2010/wordprocessingShape">
-                    <wps:wsp>
-                      <wps:cNvSpPr txBox="1"/>
-                      <wps:spPr>
-                        <a:xfrm flipH="1">
-                          <a:off x="0" y="0"/>
-                          <a:ext cx="2505075" cy="418465"/>
-                        </a:xfrm>
-                        <a:prstGeom prst="rect">
-                          <a:avLst/>
-                        </a:prstGeom>
-                        <a:noFill/>
-                        <a:ln w="6350">
-                          <a:noFill/>
-                        </a:ln>
-                        <a:effectLst/>
-                      </wps:spPr>
-                      <wps:style>
-                        <a:lnRef idx="0">
-                          <a:schemeClr val="accent1"/>
-                        </a:lnRef>
-                        <a:fillRef idx="0">
-                          <a:schemeClr val="accent1"/>
-                        </a:fillRef>
-                        <a:effectRef idx="0">
-                          <a:schemeClr val="accent1"/>
-                        </a:effectRef>
-                        <a:fontRef idx="minor">
-                          <a:schemeClr val="dk1"/>
-                        </a:fontRef>
-                      </wps:style>
-                      <wps:txbx>
-                        <w:txbxContent>
-                          <w:p>
-                            <w:pPr>
-                              <w:pBdr>
-                                <w:left w:val="single" w:sz="12" w:space="8" w:color="ED7D31" w:themeColor="accent2"/>
-                              </w:pBdr>
-                              <w:spacing w:before="160"/>
-                              <w:jc w:val="right"/>
-                              <w:rPr>
-                                <w:b/>
-                                <w:bCs/>
-                                <w:caps/>
-                                <w:color w:val="000000" w:themeColor="text1"/>
-                                <w:sz w:val="24"/>
-                                <w:szCs w:val="24"/>
-                                <w:u w:val="single"/>
-                              </w:rPr>
-                            </w:pPr>
-                            <w:r>
-                              <w:rPr>
-                                <w:rFonts w:hint="cs"/>
-                                <w:b/>
-                                <w:bCs/>
-                                <w:caps/>
-                                <w:color w:val="000000" w:themeColor="text1"/>
-                                <w:sz w:val="24"/>
-                                <w:szCs w:val="24"/>
-                                <w:u w:val="single"/>
-                                <w:rtl/>
-                              </w:rPr>
-                              <w:t>יאיר סאלדמן:330766833</w:t>
-                            </w:r>
-                            <w:r>
-                              <w:rPr>
-                                <w:rFonts w:hint="cs"/>
-                                <w:b/>
-                                <w:bCs/>
-                                <w:caps/>
-                                <w:color w:val="000000" w:themeColor="text1"/>
-                                <w:sz w:val="24"/>
-                                <w:szCs w:val="24"/>
-                                <w:u w:val="single"/>
-                                <w:rtl/>
-                              </w:rPr>
-                              <w:t xml:space="preserve"> עמוד</w:t>
-                            </w:r>
-                            <w:r>
-                              <w:rPr>
-                                <w:rFonts w:hint="cs"/>
-                                <w:b/>
-                                <w:bCs/>
-                                <w:caps/>
-                                <w:color w:val="000000" w:themeColor="text1"/>
-                                <w:sz w:val="24"/>
-                                <w:szCs w:val="24"/>
-                                <w:u w:val="single"/>
-                                <w:rtl/>
-                              </w:rPr>
-                              <w:t xml:space="preserve"> 1</w:t>
-                            </w:r>
-                          </w:p>
-                        </w:txbxContent>
-                      </wps:txbx>
-                      <wps:bodyPr rot="0" spcFirstLastPara="0" vertOverflow="overflow" horzOverflow="overflow" vert="horz" wrap="square" lIns="228600" tIns="0" rIns="0" bIns="0" numCol="1" spcCol="0" rtlCol="0" fromWordArt="0" anchor="ctr" anchorCtr="0" forceAA="0" compatLnSpc="1">
-                        <a:prstTxWarp prst="textNoShape">
-                          <a:avLst/>
-                        </a:prstTxWarp>
-                        <a:spAutoFit/>
-                      </wps:bodyPr>
-                    </wps:wsp>
-                  </a:graphicData>
-                </a:graphic>
-                <wp14:sizeRelH relativeFrom="margin">
-                  <wp14:pctWidth>0</wp14:pctWidth>
-                </wp14:sizeRelH>
-                <wp14:sizeRelV relativeFrom="margin">
-                  <wp14:pctHeight>0</wp14:pctHeight>
-                </wp14:sizeRelV>
-              </wp:anchor>
-            </w:drawing>
-          </mc:Choice>
-          <mc:Fallback>
-            <w:pict>
-              <v:shape w14:anchorId="03938A9E" id="_x0000_s1027" type="#_x0000_t202" style="position:absolute;left:0;text-align:left;margin-left:388.95pt;margin-top:0;width:197.25pt;height:32.95pt;flip:x;z-index:-251526144;visibility:visible;mso-wrap-style:square;mso-width-percent:0;mso-height-percent:0;mso-wrap-distance-left:10.8pt;mso-wrap-distance-top:7.2pt;mso-wrap-distance-right:10.8pt;mso-wrap-distance-bottom:7.2pt;mso-position-horizontal:absolute;mso-position-horizontal-relative:page;mso-position-vertical:bottom;mso-position-vertical-relative:page;mso-width-percent:0;mso-height-percent:0;mso-width-relative:margin;mso-height-relative:margin;v-text-anchor:middle" o:gfxdata="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" filled="f" stroked="f" strokeweight=".5pt">
-                <v:textbox style="mso-fit-shape-to-text:t" inset="18pt,0,0,0">
-                  <w:txbxContent>
-                    <w:p>
-                      <w:pPr>
-                        <w:pBdr>
-                          <w:left w:val="single" w:sz="12" w:space="8" w:color="ED7D31" w:themeColor="accent2"/>
-                        </w:pBdr>
-                        <w:spacing w:before="160"/>
-                        <w:jc w:val="right"/>
-                        <w:rPr>
-                          <w:b/>
-                          <w:bCs/>
-                          <w:caps/>
-                          <w:color w:val="000000" w:themeColor="text1"/>
-                          <w:sz w:val="24"/>
-                          <w:szCs w:val="24"/>
-                          <w:u w:val="single"/>
-                        </w:rPr>
-                      </w:pPr>
-                      <w:r>
-                        <w:rPr>
-                          <w:rFonts w:hint="cs"/>
-                          <w:b/>
-                          <w:bCs/>
-                          <w:caps/>
-                          <w:color w:val="000000" w:themeColor="text1"/>
-                          <w:sz w:val="24"/>
-                          <w:szCs w:val="24"/>
-                          <w:u w:val="single"/>
-                          <w:rtl/>
-                        </w:rPr>
-                        <w:t>יאיר סאלדמן:330766833</w:t>
-                      </w:r>
-                      <w:r>
-                        <w:rPr>
-                          <w:rFonts w:hint="cs"/>
-                          <w:b/>
-                          <w:bCs/>
-                          <w:caps/>
-                          <w:color w:val="000000" w:themeColor="text1"/>
-                          <w:sz w:val="24"/>
-                          <w:szCs w:val="24"/>
-                          <w:u w:val="single"/>
-                          <w:rtl/>
-                        </w:rPr>
-                        <w:t xml:space="preserve"> עמוד</w:t>
-                      </w:r>
-                      <w:r>
-                        <w:rPr>
-                          <w:rFonts w:hint="cs"/>
-                          <w:b/>
-                          <w:bCs/>
-                          <w:caps/>
-                          <w:color w:val="000000" w:themeColor="text1"/>
-                          <w:sz w:val="24"/>
-                          <w:szCs w:val="24"/>
-                          <w:u w:val="single"/>
-                          <w:rtl/>
-                        </w:rPr>
-                        <w:t xml:space="preserve"> 1</w:t>
-                      </w:r>
-                    </w:p>
-                  </w:txbxContent>
-                </v:textbox>
-                <w10:wrap anchorx="page" anchory="page"/>
-              </v:shape>
-            </w:pict>
-          </mc:Fallback>
-        </mc:AlternateContent>
-      </w:r>
-    </w:p>
-    <w:p>
-      <w:pPr>
-        <w:jc w:val="right"/>
-        <w:rPr>
-          <w:sz w:val="28"/>
-          <w:szCs w:val="28"/>
-        </w:rPr>
-      </w:pPr>
-    </w:p>
-    <w:p>
-      <w:pPr>
-        <w:jc w:val="right"/>
-        <w:rPr>
-          <w:sz w:val="28"/>
-          <w:szCs w:val="28"/>
-        </w:rPr>
-      </w:pPr>
-      <w:r>
-        <w:rPr>
-          <w:noProof/>
-          <w:sz w:val="28"/>
-          <w:szCs w:val="28"/>
-          <w:rtl/>
-        </w:rPr>
-        <mc:AlternateContent>
-          <mc:Choice Requires="wps">
-            <w:drawing>
-              <wp:anchor distT="91440" distB="91440" distL="137160" distR="137160" simplePos="0" relativeHeight="251778048" behindDoc="1" locked="0" layoutInCell="1" allowOverlap="1" wp14:anchorId="723C279E" wp14:editId="06A2F359">
-                <wp:simplePos x="0" y="0"/>
-                <wp:positionH relativeFrom="page">
-                  <wp:posOffset>5176837</wp:posOffset>
-                </wp:positionH>
-                <wp:positionV relativeFrom="page">
-                  <wp:posOffset>39052</wp:posOffset>
-                </wp:positionV>
-                <wp:extent cx="2216150" cy="418465"/>
-                <wp:effectExtent l="0" t="0" r="12700" b="1270"/>
-                <wp:wrapNone/>
-                <wp:docPr id="1642348254" name="תיבת טקסט 41"/>
-                <wp:cNvGraphicFramePr/>
-                <a:graphic xmlns:a="http://schemas.openxmlformats.org/drawingml/2006/main">
-                  <a:graphicData uri="http://schemas.microsoft.com/office/word/2010/wordprocessingShape">
-                    <wps:wsp>
-                      <wps:cNvSpPr txBox="1"/>
-                      <wps:spPr>
-                        <a:xfrm flipH="1">
-                          <a:off x="0" y="0"/>
-                          <a:ext cx="2216150" cy="418465"/>
-                        </a:xfrm>
-                        <a:prstGeom prst="rect">
-                          <a:avLst/>
-                        </a:prstGeom>
-                        <a:noFill/>
-                        <a:ln w="6350">
-                          <a:noFill/>
-                        </a:ln>
-                        <a:effectLst/>
-                      </wps:spPr>
-                      <wps:style>
-                        <a:lnRef idx="0">
-                          <a:schemeClr val="accent1"/>
-                        </a:lnRef>
-                        <a:fillRef idx="0">
-                          <a:schemeClr val="accent1"/>
-                        </a:fillRef>
-                        <a:effectRef idx="0">
-                          <a:schemeClr val="accent1"/>
-                        </a:effectRef>
-                        <a:fontRef idx="minor">
-                          <a:schemeClr val="dk1"/>
-                        </a:fontRef>
-                      </wps:style>
-                      <wps:txbx>
-                        <w:txbxContent>
-                          <w:p>
-                            <w:pPr>
-                              <w:pBdr>
-                                <w:left w:val="single" w:sz="12" w:space="8" w:color="ED7D31" w:themeColor="accent2"/>
-                              </w:pBdr>
-                              <w:spacing w:before="160"/>
-                              <w:jc w:val="right"/>
-                              <w:rPr>
-                                <w:b/>
-                                <w:bCs/>
-                                <w:caps/>
-                                <w:color w:val="000000" w:themeColor="text1"/>
-                                <w:sz w:val="24"/>
-                                <w:szCs w:val="24"/>
-                                <w:u w:val="single"/>
-                                <w:rtl/>
-                              </w:rPr>
-                            </w:pPr>
-                            <w:r>
-                              <w:rPr>
-                                <w:rFonts w:hint="cs"/>
-                                <w:b/>
-                                <w:bCs/>
-                                <w:caps/>
-                                <w:color w:val="000000" w:themeColor="text1"/>
-                                <w:sz w:val="24"/>
-                                <w:szCs w:val="24"/>
-                                <w:u w:val="single"/>
-                                <w:rtl/>
-                              </w:rPr>
-                              <w:t>תזכור אותי</w:t>
-                            </w:r>
-                          </w:p>
-                        </w:txbxContent>
-                      </wps:txbx>
-                      <wps:bodyPr rot="0" spcFirstLastPara="0" vertOverflow="overflow" horzOverflow="overflow" vert="horz" wrap="square" lIns="228600" tIns="0" rIns="0" bIns="0" numCol="1" spcCol="0" rtlCol="0" fromWordArt="0" anchor="ctr" anchorCtr="0" forceAA="0" compatLnSpc="1">
-                        <a:prstTxWarp prst="textNoShape">
-                          <a:avLst/>
-                        </a:prstTxWarp>
-                        <a:spAutoFit/>
-                      </wps:bodyPr>
-                    </wps:wsp>
-                  </a:graphicData>
-                </a:graphic>
-                <wp14:sizeRelH relativeFrom="margin">
-                  <wp14:pctWidth>0</wp14:pctWidth>
-                </wp14:sizeRelH>
-                <wp14:sizeRelV relativeFrom="margin">
-                  <wp14:pctHeight>0</wp14:pctHeight>
-                </wp14:sizeRelV>
-              </wp:anchor>
-            </w:drawing>
-          </mc:Choice>
-          <mc:Fallback>
-            <w:pict>
-              <v:shape w14:anchorId="723C279E" id="_x0000_s1028" type="#_x0000_t202" style="position:absolute;left:0;text-align:left;margin-left:407.6pt;margin-top:3.05pt;width:174.5pt;height:32.95pt;flip:x;z-index:-251538432;visibility:visible;mso-wrap-style:square;mso-width-percent:0;mso-height-percent:0;mso-wrap-distance-left:10.8pt;mso-wrap-distance-top:7.2pt;mso-wrap-distance-right:10.8pt;mso-wrap-distance-bottom:7.2pt;mso-position-horizontal:absolute;mso-position-horizontal-relative:page;mso-position-vertical:absolute;mso-position-vertical-relative:page;mso-width-percent:0;mso-height-percent:0;mso-width-relative:margin;mso-height-relative:margin;v-text-anchor:middle" o:gfxdata="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" filled="f" stroked="f" strokeweight=".5pt">
-                <v:textbox style="mso-fit-shape-to-text:t" inset="18pt,0,0,0">
-                  <w:txbxContent>
-                    <w:p>
-                      <w:pPr>
-                        <w:pBdr>
-                          <w:left w:val="single" w:sz="12" w:space="8" w:color="ED7D31" w:themeColor="accent2"/>
-                        </w:pBdr>
-                        <w:spacing w:before="160"/>
-                        <w:jc w:val="right"/>
-                        <w:rPr>
-                          <w:b/>
-                          <w:bCs/>
-                          <w:caps/>
-                          <w:color w:val="000000" w:themeColor="text1"/>
-                          <w:sz w:val="24"/>
-                          <w:szCs w:val="24"/>
-                          <w:u w:val="single"/>
-                          <w:rtl/>
-                        </w:rPr>
-                      </w:pPr>
-                      <w:r>
-                        <w:rPr>
-                          <w:rFonts w:hint="cs"/>
-                          <w:b/>
-                          <w:bCs/>
-                          <w:caps/>
-                          <w:color w:val="000000" w:themeColor="text1"/>
-                          <w:sz w:val="24"/>
-                          <w:szCs w:val="24"/>
-                          <w:u w:val="single"/>
-                          <w:rtl/>
-                        </w:rPr>
-                        <w:t>תזכור אותי</w:t>
-                      </w:r>
-                    </w:p>
-                  </w:txbxContent>
-                </v:textbox>
-                <w10:wrap anchorx="page" anchory="page"/>
-              </v:shape>
-            </w:pict>
-          </mc:Fallback>
-        </mc:AlternateContent>
-      </w:r>
+    </w:p>
+    <w:p>
+      <w:pPr>
+        <w:jc w:val="right"/>
+        <w:rPr>
+          <w:sz w:val="28"/>
+          <w:szCs w:val="28"/>
+        </w:rPr>
+      </w:pPr>
+    </w:p>
+    <w:p>
+      <w:pPr>
+        <w:jc w:val="right"/>
+        <w:rPr>
+          <w:sz w:val="28"/>
+          <w:szCs w:val="28"/>
+        </w:rPr>
+      </w:pPr>
+    </w:p>
+    <w:p>
+      <w:pPr>
+        <w:jc w:val="right"/>
+        <w:rPr>
+          <w:sz w:val="28"/>
+          <w:szCs w:val="28"/>
+        </w:rPr>
+      </w:pPr>
     </w:p>
     <w:sdt>
       <w:sdtPr>
@@ -1373,363 +870,24 @@
           <w:szCs w:val="28"/>
         </w:rPr>
       </w:pPr>
-      <w:r>
-        <w:rPr>
-          <w:noProof/>
-          <w:sz w:val="28"/>
-          <w:szCs w:val="28"/>
-          <w:rtl/>
-        </w:rPr>
-        <mc:AlternateContent>
-          <mc:Choice Requires="wps">
-            <w:drawing>
-              <wp:anchor distT="91440" distB="91440" distL="137160" distR="137160" simplePos="0" relativeHeight="251786240" behindDoc="1" locked="0" layoutInCell="1" allowOverlap="1" wp14:anchorId="14E0556E" wp14:editId="2993E76C">
-                <wp:simplePos x="0" y="0"/>
-                <wp:positionH relativeFrom="page">
-                  <wp:posOffset>4943226</wp:posOffset>
-                </wp:positionH>
-                <wp:positionV relativeFrom="page">
-                  <wp:align>bottom</wp:align>
-                </wp:positionV>
-                <wp:extent cx="2505075" cy="418465"/>
-                <wp:effectExtent l="0" t="0" r="9525" b="1270"/>
-                <wp:wrapNone/>
-                <wp:docPr id="2" name="תיבת טקסט 41"/>
-                <wp:cNvGraphicFramePr/>
-                <a:graphic xmlns:a="http://schemas.openxmlformats.org/drawingml/2006/main">
-                  <a:graphicData uri="http://schemas.microsoft.com/office/word/2010/wordprocessingShape">
-                    <wps:wsp>
-                      <wps:cNvSpPr txBox="1"/>
-                      <wps:spPr>
-                        <a:xfrm flipH="1">
-                          <a:off x="0" y="0"/>
-                          <a:ext cx="2505075" cy="418465"/>
-                        </a:xfrm>
-                        <a:prstGeom prst="rect">
-                          <a:avLst/>
-                        </a:prstGeom>
-                        <a:noFill/>
-                        <a:ln w="6350">
-                          <a:noFill/>
-                        </a:ln>
-                        <a:effectLst/>
-                      </wps:spPr>
-                      <wps:style>
-                        <a:lnRef idx="0">
-                          <a:schemeClr val="accent1"/>
-                        </a:lnRef>
-                        <a:fillRef idx="0">
-                          <a:schemeClr val="accent1"/>
-                        </a:fillRef>
-                        <a:effectRef idx="0">
-                          <a:schemeClr val="accent1"/>
-                        </a:effectRef>
-                        <a:fontRef idx="minor">
-                          <a:schemeClr val="dk1"/>
-                        </a:fontRef>
-                      </wps:style>
-                      <wps:txbx>
-                        <w:txbxContent>
-                          <w:p>
-                            <w:pPr>
-                              <w:pBdr>
-                                <w:left w:val="single" w:sz="12" w:space="8" w:color="ED7D31" w:themeColor="accent2"/>
-                              </w:pBdr>
-                              <w:spacing w:before="160"/>
-                              <w:jc w:val="right"/>
-                              <w:rPr>
-                                <w:b/>
-                                <w:bCs/>
-                                <w:caps/>
-                                <w:color w:val="000000" w:themeColor="text1"/>
-                                <w:sz w:val="24"/>
-                                <w:szCs w:val="24"/>
-                                <w:u w:val="single"/>
-                              </w:rPr>
-                            </w:pPr>
-                            <w:r>
-                              <w:rPr>
-                                <w:rFonts w:hint="cs"/>
-                                <w:b/>
-                                <w:bCs/>
-                                <w:caps/>
-                                <w:color w:val="000000" w:themeColor="text1"/>
-                                <w:sz w:val="24"/>
-                                <w:szCs w:val="24"/>
-                                <w:u w:val="single"/>
-                                <w:rtl/>
-                              </w:rPr>
-                              <w:t>יאיר סאלדמן:330766833</w:t>
-                            </w:r>
-                            <w:r>
-                              <w:rPr>
-                                <w:rFonts w:hint="cs"/>
-                                <w:b/>
-                                <w:bCs/>
-                                <w:caps/>
-                                <w:color w:val="000000" w:themeColor="text1"/>
-                                <w:sz w:val="24"/>
-                                <w:szCs w:val="24"/>
-                                <w:u w:val="single"/>
-                                <w:rtl/>
-                              </w:rPr>
-                              <w:t xml:space="preserve"> עמוד 2</w:t>
-                            </w:r>
-                          </w:p>
-                        </w:txbxContent>
-                      </wps:txbx>
-                      <wps:bodyPr rot="0" spcFirstLastPara="0" vertOverflow="overflow" horzOverflow="overflow" vert="horz" wrap="square" lIns="228600" tIns="0" rIns="0" bIns="0" numCol="1" spcCol="0" rtlCol="0" fromWordArt="0" anchor="ctr" anchorCtr="0" forceAA="0" compatLnSpc="1">
-                        <a:prstTxWarp prst="textNoShape">
-                          <a:avLst/>
-                        </a:prstTxWarp>
-                        <a:spAutoFit/>
-                      </wps:bodyPr>
-                    </wps:wsp>
-                  </a:graphicData>
-                </a:graphic>
-                <wp14:sizeRelH relativeFrom="margin">
-                  <wp14:pctWidth>0</wp14:pctWidth>
-                </wp14:sizeRelH>
-                <wp14:sizeRelV relativeFrom="margin">
-                  <wp14:pctHeight>0</wp14:pctHeight>
-                </wp14:sizeRelV>
-              </wp:anchor>
-            </w:drawing>
-          </mc:Choice>
-          <mc:Fallback>
-            <w:pict>
-              <v:shape w14:anchorId="14E0556E" id="_x0000_s1029" type="#_x0000_t202" style="position:absolute;left:0;text-align:left;margin-left:389.25pt;margin-top:0;width:197.25pt;height:32.95pt;flip:x;z-index:-251530240;visibility:visible;mso-wrap-style:square;mso-width-percent:0;mso-height-percent:0;mso-wrap-distance-left:10.8pt;mso-wrap-distance-top:7.2pt;mso-wrap-distance-right:10.8pt;mso-wrap-distance-bottom:7.2pt;mso-position-horizontal:absolute;mso-position-horizontal-relative:page;mso-position-vertical:bottom;mso-position-vertical-relative:page;mso-width-percent:0;mso-height-percent:0;mso-width-relative:margin;mso-height-relative:margin;v-text-anchor:middle" o:gfxdata="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" filled="f" stroked="f" strokeweight=".5pt">
-                <v:textbox style="mso-fit-shape-to-text:t" inset="18pt,0,0,0">
-                  <w:txbxContent>
-                    <w:p>
-                      <w:pPr>
-                        <w:pBdr>
-                          <w:left w:val="single" w:sz="12" w:space="8" w:color="ED7D31" w:themeColor="accent2"/>
-                        </w:pBdr>
-                        <w:spacing w:before="160"/>
-                        <w:jc w:val="right"/>
-                        <w:rPr>
-                          <w:b/>
-                          <w:bCs/>
-                          <w:caps/>
-                          <w:color w:val="000000" w:themeColor="text1"/>
-                          <w:sz w:val="24"/>
-                          <w:szCs w:val="24"/>
-                          <w:u w:val="single"/>
-                        </w:rPr>
-                      </w:pPr>
-                      <w:r>
-                        <w:rPr>
-                          <w:rFonts w:hint="cs"/>
-                          <w:b/>
-                          <w:bCs/>
-                          <w:caps/>
-                          <w:color w:val="000000" w:themeColor="text1"/>
-                          <w:sz w:val="24"/>
-                          <w:szCs w:val="24"/>
-                          <w:u w:val="single"/>
-                          <w:rtl/>
-                        </w:rPr>
-                        <w:t>יאיר סאלדמן:330766833</w:t>
-                      </w:r>
-                      <w:r>
-                        <w:rPr>
-                          <w:rFonts w:hint="cs"/>
-                          <w:b/>
-                          <w:bCs/>
-                          <w:caps/>
-                          <w:color w:val="000000" w:themeColor="text1"/>
-                          <w:sz w:val="24"/>
-                          <w:szCs w:val="24"/>
-                          <w:u w:val="single"/>
-                          <w:rtl/>
-                        </w:rPr>
-                        <w:t xml:space="preserve"> עמוד 2</w:t>
-                      </w:r>
-                    </w:p>
-                  </w:txbxContent>
-                </v:textbox>
-                <w10:wrap anchorx="page" anchory="page"/>
-              </v:shape>
-            </w:pict>
-          </mc:Fallback>
-        </mc:AlternateContent>
-      </w:r>
-    </w:p>
-    <w:p>
-      <w:pPr>
-        <w:jc w:val="right"/>
-        <w:rPr>
-          <w:sz w:val="28"/>
-          <w:szCs w:val="28"/>
-        </w:rPr>
-      </w:pPr>
-    </w:p>
-    <w:p>
-      <w:pPr>
-        <w:jc w:val="right"/>
-        <w:rPr>
-          <w:sz w:val="28"/>
-          <w:szCs w:val="28"/>
-        </w:rPr>
-      </w:pPr>
-      <w:r>
-        <w:rPr>
-          <w:noProof/>
-          <w:sz w:val="28"/>
-          <w:szCs w:val="28"/>
-          <w:rtl/>
-        </w:rPr>
-        <mc:AlternateContent>
-          <mc:Choice Requires="wps">
-            <w:drawing>
-              <wp:anchor distT="91440" distB="91440" distL="137160" distR="137160" simplePos="0" relativeHeight="251776000" behindDoc="1" locked="0" layoutInCell="1" allowOverlap="1" wp14:anchorId="6D3349F6" wp14:editId="03184142">
-                <wp:simplePos x="0" y="0"/>
-                <wp:positionH relativeFrom="page">
-                  <wp:posOffset>5053013</wp:posOffset>
-                </wp:positionH>
-                <wp:positionV relativeFrom="page">
-                  <wp:posOffset>167640</wp:posOffset>
-                </wp:positionV>
-                <wp:extent cx="2216150" cy="418465"/>
-                <wp:effectExtent l="0" t="0" r="12700" b="1270"/>
-                <wp:wrapNone/>
-                <wp:docPr id="1612149323" name="תיבת טקסט 41"/>
-                <wp:cNvGraphicFramePr/>
-                <a:graphic xmlns:a="http://schemas.openxmlformats.org/drawingml/2006/main">
-                  <a:graphicData uri="http://schemas.microsoft.com/office/word/2010/wordprocessingShape">
-                    <wps:wsp>
-                      <wps:cNvSpPr txBox="1"/>
-                      <wps:spPr>
-                        <a:xfrm flipH="1">
-                          <a:off x="0" y="0"/>
-                          <a:ext cx="2216150" cy="418465"/>
-                        </a:xfrm>
-                        <a:prstGeom prst="rect">
-                          <a:avLst/>
-                        </a:prstGeom>
-                        <a:noFill/>
-                        <a:ln w="6350">
-                          <a:noFill/>
-                        </a:ln>
-                        <a:effectLst/>
-                      </wps:spPr>
-                      <wps:style>
-                        <a:lnRef idx="0">
-                          <a:schemeClr val="accent1"/>
-                        </a:lnRef>
-                        <a:fillRef idx="0">
-                          <a:schemeClr val="accent1"/>
-                        </a:fillRef>
-                        <a:effectRef idx="0">
-                          <a:schemeClr val="accent1"/>
-                        </a:effectRef>
-                        <a:fontRef idx="minor">
-                          <a:schemeClr val="dk1"/>
-                        </a:fontRef>
-                      </wps:style>
-                      <wps:txbx>
-                        <w:txbxContent>
-                          <w:p>
-                            <w:pPr>
-                              <w:pBdr>
-                                <w:left w:val="single" w:sz="12" w:space="8" w:color="ED7D31" w:themeColor="accent2"/>
-                              </w:pBdr>
-                              <w:spacing w:before="160"/>
-                              <w:jc w:val="right"/>
-                              <w:rPr>
-                                <w:b/>
-                                <w:bCs/>
-                                <w:caps/>
-                                <w:color w:val="000000" w:themeColor="text1"/>
-                                <w:sz w:val="24"/>
-                                <w:szCs w:val="24"/>
-                                <w:u w:val="single"/>
-                                <w:rtl/>
-                              </w:rPr>
-                            </w:pPr>
-                            <w:r>
-                              <w:rPr>
-                                <w:rFonts w:hint="cs"/>
-                                <w:b/>
-                                <w:bCs/>
-                                <w:caps/>
-                                <w:color w:val="000000" w:themeColor="text1"/>
-                                <w:sz w:val="24"/>
-                                <w:szCs w:val="24"/>
-                                <w:u w:val="single"/>
-                                <w:rtl/>
-                              </w:rPr>
-                              <w:t>תזכור אותי</w:t>
-                            </w:r>
-                          </w:p>
-                        </w:txbxContent>
-                      </wps:txbx>
-                      <wps:bodyPr rot="0" spcFirstLastPara="0" vertOverflow="overflow" horzOverflow="overflow" vert="horz" wrap="square" lIns="228600" tIns="0" rIns="0" bIns="0" numCol="1" spcCol="0" rtlCol="0" fromWordArt="0" anchor="ctr" anchorCtr="0" forceAA="0" compatLnSpc="1">
-                        <a:prstTxWarp prst="textNoShape">
-                          <a:avLst/>
-                        </a:prstTxWarp>
-                        <a:spAutoFit/>
-                      </wps:bodyPr>
-                    </wps:wsp>
-                  </a:graphicData>
-                </a:graphic>
-                <wp14:sizeRelH relativeFrom="margin">
-                  <wp14:pctWidth>0</wp14:pctWidth>
-                </wp14:sizeRelH>
-                <wp14:sizeRelV relativeFrom="margin">
-                  <wp14:pctHeight>0</wp14:pctHeight>
-                </wp14:sizeRelV>
-              </wp:anchor>
-            </w:drawing>
-          </mc:Choice>
-          <mc:Fallback xmlns:cx1="http://schemas.microsoft.com/office/drawing/2015/9/8/chartex" xmlns:cx2="http://schemas.microsoft.com/office/drawing/2015/10/21/chartex" xmlns:cx3="http://schemas.microsoft.com/office/drawing/2016/5/9/chartex" xmlns:cx4="http://schemas.microsoft.com/office/drawing/2016/5/10/chartex" xmlns:cx5="http://schemas.microsoft.com/office/drawing/2016/5/11/chartex" xmlns:cx6="http://schemas.microsoft.com/office/drawing/2016/5/12/chartex" xmlns:cx7="http://schemas.microsoft.com/office/drawing/2016/5/13/chartex" xmlns:cx8="http://schemas.microsoft.com/office/drawing/2016/5/14/chartex" xmlns:aink="http://schemas.microsoft.com/office/drawing/2016/ink" xmlns:am3d="http://schemas.microsoft.com/office/drawing/2017/model3d" xmlns:oel="http://schemas.microsoft.com/office/2019/extlst" xmlns:w16cex="http://schemas.microsoft.com/office/word/2018/wordml/cex" xmlns:w16cid="http://schemas.microsoft.com/office/word/2016/wordml/cid" xmlns:w16="http://schemas.microsoft.com/office/word/2018/wordml" xmlns:w16du="http://schemas.microsoft.com/office/word/2023/wordml/word16du" xmlns:w16sdtdh="http://schemas.microsoft.com/office/word/2020/wordml/sdtdatahash">
-            <w:pict>
-              <v:shape w14:anchorId="6D3349F6" id="_x0000_s1028" type="#_x0000_t202" style="position:absolute;left:0;text-align:left;margin-left:397.9pt;margin-top:13.2pt;width:174.5pt;height:32.95pt;flip:x;z-index:-251540480;visibility:visible;mso-wrap-style:square;mso-width-percent:0;mso-height-percent:0;mso-wrap-distance-left:10.8pt;mso-wrap-distance-top:7.2pt;mso-wrap-distance-right:10.8pt;mso-wrap-distance-bottom:7.2pt;mso-position-horizontal:absolute;mso-position-horizontal-relative:page;mso-position-vertical:absolute;mso-position-vertical-relative:page;mso-width-percent:0;mso-height-percent:0;mso-width-relative:margin;mso-height-relative:margin;v-text-anchor:middle" o:gfxdata="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" filled="f" stroked="f" strokeweight=".5pt">
-                <v:textbox style="mso-fit-shape-to-text:t" inset="18pt,0,0,0">
-                  <w:txbxContent>
-                    <w:p>
-                      <w:pPr>
-                        <w:pBdr>
-                          <w:left w:val="single" w:sz="12" w:space="8" w:color="ED7D31" w:themeColor="accent2"/>
-                        </w:pBdr>
-                        <w:spacing w:before="160"/>
-                        <w:jc w:val="right"/>
-                        <w:rPr>
-                          <w:rFonts w:hint="cs"/>
-                          <w:b/>
-                          <w:bCs/>
-                          <w:caps/>
-                          <w:color w:val="000000" w:themeColor="text1"/>
-                          <w:sz w:val="24"/>
-                          <w:szCs w:val="24"/>
-                          <w:u w:val="single"/>
-                          <w:rtl/>
-                        </w:rPr>
-                      </w:pPr>
-                      <w:r>
-                        <w:rPr>
-                          <w:rFonts w:hint="cs"/>
-                          <w:b/>
-                          <w:bCs/>
-                          <w:caps/>
-                          <w:color w:val="000000" w:themeColor="text1"/>
-                          <w:sz w:val="24"/>
-                          <w:szCs w:val="24"/>
-                          <w:u w:val="single"/>
-                          <w:rtl/>
-                        </w:rPr>
-                        <w:t>תזכור אותי</w:t>
-                      </w:r>
-                    </w:p>
-                  </w:txbxContent>
-                </v:textbox>
-                <w10:wrap anchorx="page" anchory="page"/>
-              </v:shape>
-            </w:pict>
-          </mc:Fallback>
-        </mc:AlternateContent>
-      </w:r>
+    </w:p>
+    <w:p>
+      <w:pPr>
+        <w:jc w:val="right"/>
+        <w:rPr>
+          <w:sz w:val="28"/>
+          <w:szCs w:val="28"/>
+        </w:rPr>
+      </w:pPr>
+    </w:p>
+    <w:p>
+      <w:pPr>
+        <w:jc w:val="right"/>
+        <w:rPr>
+          <w:sz w:val="28"/>
+          <w:szCs w:val="28"/>
+        </w:rPr>
+      </w:pPr>
     </w:p>
     <w:p>
       <w:pPr>
@@ -1917,6 +1075,7 @@
       <w:pPr>
         <w:jc w:val="right"/>
         <w:rPr>
+          <w:rFonts w:hint="cs"/>
           <w:sz w:val="28"/>
           <w:szCs w:val="28"/>
           <w:rtl/>
@@ -1961,529 +1120,126 @@
           <w:szCs w:val="28"/>
           <w:rtl/>
         </w:rPr>
-        <w:t>האתגר הכי גדול שלי הוא ליצור את המשחק עצמו ואת המילים.ובנוסף לבנות את הטיימרים של המשחק כאשר כל טיימר שונה בפני עצמו.</w:t>
-      </w:r>
-    </w:p>
-    <w:p>
-      <w:pPr>
-        <w:jc w:val="right"/>
-        <w:rPr>
-          <w:sz w:val="28"/>
-          <w:szCs w:val="28"/>
-        </w:rPr>
-      </w:pPr>
-    </w:p>
-    <w:p>
-      <w:pPr>
-        <w:jc w:val="right"/>
-        <w:rPr>
-          <w:sz w:val="28"/>
-          <w:szCs w:val="28"/>
-        </w:rPr>
-      </w:pPr>
-    </w:p>
-    <w:p>
-      <w:pPr>
-        <w:jc w:val="right"/>
-        <w:rPr>
-          <w:sz w:val="28"/>
-          <w:szCs w:val="28"/>
-        </w:rPr>
-      </w:pPr>
-    </w:p>
-    <w:p>
-      <w:pPr>
-        <w:jc w:val="right"/>
-        <w:rPr>
-          <w:sz w:val="28"/>
-          <w:szCs w:val="28"/>
-        </w:rPr>
-      </w:pPr>
-    </w:p>
-    <w:p>
-      <w:pPr>
-        <w:jc w:val="right"/>
-        <w:rPr>
-          <w:sz w:val="28"/>
-          <w:szCs w:val="28"/>
-        </w:rPr>
-      </w:pPr>
-    </w:p>
-    <w:p>
-      <w:pPr>
-        <w:jc w:val="right"/>
-        <w:rPr>
-          <w:sz w:val="28"/>
-          <w:szCs w:val="28"/>
-        </w:rPr>
-      </w:pPr>
-    </w:p>
-    <w:p>
-      <w:pPr>
-        <w:jc w:val="right"/>
-        <w:rPr>
-          <w:sz w:val="28"/>
-          <w:szCs w:val="28"/>
-        </w:rPr>
-      </w:pPr>
-    </w:p>
-    <w:p>
-      <w:pPr>
-        <w:jc w:val="right"/>
-        <w:rPr>
-          <w:sz w:val="28"/>
-          <w:szCs w:val="28"/>
-        </w:rPr>
-      </w:pPr>
-    </w:p>
-    <w:p>
-      <w:pPr>
-        <w:jc w:val="right"/>
-        <w:rPr>
-          <w:sz w:val="28"/>
-          <w:szCs w:val="28"/>
-        </w:rPr>
-      </w:pPr>
-    </w:p>
-    <w:p>
-      <w:pPr>
-        <w:jc w:val="right"/>
-        <w:rPr>
-          <w:sz w:val="28"/>
-          <w:szCs w:val="28"/>
-        </w:rPr>
-      </w:pPr>
-      <w:r>
-        <w:rPr>
-          <w:noProof/>
-          <w:sz w:val="28"/>
-          <w:szCs w:val="28"/>
-          <w:rtl/>
-        </w:rPr>
-        <mc:AlternateContent>
-          <mc:Choice Requires="wps">
-            <w:drawing>
-              <wp:anchor distT="91440" distB="91440" distL="137160" distR="137160" simplePos="0" relativeHeight="251780096" behindDoc="1" locked="0" layoutInCell="1" allowOverlap="1" wp14:anchorId="2438AA20" wp14:editId="0D9BF966">
-                <wp:simplePos x="0" y="0"/>
-                <wp:positionH relativeFrom="page">
-                  <wp:posOffset>4798722</wp:posOffset>
-                </wp:positionH>
-                <wp:positionV relativeFrom="page">
-                  <wp:posOffset>10236421</wp:posOffset>
-                </wp:positionV>
-                <wp:extent cx="2505075" cy="418465"/>
-                <wp:effectExtent l="0" t="0" r="9525" b="1270"/>
-                <wp:wrapNone/>
-                <wp:docPr id="894594507" name="תיבת טקסט 41"/>
-                <wp:cNvGraphicFramePr/>
-                <a:graphic xmlns:a="http://schemas.openxmlformats.org/drawingml/2006/main">
-                  <a:graphicData uri="http://schemas.microsoft.com/office/word/2010/wordprocessingShape">
-                    <wps:wsp>
-                      <wps:cNvSpPr txBox="1"/>
-                      <wps:spPr>
-                        <a:xfrm flipH="1">
-                          <a:off x="0" y="0"/>
-                          <a:ext cx="2505075" cy="418465"/>
-                        </a:xfrm>
-                        <a:prstGeom prst="rect">
-                          <a:avLst/>
-                        </a:prstGeom>
-                        <a:noFill/>
-                        <a:ln w="6350">
-                          <a:noFill/>
-                        </a:ln>
-                        <a:effectLst/>
-                      </wps:spPr>
-                      <wps:style>
-                        <a:lnRef idx="0">
-                          <a:schemeClr val="accent1"/>
-                        </a:lnRef>
-                        <a:fillRef idx="0">
-                          <a:schemeClr val="accent1"/>
-                        </a:fillRef>
-                        <a:effectRef idx="0">
-                          <a:schemeClr val="accent1"/>
-                        </a:effectRef>
-                        <a:fontRef idx="minor">
-                          <a:schemeClr val="dk1"/>
-                        </a:fontRef>
-                      </wps:style>
-                      <wps:txbx>
-                        <w:txbxContent>
-                          <w:p>
-                            <w:pPr>
-                              <w:pBdr>
-                                <w:left w:val="single" w:sz="12" w:space="8" w:color="ED7D31" w:themeColor="accent2"/>
-                              </w:pBdr>
-                              <w:spacing w:before="160"/>
-                              <w:jc w:val="right"/>
-                              <w:rPr>
-                                <w:b/>
-                                <w:bCs/>
-                                <w:caps/>
-                                <w:color w:val="000000" w:themeColor="text1"/>
-                                <w:sz w:val="24"/>
-                                <w:szCs w:val="24"/>
-                                <w:u w:val="single"/>
-                              </w:rPr>
-                            </w:pPr>
-                            <w:r>
-                              <w:rPr>
-                                <w:rFonts w:hint="cs"/>
-                                <w:b/>
-                                <w:bCs/>
-                                <w:caps/>
-                                <w:color w:val="000000" w:themeColor="text1"/>
-                                <w:sz w:val="24"/>
-                                <w:szCs w:val="24"/>
-                                <w:u w:val="single"/>
-                                <w:rtl/>
-                              </w:rPr>
-                              <w:t>יאיר סאלדמן:330766833</w:t>
-                            </w:r>
-                            <w:r>
-                              <w:rPr>
-                                <w:rFonts w:hint="cs"/>
-                                <w:b/>
-                                <w:bCs/>
-                                <w:caps/>
-                                <w:color w:val="000000" w:themeColor="text1"/>
-                                <w:sz w:val="24"/>
-                                <w:szCs w:val="24"/>
-                                <w:u w:val="single"/>
-                                <w:rtl/>
-                              </w:rPr>
-                              <w:t xml:space="preserve"> עמוד </w:t>
-                            </w:r>
-                            <w:r>
-                              <w:rPr>
-                                <w:rFonts w:hint="cs"/>
-                                <w:b/>
-                                <w:bCs/>
-                                <w:caps/>
-                                <w:color w:val="000000" w:themeColor="text1"/>
-                                <w:sz w:val="24"/>
-                                <w:szCs w:val="24"/>
-                                <w:u w:val="single"/>
-                                <w:rtl/>
-                              </w:rPr>
-                              <w:t>3</w:t>
-                            </w:r>
-                          </w:p>
-                        </w:txbxContent>
-                      </wps:txbx>
-                      <wps:bodyPr rot="0" spcFirstLastPara="0" vertOverflow="overflow" horzOverflow="overflow" vert="horz" wrap="square" lIns="228600" tIns="0" rIns="0" bIns="0" numCol="1" spcCol="0" rtlCol="0" fromWordArt="0" anchor="ctr" anchorCtr="0" forceAA="0" compatLnSpc="1">
-                        <a:prstTxWarp prst="textNoShape">
-                          <a:avLst/>
-                        </a:prstTxWarp>
-                        <a:spAutoFit/>
-                      </wps:bodyPr>
-                    </wps:wsp>
-                  </a:graphicData>
-                </a:graphic>
-                <wp14:sizeRelH relativeFrom="margin">
-                  <wp14:pctWidth>0</wp14:pctWidth>
-                </wp14:sizeRelH>
-                <wp14:sizeRelV relativeFrom="margin">
-                  <wp14:pctHeight>0</wp14:pctHeight>
-                </wp14:sizeRelV>
-              </wp:anchor>
-            </w:drawing>
-          </mc:Choice>
-          <mc:Fallback>
-            <w:pict>
-              <v:shape w14:anchorId="2438AA20" id="_x0000_s1031" type="#_x0000_t202" style="position:absolute;left:0;text-align:left;margin-left:377.85pt;margin-top:806pt;width:197.25pt;height:32.95pt;flip:x;z-index:-251536384;visibility:visible;mso-wrap-style:square;mso-width-percent:0;mso-height-percent:0;mso-wrap-distance-left:10.8pt;mso-wrap-distance-top:7.2pt;mso-wrap-distance-right:10.8pt;mso-wrap-distance-bottom:7.2pt;mso-position-horizontal:absolute;mso-position-horizontal-relative:page;mso-position-vertical:absolute;mso-position-vertical-relative:page;mso-width-percent:0;mso-height-percent:0;mso-width-relative:margin;mso-height-relative:margin;v-text-anchor:middle" o:gfxdata="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" filled="f" stroked="f" strokeweight=".5pt">
-                <v:textbox style="mso-fit-shape-to-text:t" inset="18pt,0,0,0">
-                  <w:txbxContent>
-                    <w:p>
-                      <w:pPr>
-                        <w:pBdr>
-                          <w:left w:val="single" w:sz="12" w:space="8" w:color="ED7D31" w:themeColor="accent2"/>
-                        </w:pBdr>
-                        <w:spacing w:before="160"/>
-                        <w:jc w:val="right"/>
-                        <w:rPr>
-                          <w:b/>
-                          <w:bCs/>
-                          <w:caps/>
-                          <w:color w:val="000000" w:themeColor="text1"/>
-                          <w:sz w:val="24"/>
-                          <w:szCs w:val="24"/>
-                          <w:u w:val="single"/>
-                        </w:rPr>
-                      </w:pPr>
-                      <w:r>
-                        <w:rPr>
-                          <w:rFonts w:hint="cs"/>
-                          <w:b/>
-                          <w:bCs/>
-                          <w:caps/>
-                          <w:color w:val="000000" w:themeColor="text1"/>
-                          <w:sz w:val="24"/>
-                          <w:szCs w:val="24"/>
-                          <w:u w:val="single"/>
-                          <w:rtl/>
-                        </w:rPr>
-                        <w:t>יאיר סאלדמן:330766833</w:t>
-                      </w:r>
-                      <w:r>
-                        <w:rPr>
-                          <w:rFonts w:hint="cs"/>
-                          <w:b/>
-                          <w:bCs/>
-                          <w:caps/>
-                          <w:color w:val="000000" w:themeColor="text1"/>
-                          <w:sz w:val="24"/>
-                          <w:szCs w:val="24"/>
-                          <w:u w:val="single"/>
-                          <w:rtl/>
-                        </w:rPr>
-                        <w:t xml:space="preserve"> עמוד </w:t>
-                      </w:r>
-                      <w:r>
-                        <w:rPr>
-                          <w:rFonts w:hint="cs"/>
-                          <w:b/>
-                          <w:bCs/>
-                          <w:caps/>
-                          <w:color w:val="000000" w:themeColor="text1"/>
-                          <w:sz w:val="24"/>
-                          <w:szCs w:val="24"/>
-                          <w:u w:val="single"/>
-                          <w:rtl/>
-                        </w:rPr>
-                        <w:t>3</w:t>
-                      </w:r>
-                    </w:p>
-                  </w:txbxContent>
-                </v:textbox>
-                <w10:wrap anchorx="page" anchory="page"/>
-              </v:shape>
-            </w:pict>
-          </mc:Fallback>
-        </mc:AlternateContent>
-      </w:r>
-    </w:p>
-    <w:p>
-      <w:pPr>
-        <w:jc w:val="right"/>
-        <w:rPr>
-          <w:sz w:val="28"/>
-          <w:szCs w:val="28"/>
-          <w:rtl/>
-        </w:rPr>
-      </w:pPr>
-      <w:r>
-        <w:rPr>
-          <w:noProof/>
-          <w:sz w:val="28"/>
-          <w:szCs w:val="28"/>
-          <w:rtl/>
-        </w:rPr>
-        <w:lastRenderedPageBreak/>
-        <mc:AlternateContent>
-          <mc:Choice Requires="wps">
-            <w:drawing>
-              <wp:anchor distT="91440" distB="91440" distL="137160" distR="137160" simplePos="0" relativeHeight="251773952" behindDoc="1" locked="0" layoutInCell="1" allowOverlap="1" wp14:anchorId="047EC79E" wp14:editId="718930A5">
-                <wp:simplePos x="0" y="0"/>
-                <wp:positionH relativeFrom="margin">
-                  <wp:posOffset>3848100</wp:posOffset>
-                </wp:positionH>
-                <wp:positionV relativeFrom="page">
-                  <wp:align>bottom</wp:align>
-                </wp:positionV>
-                <wp:extent cx="2505075" cy="418465"/>
-                <wp:effectExtent l="0" t="0" r="9525" b="1270"/>
-                <wp:wrapNone/>
-                <wp:docPr id="2041794207" name="תיבת טקסט 41"/>
-                <wp:cNvGraphicFramePr/>
-                <a:graphic xmlns:a="http://schemas.openxmlformats.org/drawingml/2006/main">
-                  <a:graphicData uri="http://schemas.microsoft.com/office/word/2010/wordprocessingShape">
-                    <wps:wsp>
-                      <wps:cNvSpPr txBox="1"/>
-                      <wps:spPr>
-                        <a:xfrm flipH="1">
-                          <a:off x="0" y="0"/>
-                          <a:ext cx="2505075" cy="418465"/>
-                        </a:xfrm>
-                        <a:prstGeom prst="rect">
-                          <a:avLst/>
-                        </a:prstGeom>
-                        <a:noFill/>
-                        <a:ln w="6350">
-                          <a:noFill/>
-                        </a:ln>
-                        <a:effectLst/>
-                      </wps:spPr>
-                      <wps:style>
-                        <a:lnRef idx="0">
-                          <a:schemeClr val="accent1"/>
-                        </a:lnRef>
-                        <a:fillRef idx="0">
-                          <a:schemeClr val="accent1"/>
-                        </a:fillRef>
-                        <a:effectRef idx="0">
-                          <a:schemeClr val="accent1"/>
-                        </a:effectRef>
-                        <a:fontRef idx="minor">
-                          <a:schemeClr val="dk1"/>
-                        </a:fontRef>
-                      </wps:style>
-                      <wps:txbx>
-                        <w:txbxContent>
-                          <w:p>
-                            <w:pPr>
-                              <w:pBdr>
-                                <w:left w:val="single" w:sz="12" w:space="8" w:color="ED7D31" w:themeColor="accent2"/>
-                              </w:pBdr>
-                              <w:spacing w:before="160"/>
-                              <w:jc w:val="right"/>
-                              <w:rPr>
-                                <w:b/>
-                                <w:bCs/>
-                                <w:caps/>
-                                <w:color w:val="000000" w:themeColor="text1"/>
-                                <w:sz w:val="24"/>
-                                <w:szCs w:val="24"/>
-                                <w:u w:val="single"/>
-                              </w:rPr>
-                            </w:pPr>
-                            <w:r>
-                              <w:rPr>
-                                <w:rFonts w:hint="cs"/>
-                                <w:b/>
-                                <w:bCs/>
-                                <w:caps/>
-                                <w:color w:val="000000" w:themeColor="text1"/>
-                                <w:sz w:val="24"/>
-                                <w:szCs w:val="24"/>
-                                <w:u w:val="single"/>
-                                <w:rtl/>
-                              </w:rPr>
-                              <w:t>יאיר סאלדמן:330766833</w:t>
-                            </w:r>
-                            <w:r>
-                              <w:rPr>
-                                <w:rFonts w:hint="cs"/>
-                                <w:b/>
-                                <w:bCs/>
-                                <w:caps/>
-                                <w:color w:val="000000" w:themeColor="text1"/>
-                                <w:sz w:val="24"/>
-                                <w:szCs w:val="24"/>
-                                <w:u w:val="single"/>
-                                <w:rtl/>
-                              </w:rPr>
-                              <w:t xml:space="preserve"> עמוד </w:t>
-                            </w:r>
-                            <w:r>
-                              <w:rPr>
-                                <w:rFonts w:hint="cs"/>
-                                <w:b/>
-                                <w:bCs/>
-                                <w:caps/>
-                                <w:color w:val="000000" w:themeColor="text1"/>
-                                <w:sz w:val="24"/>
-                                <w:szCs w:val="24"/>
-                                <w:u w:val="single"/>
-                                <w:rtl/>
-                              </w:rPr>
-                              <w:t>4</w:t>
-                            </w:r>
-                          </w:p>
-                        </w:txbxContent>
-                      </wps:txbx>
-                      <wps:bodyPr rot="0" spcFirstLastPara="0" vertOverflow="overflow" horzOverflow="overflow" vert="horz" wrap="square" lIns="228600" tIns="0" rIns="0" bIns="0" numCol="1" spcCol="0" rtlCol="0" fromWordArt="0" anchor="ctr" anchorCtr="0" forceAA="0" compatLnSpc="1">
-                        <a:prstTxWarp prst="textNoShape">
-                          <a:avLst/>
-                        </a:prstTxWarp>
-                        <a:spAutoFit/>
-                      </wps:bodyPr>
-                    </wps:wsp>
-                  </a:graphicData>
-                </a:graphic>
-                <wp14:sizeRelH relativeFrom="margin">
-                  <wp14:pctWidth>0</wp14:pctWidth>
-                </wp14:sizeRelH>
-                <wp14:sizeRelV relativeFrom="margin">
-                  <wp14:pctHeight>0</wp14:pctHeight>
-                </wp14:sizeRelV>
-              </wp:anchor>
-            </w:drawing>
-          </mc:Choice>
-          <mc:Fallback>
-            <w:pict>
-              <v:shape w14:anchorId="047EC79E" id="_x0000_s1032" type="#_x0000_t202" style="position:absolute;left:0;text-align:left;margin-left:303pt;margin-top:0;width:197.25pt;height:32.95pt;flip:x;z-index:-251542528;visibility:visible;mso-wrap-style:square;mso-width-percent:0;mso-height-percent:0;mso-wrap-distance-left:10.8pt;mso-wrap-distance-top:7.2pt;mso-wrap-distance-right:10.8pt;mso-wrap-distance-bottom:7.2pt;mso-position-horizontal:absolute;mso-position-horizontal-relative:margin;mso-position-vertical:bottom;mso-position-vertical-relative:page;mso-width-percent:0;mso-height-percent:0;mso-width-relative:margin;mso-height-relative:margin;v-text-anchor:middle" o:gfxdata="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" filled="f" stroked="f" strokeweight=".5pt">
-                <v:textbox style="mso-fit-shape-to-text:t" inset="18pt,0,0,0">
-                  <w:txbxContent>
-                    <w:p>
-                      <w:pPr>
-                        <w:pBdr>
-                          <w:left w:val="single" w:sz="12" w:space="8" w:color="ED7D31" w:themeColor="accent2"/>
-                        </w:pBdr>
-                        <w:spacing w:before="160"/>
-                        <w:jc w:val="right"/>
-                        <w:rPr>
-                          <w:b/>
-                          <w:bCs/>
-                          <w:caps/>
-                          <w:color w:val="000000" w:themeColor="text1"/>
-                          <w:sz w:val="24"/>
-                          <w:szCs w:val="24"/>
-                          <w:u w:val="single"/>
-                        </w:rPr>
-                      </w:pPr>
-                      <w:r>
-                        <w:rPr>
-                          <w:rFonts w:hint="cs"/>
-                          <w:b/>
-                          <w:bCs/>
-                          <w:caps/>
-                          <w:color w:val="000000" w:themeColor="text1"/>
-                          <w:sz w:val="24"/>
-                          <w:szCs w:val="24"/>
-                          <w:u w:val="single"/>
-                          <w:rtl/>
-                        </w:rPr>
-                        <w:t>יאיר סאלדמן:330766833</w:t>
-                      </w:r>
-                      <w:r>
-                        <w:rPr>
-                          <w:rFonts w:hint="cs"/>
-                          <w:b/>
-                          <w:bCs/>
-                          <w:caps/>
-                          <w:color w:val="000000" w:themeColor="text1"/>
-                          <w:sz w:val="24"/>
-                          <w:szCs w:val="24"/>
-                          <w:u w:val="single"/>
-                          <w:rtl/>
-                        </w:rPr>
-                        <w:t xml:space="preserve"> עמוד </w:t>
-                      </w:r>
-                      <w:r>
-                        <w:rPr>
-                          <w:rFonts w:hint="cs"/>
-                          <w:b/>
-                          <w:bCs/>
-                          <w:caps/>
-                          <w:color w:val="000000" w:themeColor="text1"/>
-                          <w:sz w:val="24"/>
-                          <w:szCs w:val="24"/>
-                          <w:u w:val="single"/>
-                          <w:rtl/>
-                        </w:rPr>
-                        <w:t>4</w:t>
-                      </w:r>
-                    </w:p>
-                  </w:txbxContent>
-                </v:textbox>
-                <w10:wrap anchorx="margin" anchory="page"/>
-              </v:shape>
-            </w:pict>
-          </mc:Fallback>
-        </mc:AlternateContent>
-      </w:r>
+        <w:t>האתגר הכי גדול שלי הוא ליצור את המשחק עצמו ואת המילים.</w:t>
+      </w:r>
+      <w:r>
+        <w:rPr>
+          <w:rFonts w:hint="cs"/>
+          <w:sz w:val="28"/>
+          <w:szCs w:val="28"/>
+          <w:rtl/>
+        </w:rPr>
+        <w:t xml:space="preserve"> </w:t>
+      </w:r>
+      <w:r>
+        <w:rPr>
+          <w:rFonts w:hint="cs"/>
+          <w:sz w:val="28"/>
+          <w:szCs w:val="28"/>
+          <w:rtl/>
+        </w:rPr>
+        <w:t>ובנוסף לבנות את הטיימרים של המשחק כאשר כל טיימר שונה בפני עצמו.</w:t>
+      </w:r>
+    </w:p>
+    <w:p>
+      <w:pPr>
+        <w:jc w:val="right"/>
+        <w:rPr>
+          <w:sz w:val="28"/>
+          <w:szCs w:val="28"/>
+        </w:rPr>
+      </w:pPr>
+    </w:p>
+    <w:p>
+      <w:pPr>
+        <w:jc w:val="right"/>
+        <w:rPr>
+          <w:sz w:val="28"/>
+          <w:szCs w:val="28"/>
+        </w:rPr>
+      </w:pPr>
+    </w:p>
+    <w:p>
+      <w:pPr>
+        <w:jc w:val="right"/>
+        <w:rPr>
+          <w:sz w:val="28"/>
+          <w:szCs w:val="28"/>
+        </w:rPr>
+      </w:pPr>
+    </w:p>
+    <w:p>
+      <w:pPr>
+        <w:jc w:val="right"/>
+        <w:rPr>
+          <w:sz w:val="28"/>
+          <w:szCs w:val="28"/>
+        </w:rPr>
+      </w:pPr>
+    </w:p>
+    <w:p>
+      <w:pPr>
+        <w:jc w:val="right"/>
+        <w:rPr>
+          <w:sz w:val="28"/>
+          <w:szCs w:val="28"/>
+        </w:rPr>
+      </w:pPr>
+    </w:p>
+    <w:p>
+      <w:pPr>
+        <w:jc w:val="right"/>
+        <w:rPr>
+          <w:sz w:val="28"/>
+          <w:szCs w:val="28"/>
+        </w:rPr>
+      </w:pPr>
+    </w:p>
+    <w:p>
+      <w:pPr>
+        <w:jc w:val="right"/>
+        <w:rPr>
+          <w:sz w:val="28"/>
+          <w:szCs w:val="28"/>
+        </w:rPr>
+      </w:pPr>
+    </w:p>
+    <w:p>
+      <w:pPr>
+        <w:jc w:val="right"/>
+        <w:rPr>
+          <w:sz w:val="28"/>
+          <w:szCs w:val="28"/>
+        </w:rPr>
+      </w:pPr>
+    </w:p>
+    <w:p>
+      <w:pPr>
+        <w:jc w:val="right"/>
+        <w:rPr>
+          <w:sz w:val="28"/>
+          <w:szCs w:val="28"/>
+        </w:rPr>
+      </w:pPr>
+    </w:p>
+    <w:p>
+      <w:pPr>
+        <w:jc w:val="right"/>
+        <w:rPr>
+          <w:sz w:val="28"/>
+          <w:szCs w:val="28"/>
+        </w:rPr>
+      </w:pPr>
+    </w:p>
+    <w:p>
+      <w:pPr>
+        <w:jc w:val="right"/>
+        <w:rPr>
+          <w:sz w:val="28"/>
+          <w:szCs w:val="28"/>
+          <w:rtl/>
+        </w:rPr>
+      </w:pPr>
     </w:p>
     <w:p>
       <w:pPr>
@@ -2497,162 +1253,6 @@
           <w:rtl/>
         </w:rPr>
       </w:pPr>
-      <w:r>
-        <w:rPr>
-          <w:noProof/>
-          <w:sz w:val="28"/>
-          <w:szCs w:val="28"/>
-          <w:rtl/>
-        </w:rPr>
-        <mc:AlternateContent>
-          <mc:Choice Requires="wps">
-            <w:drawing>
-              <wp:anchor distT="91440" distB="91440" distL="137160" distR="137160" simplePos="0" relativeHeight="251743232" behindDoc="1" locked="0" layoutInCell="1" allowOverlap="1" wp14:anchorId="01EF6D69" wp14:editId="050A28CE">
-                <wp:simplePos x="0" y="0"/>
-                <wp:positionH relativeFrom="page">
-                  <wp:posOffset>5124450</wp:posOffset>
-                </wp:positionH>
-                <wp:positionV relativeFrom="page">
-                  <wp:posOffset>10795</wp:posOffset>
-                </wp:positionV>
-                <wp:extent cx="2216150" cy="418465"/>
-                <wp:effectExtent l="0" t="0" r="12700" b="1270"/>
-                <wp:wrapNone/>
-                <wp:docPr id="1955435939" name="תיבת טקסט 41"/>
-                <wp:cNvGraphicFramePr/>
-                <a:graphic xmlns:a="http://schemas.openxmlformats.org/drawingml/2006/main">
-                  <a:graphicData uri="http://schemas.microsoft.com/office/word/2010/wordprocessingShape">
-                    <wps:wsp>
-                      <wps:cNvSpPr txBox="1"/>
-                      <wps:spPr>
-                        <a:xfrm flipH="1">
-                          <a:off x="0" y="0"/>
-                          <a:ext cx="2216150" cy="418465"/>
-                        </a:xfrm>
-                        <a:prstGeom prst="rect">
-                          <a:avLst/>
-                        </a:prstGeom>
-                        <a:noFill/>
-                        <a:ln w="6350">
-                          <a:noFill/>
-                        </a:ln>
-                        <a:effectLst/>
-                      </wps:spPr>
-                      <wps:style>
-                        <a:lnRef idx="0">
-                          <a:schemeClr val="accent1"/>
-                        </a:lnRef>
-                        <a:fillRef idx="0">
-                          <a:schemeClr val="accent1"/>
-                        </a:fillRef>
-                        <a:effectRef idx="0">
-                          <a:schemeClr val="accent1"/>
-                        </a:effectRef>
-                        <a:fontRef idx="minor">
-                          <a:schemeClr val="dk1"/>
-                        </a:fontRef>
-                      </wps:style>
-                      <wps:txbx>
-                        <w:txbxContent>
-                          <w:p>
-                            <w:pPr>
-                              <w:pBdr>
-                                <w:left w:val="single" w:sz="12" w:space="8" w:color="ED7D31" w:themeColor="accent2"/>
-                              </w:pBdr>
-                              <w:spacing w:before="160"/>
-                              <w:jc w:val="right"/>
-                              <w:rPr>
-                                <w:b/>
-                                <w:bCs/>
-                                <w:caps/>
-                                <w:color w:val="000000" w:themeColor="text1"/>
-                                <w:sz w:val="24"/>
-                                <w:szCs w:val="24"/>
-                                <w:u w:val="single"/>
-                                <w:rtl/>
-                              </w:rPr>
-                            </w:pPr>
-                            <w:r>
-                              <w:rPr>
-                                <w:rFonts w:hint="cs"/>
-                                <w:b/>
-                                <w:bCs/>
-                                <w:caps/>
-                                <w:color w:val="000000" w:themeColor="text1"/>
-                                <w:sz w:val="24"/>
-                                <w:szCs w:val="24"/>
-                                <w:u w:val="single"/>
-                                <w:rtl/>
-                              </w:rPr>
-                              <w:t>תזכור אותי</w:t>
-                            </w:r>
-                          </w:p>
-                        </w:txbxContent>
-                      </wps:txbx>
-                      <wps:bodyPr rot="0" spcFirstLastPara="0" vertOverflow="overflow" horzOverflow="overflow" vert="horz" wrap="square" lIns="228600" tIns="0" rIns="0" bIns="0" numCol="1" spcCol="0" rtlCol="0" fromWordArt="0" anchor="ctr" anchorCtr="0" forceAA="0" compatLnSpc="1">
-                        <a:prstTxWarp prst="textNoShape">
-                          <a:avLst/>
-                        </a:prstTxWarp>
-                        <a:spAutoFit/>
-                      </wps:bodyPr>
-                    </wps:wsp>
-                  </a:graphicData>
-                </a:graphic>
-                <wp14:sizeRelH relativeFrom="margin">
-                  <wp14:pctWidth>0</wp14:pctWidth>
-                </wp14:sizeRelH>
-                <wp14:sizeRelV relativeFrom="margin">
-                  <wp14:pctHeight>0</wp14:pctHeight>
-                </wp14:sizeRelV>
-              </wp:anchor>
-            </w:drawing>
-          </mc:Choice>
-          <mc:Fallback>
-            <w:pict>
-              <v:shape w14:anchorId="01EF6D69" id="_x0000_s1030" type="#_x0000_t202" style="position:absolute;left:0;text-align:left;margin-left:403.5pt;margin-top:.85pt;width:174.5pt;height:32.95pt;flip:x;z-index:-251573248;visibility:visible;mso-wrap-style:square;mso-width-percent:0;mso-height-percent:0;mso-wrap-distance-left:10.8pt;mso-wrap-distance-top:7.2pt;mso-wrap-distance-right:10.8pt;mso-wrap-distance-bottom:7.2pt;mso-position-horizontal:absolute;mso-position-horizontal-relative:page;mso-position-vertical:absolute;mso-position-vertical-relative:page;mso-width-percent:0;mso-height-percent:0;mso-width-relative:margin;mso-height-relative:margin;v-text-anchor:middle" o:gfxdata="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" filled="f" stroked="f" strokeweight=".5pt">
-                <v:textbox style="mso-fit-shape-to-text:t" inset="18pt,0,0,0">
-                  <w:txbxContent>
-                    <w:p>
-                      <w:pPr>
-                        <w:pBdr>
-                          <w:left w:val="single" w:sz="12" w:space="8" w:color="ED7D31" w:themeColor="accent2"/>
-                        </w:pBdr>
-                        <w:spacing w:before="160"/>
-                        <w:jc w:val="right"/>
-                        <w:rPr>
-                          <w:b/>
-                          <w:bCs/>
-                          <w:caps/>
-                          <w:color w:val="000000" w:themeColor="text1"/>
-                          <w:sz w:val="24"/>
-                          <w:szCs w:val="24"/>
-                          <w:u w:val="single"/>
-                          <w:rtl/>
-                        </w:rPr>
-                      </w:pPr>
-                      <w:r>
-                        <w:rPr>
-                          <w:rFonts w:hint="cs"/>
-                          <w:b/>
-                          <w:bCs/>
-                          <w:caps/>
-                          <w:color w:val="000000" w:themeColor="text1"/>
-                          <w:sz w:val="24"/>
-                          <w:szCs w:val="24"/>
-                          <w:u w:val="single"/>
-                          <w:rtl/>
-                        </w:rPr>
-                        <w:t>תזכור אותי</w:t>
-                      </w:r>
-                    </w:p>
-                  </w:txbxContent>
-                </v:textbox>
-                <w10:wrap anchorx="page" anchory="page"/>
-              </v:shape>
-            </w:pict>
-          </mc:Fallback>
-        </mc:AlternateContent>
-      </w:r>
       <w:r>
         <w:rPr>
           <w:rFonts w:hint="cs"/>
@@ -2889,9 +1489,9 @@
               </wp:anchor>
             </w:drawing>
           </mc:Choice>
-          <mc:Fallback xmlns:cx1="http://schemas.microsoft.com/office/drawing/2015/9/8/chartex" xmlns:cx2="http://schemas.microsoft.com/office/drawing/2015/10/21/chartex" xmlns:cx3="http://schemas.microsoft.com/office/drawing/2016/5/9/chartex" xmlns:cx4="http://schemas.microsoft.com/office/drawing/2016/5/10/chartex" xmlns:cx5="http://schemas.microsoft.com/office/drawing/2016/5/11/chartex" xmlns:cx6="http://schemas.microsoft.com/office/drawing/2016/5/12/chartex" xmlns:cx7="http://schemas.microsoft.com/office/drawing/2016/5/13/chartex" xmlns:cx8="http://schemas.microsoft.com/office/drawing/2016/5/14/chartex" xmlns:aink="http://schemas.microsoft.com/office/drawing/2016/ink" xmlns:am3d="http://schemas.microsoft.com/office/drawing/2017/model3d" xmlns:oel="http://schemas.microsoft.com/office/2019/extlst" xmlns:w16cex="http://schemas.microsoft.com/office/word/2018/wordml/cex" xmlns:w16cid="http://schemas.microsoft.com/office/word/2016/wordml/cid" xmlns:w16="http://schemas.microsoft.com/office/word/2018/wordml" xmlns:w16du="http://schemas.microsoft.com/office/word/2023/wordml/word16du" xmlns:w16sdtdh="http://schemas.microsoft.com/office/word/2020/wordml/sdtdatahash">
+          <mc:Fallback>
             <w:pict>
-              <v:rect w14:anchorId="0EE51802" id="מלבן 30" o:spid="_x0000_s1031" style="position:absolute;left:0;text-align:left;margin-left:61.8pt;margin-top:20.6pt;width:113.3pt;height:39.3pt;flip:x;z-index:251678720;visibility:visible;mso-wrap-style:square;mso-wrap-distance-left:9pt;mso-wrap-distance-top:0;mso-wrap-distance-right:9pt;mso-wrap-distance-bottom:0;mso-position-horizontal:absolute;mso-position-horizontal-relative:text;mso-position-vertical:absolute;mso-position-vertical-relative:text;v-text-anchor:top" o:gfxdata="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" filled="f" stroked="f" strokeweight="1pt">
+              <v:rect w14:anchorId="0EE51802" id="מלבן 30" o:spid="_x0000_s1026" style="position:absolute;left:0;text-align:left;margin-left:61.8pt;margin-top:20.6pt;width:113.3pt;height:39.3pt;flip:x;z-index:251678720;visibility:visible;mso-wrap-style:square;mso-wrap-distance-left:9pt;mso-wrap-distance-top:0;mso-wrap-distance-right:9pt;mso-wrap-distance-bottom:0;mso-position-horizontal:absolute;mso-position-horizontal-relative:text;mso-position-vertical:absolute;mso-position-vertical-relative:text;v-text-anchor:top" o:gfxdata="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" filled="f" stroked="f" strokeweight="1pt">
                 <v:textbox inset="10.8pt,0,10.8pt,0">
                   <w:txbxContent>
                     <w:p>
@@ -3013,7 +1613,7 @@
               </wp:anchor>
             </w:drawing>
           </mc:Choice>
-          <mc:Fallback xmlns:cx1="http://schemas.microsoft.com/office/drawing/2015/9/8/chartex" xmlns:cx2="http://schemas.microsoft.com/office/drawing/2015/10/21/chartex" xmlns:cx3="http://schemas.microsoft.com/office/drawing/2016/5/9/chartex" xmlns:cx4="http://schemas.microsoft.com/office/drawing/2016/5/10/chartex" xmlns:cx5="http://schemas.microsoft.com/office/drawing/2016/5/11/chartex" xmlns:cx6="http://schemas.microsoft.com/office/drawing/2016/5/12/chartex" xmlns:cx7="http://schemas.microsoft.com/office/drawing/2016/5/13/chartex" xmlns:cx8="http://schemas.microsoft.com/office/drawing/2016/5/14/chartex" xmlns:aink="http://schemas.microsoft.com/office/drawing/2016/ink" xmlns:am3d="http://schemas.microsoft.com/office/drawing/2017/model3d" xmlns:oel="http://schemas.microsoft.com/office/2019/extlst" xmlns:w16cex="http://schemas.microsoft.com/office/word/2018/wordml/cex" xmlns:w16cid="http://schemas.microsoft.com/office/word/2016/wordml/cid" xmlns:w16="http://schemas.microsoft.com/office/word/2018/wordml" xmlns:w16du="http://schemas.microsoft.com/office/word/2023/wordml/word16du" xmlns:w16sdtdh="http://schemas.microsoft.com/office/word/2020/wordml/sdtdatahash">
+          <mc:Fallback xmlns:w16sdtdh="http://schemas.microsoft.com/office/word/2020/wordml/sdtdatahash" xmlns:w16du="http://schemas.microsoft.com/office/word/2023/wordml/word16du" xmlns:w16="http://schemas.microsoft.com/office/word/2018/wordml" xmlns:w16cex="http://schemas.microsoft.com/office/word/2018/wordml/cex" xmlns:oel="http://schemas.microsoft.com/office/2019/extlst">
             <w:pict>
               <v:oval w14:anchorId="7309C57E" id="אליפסה 19" o:spid="_x0000_s1026" style="position:absolute;left:0;text-align:left;margin-left:196.9pt;margin-top:11.45pt;width:95.4pt;height:72.6pt;z-index:251680768;visibility:visible;mso-wrap-style:square;mso-wrap-distance-left:9pt;mso-wrap-distance-top:0;mso-wrap-distance-right:9pt;mso-wrap-distance-bottom:0;mso-position-horizontal:absolute;mso-position-horizontal-relative:margin;mso-position-vertical:absolute;mso-position-vertical-relative:text;v-text-anchor:middle" o:gfxdata="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" fillcolor="#4472c4 [3204]" strokecolor="#1f3763 [1604]" strokeweight="1pt">
                 <v:stroke joinstyle="miter"/>
@@ -3092,7 +1692,7 @@
               </wp:anchor>
             </w:drawing>
           </mc:Choice>
-          <mc:Fallback xmlns:cx1="http://schemas.microsoft.com/office/drawing/2015/9/8/chartex" xmlns:cx2="http://schemas.microsoft.com/office/drawing/2015/10/21/chartex" xmlns:cx3="http://schemas.microsoft.com/office/drawing/2016/5/9/chartex" xmlns:cx4="http://schemas.microsoft.com/office/drawing/2016/5/10/chartex" xmlns:cx5="http://schemas.microsoft.com/office/drawing/2016/5/11/chartex" xmlns:cx6="http://schemas.microsoft.com/office/drawing/2016/5/12/chartex" xmlns:cx7="http://schemas.microsoft.com/office/drawing/2016/5/13/chartex" xmlns:cx8="http://schemas.microsoft.com/office/drawing/2016/5/14/chartex" xmlns:aink="http://schemas.microsoft.com/office/drawing/2016/ink" xmlns:am3d="http://schemas.microsoft.com/office/drawing/2017/model3d" xmlns:oel="http://schemas.microsoft.com/office/2019/extlst" xmlns:w16cex="http://schemas.microsoft.com/office/word/2018/wordml/cex" xmlns:w16cid="http://schemas.microsoft.com/office/word/2016/wordml/cid" xmlns:w16="http://schemas.microsoft.com/office/word/2018/wordml" xmlns:w16du="http://schemas.microsoft.com/office/word/2023/wordml/word16du" xmlns:w16sdtdh="http://schemas.microsoft.com/office/word/2020/wordml/sdtdatahash">
+          <mc:Fallback xmlns:w16sdtdh="http://schemas.microsoft.com/office/word/2020/wordml/sdtdatahash" xmlns:w16du="http://schemas.microsoft.com/office/word/2023/wordml/word16du" xmlns:w16="http://schemas.microsoft.com/office/word/2018/wordml" xmlns:w16cex="http://schemas.microsoft.com/office/word/2018/wordml/cex" xmlns:oel="http://schemas.microsoft.com/office/2019/extlst">
             <w:pict>
               <v:shapetype w14:anchorId="6123C78C" id="_x0000_t13" coordsize="21600,21600" o:spt="13" adj="16200,5400" path="m@0,l@0@1,0@1,0@2@0@2@0,21600,21600,10800xe">
                 <v:stroke joinstyle="miter"/>
@@ -3191,9 +1791,13 @@
               </wp:anchor>
             </w:drawing>
           </mc:Choice>
-          <mc:Fallback xmlns:cx1="http://schemas.microsoft.com/office/drawing/2015/9/8/chartex" xmlns:cx2="http://schemas.microsoft.com/office/drawing/2015/10/21/chartex" xmlns:cx3="http://schemas.microsoft.com/office/drawing/2016/5/9/chartex" xmlns:cx4="http://schemas.microsoft.com/office/drawing/2016/5/10/chartex" xmlns:cx5="http://schemas.microsoft.com/office/drawing/2016/5/11/chartex" xmlns:cx6="http://schemas.microsoft.com/office/drawing/2016/5/12/chartex" xmlns:cx7="http://schemas.microsoft.com/office/drawing/2016/5/13/chartex" xmlns:cx8="http://schemas.microsoft.com/office/drawing/2016/5/14/chartex" xmlns:aink="http://schemas.microsoft.com/office/drawing/2016/ink" xmlns:am3d="http://schemas.microsoft.com/office/drawing/2017/model3d" xmlns:oel="http://schemas.microsoft.com/office/2019/extlst" xmlns:w16cex="http://schemas.microsoft.com/office/word/2018/wordml/cex" xmlns:w16cid="http://schemas.microsoft.com/office/word/2016/wordml/cid" xmlns:w16="http://schemas.microsoft.com/office/word/2018/wordml" xmlns:w16du="http://schemas.microsoft.com/office/word/2023/wordml/word16du" xmlns:w16sdtdh="http://schemas.microsoft.com/office/word/2020/wordml/sdtdatahash">
+          <mc:Fallback>
             <w:pict>
-              <v:shape w14:anchorId="1C06FBF7" id="תיבת טקסט 11" o:spid="_x0000_s1032" type="#_x0000_t202" style="position:absolute;left:0;text-align:left;margin-left:16.9pt;margin-top:18.9pt;width:55.8pt;height:48.4pt;z-index:251675648;visibility:visible;mso-wrap-style:square;mso-height-percent:0;mso-wrap-distance-left:9pt;mso-wrap-distance-top:0;mso-wrap-distance-right:9pt;mso-wrap-distance-bottom:0;mso-position-horizontal:absolute;mso-position-horizontal-relative:text;mso-position-vertical:absolute;mso-position-vertical-relative:text;mso-height-percent:0;mso-height-relative:margin;v-text-anchor:top" o:gfxdata="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" fillcolor="white [3201]" strokeweight=".5pt">
+              <v:shapetype w14:anchorId="1C06FBF7" id="_x0000_t202" coordsize="21600,21600" o:spt="202" path="m,l,21600r21600,l21600,xe">
+                <v:stroke joinstyle="miter"/>
+                <v:path gradientshapeok="t" o:connecttype="rect"/>
+              </v:shapetype>
+              <v:shape id="תיבת טקסט 11" o:spid="_x0000_s1027" type="#_x0000_t202" style="position:absolute;left:0;text-align:left;margin-left:16.9pt;margin-top:18.9pt;width:55.8pt;height:48.4pt;z-index:251675648;visibility:visible;mso-wrap-style:square;mso-height-percent:0;mso-wrap-distance-left:9pt;mso-wrap-distance-top:0;mso-wrap-distance-right:9pt;mso-wrap-distance-bottom:0;mso-position-horizontal:absolute;mso-position-horizontal-relative:text;mso-position-vertical:absolute;mso-position-vertical-relative:text;mso-height-percent:0;mso-height-relative:margin;v-text-anchor:top" o:gfxdata="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" fillcolor="white [3201]" strokeweight=".5pt">
                 <v:textbox>
                   <w:txbxContent>
                     <w:p>
@@ -3283,7 +1887,7 @@
               </wp:anchor>
             </w:drawing>
           </mc:Choice>
-          <mc:Fallback xmlns:cx1="http://schemas.microsoft.com/office/drawing/2015/9/8/chartex" xmlns:cx2="http://schemas.microsoft.com/office/drawing/2015/10/21/chartex" xmlns:cx3="http://schemas.microsoft.com/office/drawing/2016/5/9/chartex" xmlns:cx4="http://schemas.microsoft.com/office/drawing/2016/5/10/chartex" xmlns:cx5="http://schemas.microsoft.com/office/drawing/2016/5/11/chartex" xmlns:cx6="http://schemas.microsoft.com/office/drawing/2016/5/12/chartex" xmlns:cx7="http://schemas.microsoft.com/office/drawing/2016/5/13/chartex" xmlns:cx8="http://schemas.microsoft.com/office/drawing/2016/5/14/chartex" xmlns:aink="http://schemas.microsoft.com/office/drawing/2016/ink" xmlns:am3d="http://schemas.microsoft.com/office/drawing/2017/model3d" xmlns:oel="http://schemas.microsoft.com/office/2019/extlst" xmlns:w16cex="http://schemas.microsoft.com/office/word/2018/wordml/cex" xmlns:w16cid="http://schemas.microsoft.com/office/word/2016/wordml/cid" xmlns:w16="http://schemas.microsoft.com/office/word/2018/wordml" xmlns:w16du="http://schemas.microsoft.com/office/word/2023/wordml/word16du" xmlns:w16sdtdh="http://schemas.microsoft.com/office/word/2020/wordml/sdtdatahash">
+          <mc:Fallback xmlns:w16sdtdh="http://schemas.microsoft.com/office/word/2020/wordml/sdtdatahash" xmlns:w16du="http://schemas.microsoft.com/office/word/2023/wordml/word16du" xmlns:w16="http://schemas.microsoft.com/office/word/2018/wordml" xmlns:w16cex="http://schemas.microsoft.com/office/word/2018/wordml/cex" xmlns:oel="http://schemas.microsoft.com/office/2019/extlst">
             <w:pict>
               <v:oval w14:anchorId="1CA87741" id="אליפסה 10" o:spid="_x0000_s1026" style="position:absolute;left:0;text-align:left;margin-left:-3pt;margin-top:10.8pt;width:95.4pt;height:62.85pt;z-index:251673600;visibility:visible;mso-wrap-style:square;mso-height-percent:0;mso-wrap-distance-left:9pt;mso-wrap-distance-top:0;mso-wrap-distance-right:9pt;mso-wrap-distance-bottom:0;mso-position-horizontal:absolute;mso-position-horizontal-relative:margin;mso-position-vertical:absolute;mso-position-vertical-relative:text;mso-height-percent:0;mso-height-relative:margin;v-text-anchor:middle" o:gfxdata="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" fillcolor="#4472c4 [3204]" strokecolor="#1f3763 [1604]" strokeweight="1pt">
                 <v:stroke joinstyle="miter"/>
@@ -3370,7 +1974,7 @@
               </wp:anchor>
             </w:drawing>
           </mc:Choice>
-          <mc:Fallback xmlns:cx1="http://schemas.microsoft.com/office/drawing/2015/9/8/chartex" xmlns:cx2="http://schemas.microsoft.com/office/drawing/2015/10/21/chartex" xmlns:cx3="http://schemas.microsoft.com/office/drawing/2016/5/9/chartex" xmlns:cx4="http://schemas.microsoft.com/office/drawing/2016/5/10/chartex" xmlns:cx5="http://schemas.microsoft.com/office/drawing/2016/5/11/chartex" xmlns:cx6="http://schemas.microsoft.com/office/drawing/2016/5/12/chartex" xmlns:cx7="http://schemas.microsoft.com/office/drawing/2016/5/13/chartex" xmlns:cx8="http://schemas.microsoft.com/office/drawing/2016/5/14/chartex" xmlns:aink="http://schemas.microsoft.com/office/drawing/2016/ink" xmlns:am3d="http://schemas.microsoft.com/office/drawing/2017/model3d" xmlns:oel="http://schemas.microsoft.com/office/2019/extlst" xmlns:w16cex="http://schemas.microsoft.com/office/word/2018/wordml/cex" xmlns:w16cid="http://schemas.microsoft.com/office/word/2016/wordml/cid" xmlns:w16="http://schemas.microsoft.com/office/word/2018/wordml" xmlns:w16du="http://schemas.microsoft.com/office/word/2023/wordml/word16du" xmlns:w16sdtdh="http://schemas.microsoft.com/office/word/2020/wordml/sdtdatahash">
+          <mc:Fallback xmlns:w16sdtdh="http://schemas.microsoft.com/office/word/2020/wordml/sdtdatahash" xmlns:w16du="http://schemas.microsoft.com/office/word/2023/wordml/word16du" xmlns:w16="http://schemas.microsoft.com/office/word/2018/wordml" xmlns:w16cex="http://schemas.microsoft.com/office/word/2018/wordml/cex" xmlns:oel="http://schemas.microsoft.com/office/2019/extlst">
             <w:pict>
               <v:shapetype w14:anchorId="3224079C" id="_x0000_t34" coordsize="21600,21600" o:spt="34" o:oned="t" adj="10800" path="m,l@0,0@0,21600,21600,21600e" filled="f">
                 <v:stroke joinstyle="miter"/>
@@ -3466,9 +2070,9 @@
               </wp:anchor>
             </w:drawing>
           </mc:Choice>
-          <mc:Fallback xmlns:cx1="http://schemas.microsoft.com/office/drawing/2015/9/8/chartex" xmlns:cx2="http://schemas.microsoft.com/office/drawing/2015/10/21/chartex" xmlns:cx3="http://schemas.microsoft.com/office/drawing/2016/5/9/chartex" xmlns:cx4="http://schemas.microsoft.com/office/drawing/2016/5/10/chartex" xmlns:cx5="http://schemas.microsoft.com/office/drawing/2016/5/11/chartex" xmlns:cx6="http://schemas.microsoft.com/office/drawing/2016/5/12/chartex" xmlns:cx7="http://schemas.microsoft.com/office/drawing/2016/5/13/chartex" xmlns:cx8="http://schemas.microsoft.com/office/drawing/2016/5/14/chartex" xmlns:aink="http://schemas.microsoft.com/office/drawing/2016/ink" xmlns:am3d="http://schemas.microsoft.com/office/drawing/2017/model3d" xmlns:oel="http://schemas.microsoft.com/office/2019/extlst" xmlns:w16cex="http://schemas.microsoft.com/office/word/2018/wordml/cex" xmlns:w16cid="http://schemas.microsoft.com/office/word/2016/wordml/cid" xmlns:w16="http://schemas.microsoft.com/office/word/2018/wordml" xmlns:w16du="http://schemas.microsoft.com/office/word/2023/wordml/word16du" xmlns:w16sdtdh="http://schemas.microsoft.com/office/word/2020/wordml/sdtdatahash">
+          <mc:Fallback>
             <w:pict>
-              <v:shape w14:anchorId="57C1F179" id="תיבת טקסט 20" o:spid="_x0000_s1033" type="#_x0000_t202" style="position:absolute;left:0;text-align:left;margin-left:214.45pt;margin-top:.35pt;width:59.4pt;height:43.8pt;z-index:251682816;visibility:visible;mso-wrap-style:square;mso-height-percent:0;mso-wrap-distance-left:9pt;mso-wrap-distance-top:0;mso-wrap-distance-right:9pt;mso-wrap-distance-bottom:0;mso-position-horizontal:absolute;mso-position-horizontal-relative:text;mso-position-vertical:absolute;mso-position-vertical-relative:text;mso-height-percent:0;mso-height-relative:margin;v-text-anchor:top" o:gfxdata="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" fillcolor="window" strokeweight=".5pt">
+              <v:shape w14:anchorId="57C1F179" id="תיבת טקסט 20" o:spid="_x0000_s1028" type="#_x0000_t202" style="position:absolute;left:0;text-align:left;margin-left:214.45pt;margin-top:.35pt;width:59.4pt;height:43.8pt;z-index:251682816;visibility:visible;mso-wrap-style:square;mso-height-percent:0;mso-wrap-distance-left:9pt;mso-wrap-distance-top:0;mso-wrap-distance-right:9pt;mso-wrap-distance-bottom:0;mso-position-horizontal:absolute;mso-position-horizontal-relative:text;mso-position-vertical:absolute;mso-position-vertical-relative:text;mso-height-percent:0;mso-height-relative:margin;v-text-anchor:top" o:gfxdata="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" fillcolor="window" strokeweight=".5pt">
                 <v:textbox>
                   <w:txbxContent>
                     <w:p>
@@ -3576,7 +2180,7 @@
               </wp:anchor>
             </w:drawing>
           </mc:Choice>
-          <mc:Fallback xmlns:cx1="http://schemas.microsoft.com/office/drawing/2015/9/8/chartex" xmlns:cx2="http://schemas.microsoft.com/office/drawing/2015/10/21/chartex" xmlns:cx3="http://schemas.microsoft.com/office/drawing/2016/5/9/chartex" xmlns:cx4="http://schemas.microsoft.com/office/drawing/2016/5/10/chartex" xmlns:cx5="http://schemas.microsoft.com/office/drawing/2016/5/11/chartex" xmlns:cx6="http://schemas.microsoft.com/office/drawing/2016/5/12/chartex" xmlns:cx7="http://schemas.microsoft.com/office/drawing/2016/5/13/chartex" xmlns:cx8="http://schemas.microsoft.com/office/drawing/2016/5/14/chartex" xmlns:aink="http://schemas.microsoft.com/office/drawing/2016/ink" xmlns:am3d="http://schemas.microsoft.com/office/drawing/2017/model3d" xmlns:oel="http://schemas.microsoft.com/office/2019/extlst" xmlns:w16cex="http://schemas.microsoft.com/office/word/2018/wordml/cex" xmlns:w16cid="http://schemas.microsoft.com/office/word/2016/wordml/cid" xmlns:w16="http://schemas.microsoft.com/office/word/2018/wordml" xmlns:w16du="http://schemas.microsoft.com/office/word/2023/wordml/word16du" xmlns:w16sdtdh="http://schemas.microsoft.com/office/word/2020/wordml/sdtdatahash">
+          <mc:Fallback xmlns:w16sdtdh="http://schemas.microsoft.com/office/word/2020/wordml/sdtdatahash" xmlns:w16du="http://schemas.microsoft.com/office/word/2023/wordml/word16du" xmlns:w16="http://schemas.microsoft.com/office/word/2018/wordml" xmlns:w16cex="http://schemas.microsoft.com/office/word/2018/wordml/cex" xmlns:oel="http://schemas.microsoft.com/office/2019/extlst">
             <w:pict>
               <v:shapetype w14:anchorId="2111FC41" id="_x0000_t32" coordsize="21600,21600" o:spt="32" o:oned="t" path="m,l21600,21600e" filled="f">
                 <v:path arrowok="t" fillok="f" o:connecttype="none"/>
@@ -3717,9 +2321,9 @@
               </wp:anchor>
             </w:drawing>
           </mc:Choice>
-          <mc:Fallback xmlns:cx1="http://schemas.microsoft.com/office/drawing/2015/9/8/chartex" xmlns:cx2="http://schemas.microsoft.com/office/drawing/2015/10/21/chartex" xmlns:cx3="http://schemas.microsoft.com/office/drawing/2016/5/9/chartex" xmlns:cx4="http://schemas.microsoft.com/office/drawing/2016/5/10/chartex" xmlns:cx5="http://schemas.microsoft.com/office/drawing/2016/5/11/chartex" xmlns:cx6="http://schemas.microsoft.com/office/drawing/2016/5/12/chartex" xmlns:cx7="http://schemas.microsoft.com/office/drawing/2016/5/13/chartex" xmlns:cx8="http://schemas.microsoft.com/office/drawing/2016/5/14/chartex" xmlns:aink="http://schemas.microsoft.com/office/drawing/2016/ink" xmlns:am3d="http://schemas.microsoft.com/office/drawing/2017/model3d" xmlns:oel="http://schemas.microsoft.com/office/2019/extlst" xmlns:w16cex="http://schemas.microsoft.com/office/word/2018/wordml/cex" xmlns:w16cid="http://schemas.microsoft.com/office/word/2016/wordml/cid" xmlns:w16="http://schemas.microsoft.com/office/word/2018/wordml" xmlns:w16du="http://schemas.microsoft.com/office/word/2023/wordml/word16du" xmlns:w16sdtdh="http://schemas.microsoft.com/office/word/2020/wordml/sdtdatahash">
+          <mc:Fallback>
             <w:pict>
-              <v:rect w14:anchorId="36825287" id="מלבן 1505943159" o:spid="_x0000_s1034" style="position:absolute;left:0;text-align:left;margin-left:435.9pt;margin-top:341.15pt;width:113.3pt;height:68.45pt;flip:x;z-index:251737088;visibility:visible;mso-wrap-style:square;mso-width-percent:0;mso-height-percent:0;mso-wrap-distance-left:28.8pt;mso-wrap-distance-top:7.2pt;mso-wrap-distance-right:28.8pt;mso-wrap-distance-bottom:7.2pt;mso-position-horizontal:absolute;mso-position-horizontal-relative:page;mso-position-vertical:absolute;mso-position-vertical-relative:margin;mso-width-percent:0;mso-height-percent:0;mso-width-relative:margin;mso-height-relative:margin;v-text-anchor:top" o:gfxdata="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" filled="f" stroked="f" strokeweight="1pt">
+              <v:rect w14:anchorId="36825287" id="מלבן 1505943159" o:spid="_x0000_s1029" style="position:absolute;left:0;text-align:left;margin-left:435.9pt;margin-top:341.15pt;width:113.3pt;height:68.45pt;flip:x;z-index:251737088;visibility:visible;mso-wrap-style:square;mso-width-percent:0;mso-height-percent:0;mso-wrap-distance-left:28.8pt;mso-wrap-distance-top:7.2pt;mso-wrap-distance-right:28.8pt;mso-wrap-distance-bottom:7.2pt;mso-position-horizontal:absolute;mso-position-horizontal-relative:page;mso-position-vertical:absolute;mso-position-vertical-relative:margin;mso-width-percent:0;mso-height-percent:0;mso-width-relative:margin;mso-height-relative:margin;v-text-anchor:top" o:gfxdata="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" filled="f" stroked="f" strokeweight="1pt">
                 <v:textbox inset="10.8pt,0,10.8pt,0">
                   <w:txbxContent>
                     <w:p>
@@ -3727,7 +2331,6 @@
                         <w:pStyle w:val="ac"/>
                         <w:spacing w:before="240"/>
                         <w:rPr>
-                          <w:rFonts w:hint="cs"/>
                           <w:color w:val="4472C4" w:themeColor="accent1"/>
                           <w:sz w:val="28"/>
                           <w:szCs w:val="28"/>
@@ -3822,7 +2425,7 @@
               </wp:anchor>
             </w:drawing>
           </mc:Choice>
-          <mc:Fallback xmlns:cx1="http://schemas.microsoft.com/office/drawing/2015/9/8/chartex" xmlns:cx2="http://schemas.microsoft.com/office/drawing/2015/10/21/chartex" xmlns:cx3="http://schemas.microsoft.com/office/drawing/2016/5/9/chartex" xmlns:cx4="http://schemas.microsoft.com/office/drawing/2016/5/10/chartex" xmlns:cx5="http://schemas.microsoft.com/office/drawing/2016/5/11/chartex" xmlns:cx6="http://schemas.microsoft.com/office/drawing/2016/5/12/chartex" xmlns:cx7="http://schemas.microsoft.com/office/drawing/2016/5/13/chartex" xmlns:cx8="http://schemas.microsoft.com/office/drawing/2016/5/14/chartex" xmlns:aink="http://schemas.microsoft.com/office/drawing/2016/ink" xmlns:am3d="http://schemas.microsoft.com/office/drawing/2017/model3d" xmlns:oel="http://schemas.microsoft.com/office/2019/extlst" xmlns:w16cex="http://schemas.microsoft.com/office/word/2018/wordml/cex" xmlns:w16cid="http://schemas.microsoft.com/office/word/2016/wordml/cid" xmlns:w16="http://schemas.microsoft.com/office/word/2018/wordml" xmlns:w16du="http://schemas.microsoft.com/office/word/2023/wordml/word16du" xmlns:w16sdtdh="http://schemas.microsoft.com/office/word/2020/wordml/sdtdatahash">
+          <mc:Fallback xmlns:w16sdtdh="http://schemas.microsoft.com/office/word/2020/wordml/sdtdatahash" xmlns:w16du="http://schemas.microsoft.com/office/word/2023/wordml/word16du" xmlns:w16="http://schemas.microsoft.com/office/word/2018/wordml" xmlns:w16cex="http://schemas.microsoft.com/office/word/2018/wordml/cex" xmlns:oel="http://schemas.microsoft.com/office/2019/extlst">
             <w:pict>
               <v:oval w14:anchorId="2A6BA972" id="אליפסה 8" o:spid="_x0000_s1026" style="position:absolute;left:0;text-align:left;margin-left:192.6pt;margin-top:17.5pt;width:128.65pt;height:98pt;z-index:251686912;visibility:visible;mso-wrap-style:square;mso-width-percent:0;mso-height-percent:0;mso-wrap-distance-left:9pt;mso-wrap-distance-top:0;mso-wrap-distance-right:9pt;mso-wrap-distance-bottom:0;mso-position-horizontal:absolute;mso-position-horizontal-relative:margin;mso-position-vertical:absolute;mso-position-vertical-relative:text;mso-width-percent:0;mso-height-percent:0;mso-width-relative:margin;mso-height-relative:margin;v-text-anchor:middle" o:gfxdata="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" fillcolor="#4472c4 [3204]" strokecolor="#1f3763 [1604]" strokeweight="1pt">
                 <v:stroke joinstyle="miter"/>
@@ -3920,9 +2523,9 @@
               </wp:anchor>
             </w:drawing>
           </mc:Choice>
-          <mc:Fallback xmlns:cx1="http://schemas.microsoft.com/office/drawing/2015/9/8/chartex" xmlns:cx2="http://schemas.microsoft.com/office/drawing/2015/10/21/chartex" xmlns:cx3="http://schemas.microsoft.com/office/drawing/2016/5/9/chartex" xmlns:cx4="http://schemas.microsoft.com/office/drawing/2016/5/10/chartex" xmlns:cx5="http://schemas.microsoft.com/office/drawing/2016/5/11/chartex" xmlns:cx6="http://schemas.microsoft.com/office/drawing/2016/5/12/chartex" xmlns:cx7="http://schemas.microsoft.com/office/drawing/2016/5/13/chartex" xmlns:cx8="http://schemas.microsoft.com/office/drawing/2016/5/14/chartex" xmlns:aink="http://schemas.microsoft.com/office/drawing/2016/ink" xmlns:am3d="http://schemas.microsoft.com/office/drawing/2017/model3d" xmlns:oel="http://schemas.microsoft.com/office/2019/extlst" xmlns:w16cex="http://schemas.microsoft.com/office/word/2018/wordml/cex" xmlns:w16cid="http://schemas.microsoft.com/office/word/2016/wordml/cid" xmlns:w16="http://schemas.microsoft.com/office/word/2018/wordml" xmlns:w16du="http://schemas.microsoft.com/office/word/2023/wordml/word16du" xmlns:w16sdtdh="http://schemas.microsoft.com/office/word/2020/wordml/sdtdatahash">
+          <mc:Fallback>
             <w:pict>
-              <v:shape w14:anchorId="68A4187E" id="תיבת טקסט 9" o:spid="_x0000_s1035" type="#_x0000_t202" style="position:absolute;left:0;text-align:left;margin-left:221.25pt;margin-top:12.2pt;width:74.65pt;height:52.65pt;z-index:251688960;visibility:visible;mso-wrap-style:square;mso-width-percent:0;mso-height-percent:0;mso-wrap-distance-left:9pt;mso-wrap-distance-top:0;mso-wrap-distance-right:9pt;mso-wrap-distance-bottom:0;mso-position-horizontal:absolute;mso-position-horizontal-relative:margin;mso-position-vertical:absolute;mso-position-vertical-relative:text;mso-width-percent:0;mso-height-percent:0;mso-width-relative:margin;mso-height-relative:margin;v-text-anchor:top" o:gfxdata="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" fillcolor="window" strokeweight=".5pt">
+              <v:shape w14:anchorId="68A4187E" id="תיבת טקסט 9" o:spid="_x0000_s1030" type="#_x0000_t202" style="position:absolute;left:0;text-align:left;margin-left:221.25pt;margin-top:12.2pt;width:74.65pt;height:52.65pt;z-index:251688960;visibility:visible;mso-wrap-style:square;mso-width-percent:0;mso-height-percent:0;mso-wrap-distance-left:9pt;mso-wrap-distance-top:0;mso-wrap-distance-right:9pt;mso-wrap-distance-bottom:0;mso-position-horizontal:absolute;mso-position-horizontal-relative:margin;mso-position-vertical:absolute;mso-position-vertical-relative:text;mso-width-percent:0;mso-height-percent:0;mso-width-relative:margin;mso-height-relative:margin;v-text-anchor:top" o:gfxdata="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" fillcolor="window" strokeweight=".5pt">
                 <v:textbox>
                   <w:txbxContent>
                     <w:p>
@@ -4015,7 +2618,7 @@
               </wp:anchor>
             </w:drawing>
           </mc:Choice>
-          <mc:Fallback xmlns:cx1="http://schemas.microsoft.com/office/drawing/2015/9/8/chartex" xmlns:cx2="http://schemas.microsoft.com/office/drawing/2015/10/21/chartex" xmlns:cx3="http://schemas.microsoft.com/office/drawing/2016/5/9/chartex" xmlns:cx4="http://schemas.microsoft.com/office/drawing/2016/5/10/chartex" xmlns:cx5="http://schemas.microsoft.com/office/drawing/2016/5/11/chartex" xmlns:cx6="http://schemas.microsoft.com/office/drawing/2016/5/12/chartex" xmlns:cx7="http://schemas.microsoft.com/office/drawing/2016/5/13/chartex" xmlns:cx8="http://schemas.microsoft.com/office/drawing/2016/5/14/chartex" xmlns:aink="http://schemas.microsoft.com/office/drawing/2016/ink" xmlns:am3d="http://schemas.microsoft.com/office/drawing/2017/model3d" xmlns:oel="http://schemas.microsoft.com/office/2019/extlst" xmlns:w16cex="http://schemas.microsoft.com/office/word/2018/wordml/cex" xmlns:w16cid="http://schemas.microsoft.com/office/word/2016/wordml/cid" xmlns:w16="http://schemas.microsoft.com/office/word/2018/wordml" xmlns:w16du="http://schemas.microsoft.com/office/word/2023/wordml/word16du" xmlns:w16sdtdh="http://schemas.microsoft.com/office/word/2020/wordml/sdtdatahash">
+          <mc:Fallback xmlns:w16sdtdh="http://schemas.microsoft.com/office/word/2020/wordml/sdtdatahash" xmlns:w16du="http://schemas.microsoft.com/office/word/2023/wordml/word16du" xmlns:w16="http://schemas.microsoft.com/office/word/2018/wordml" xmlns:w16cex="http://schemas.microsoft.com/office/word/2018/wordml/cex" xmlns:oel="http://schemas.microsoft.com/office/2019/extlst">
             <w:pict>
               <v:shape w14:anchorId="4E819956" id="מחבר: מרפקי 7" o:spid="_x0000_s1026" type="#_x0000_t34" style="position:absolute;left:0;text-align:left;margin-left:376.1pt;margin-top:1.25pt;width:113.25pt;height:214.15pt;flip:x y;z-index:251735040;visibility:visible;mso-wrap-style:square;mso-wrap-distance-left:9pt;mso-wrap-distance-top:0;mso-wrap-distance-right:9pt;mso-wrap-distance-bottom:0;mso-position-horizontal:absolute;mso-position-horizontal-relative:text;mso-position-vertical:absolute;mso-position-vertical-relative:text" o:gfxdata="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" strokecolor="#4472c4 [3204]" strokeweight=".5pt">
                 <v:stroke endarrow="block"/>
@@ -4159,9 +2762,9 @@
               </wp:anchor>
             </w:drawing>
           </mc:Choice>
-          <mc:Fallback xmlns:cx1="http://schemas.microsoft.com/office/drawing/2015/9/8/chartex" xmlns:cx2="http://schemas.microsoft.com/office/drawing/2015/10/21/chartex" xmlns:cx3="http://schemas.microsoft.com/office/drawing/2016/5/9/chartex" xmlns:cx4="http://schemas.microsoft.com/office/drawing/2016/5/10/chartex" xmlns:cx5="http://schemas.microsoft.com/office/drawing/2016/5/11/chartex" xmlns:cx6="http://schemas.microsoft.com/office/drawing/2016/5/12/chartex" xmlns:cx7="http://schemas.microsoft.com/office/drawing/2016/5/13/chartex" xmlns:cx8="http://schemas.microsoft.com/office/drawing/2016/5/14/chartex" xmlns:aink="http://schemas.microsoft.com/office/drawing/2016/ink" xmlns:am3d="http://schemas.microsoft.com/office/drawing/2017/model3d" xmlns:oel="http://schemas.microsoft.com/office/2019/extlst" xmlns:w16cex="http://schemas.microsoft.com/office/word/2018/wordml/cex" xmlns:w16cid="http://schemas.microsoft.com/office/word/2016/wordml/cid" xmlns:w16="http://schemas.microsoft.com/office/word/2018/wordml" xmlns:w16du="http://schemas.microsoft.com/office/word/2023/wordml/word16du" xmlns:w16sdtdh="http://schemas.microsoft.com/office/word/2020/wordml/sdtdatahash">
+          <mc:Fallback>
             <w:pict>
-              <v:rect w14:anchorId="69770321" id="מלבן 1321619280" o:spid="_x0000_s1036" style="position:absolute;left:0;text-align:left;margin-left:-84.3pt;margin-top:460pt;width:113.3pt;height:68.45pt;rotation:618690fd;flip:x;z-index:251721728;visibility:visible;mso-wrap-style:square;mso-width-percent:0;mso-height-percent:0;mso-wrap-distance-left:28.8pt;mso-wrap-distance-top:7.2pt;mso-wrap-distance-right:28.8pt;mso-wrap-distance-bottom:7.2pt;mso-position-horizontal:absolute;mso-position-horizontal-relative:margin;mso-position-vertical:absolute;mso-position-vertical-relative:margin;mso-width-percent:0;mso-height-percent:0;mso-width-relative:margin;mso-height-relative:margin;v-text-anchor:top" o:gfxdata="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" filled="f" stroked="f" strokeweight="1pt">
+              <v:rect w14:anchorId="69770321" id="מלבן 1321619280" o:spid="_x0000_s1031" style="position:absolute;left:0;text-align:left;margin-left:-84.3pt;margin-top:460pt;width:113.3pt;height:68.45pt;rotation:618690fd;flip:x;z-index:251721728;visibility:visible;mso-wrap-style:square;mso-width-percent:0;mso-height-percent:0;mso-wrap-distance-left:28.8pt;mso-wrap-distance-top:7.2pt;mso-wrap-distance-right:28.8pt;mso-wrap-distance-bottom:7.2pt;mso-position-horizontal:absolute;mso-position-horizontal-relative:margin;mso-position-vertical:absolute;mso-position-vertical-relative:margin;mso-width-percent:0;mso-height-percent:0;mso-width-relative:margin;mso-height-relative:margin;v-text-anchor:top" o:gfxdata="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" filled="f" stroked="f" strokeweight="1pt">
                 <v:textbox inset="10.8pt,0,10.8pt,0">
                   <w:txbxContent>
                     <w:p>
@@ -4169,7 +2772,6 @@
                         <w:pStyle w:val="ac"/>
                         <w:spacing w:before="240"/>
                         <w:rPr>
-                          <w:rFonts w:hint="cs"/>
                           <w:color w:val="4472C4" w:themeColor="accent1"/>
                           <w:sz w:val="28"/>
                           <w:szCs w:val="28"/>
@@ -4311,9 +2913,9 @@
               </wp:anchor>
             </w:drawing>
           </mc:Choice>
-          <mc:Fallback xmlns:cx1="http://schemas.microsoft.com/office/drawing/2015/9/8/chartex" xmlns:cx2="http://schemas.microsoft.com/office/drawing/2015/10/21/chartex" xmlns:cx3="http://schemas.microsoft.com/office/drawing/2016/5/9/chartex" xmlns:cx4="http://schemas.microsoft.com/office/drawing/2016/5/10/chartex" xmlns:cx5="http://schemas.microsoft.com/office/drawing/2016/5/11/chartex" xmlns:cx6="http://schemas.microsoft.com/office/drawing/2016/5/12/chartex" xmlns:cx7="http://schemas.microsoft.com/office/drawing/2016/5/13/chartex" xmlns:cx8="http://schemas.microsoft.com/office/drawing/2016/5/14/chartex" xmlns:aink="http://schemas.microsoft.com/office/drawing/2016/ink" xmlns:am3d="http://schemas.microsoft.com/office/drawing/2017/model3d" xmlns:oel="http://schemas.microsoft.com/office/2019/extlst" xmlns:w16cex="http://schemas.microsoft.com/office/word/2018/wordml/cex" xmlns:w16cid="http://schemas.microsoft.com/office/word/2016/wordml/cid" xmlns:w16="http://schemas.microsoft.com/office/word/2018/wordml" xmlns:w16du="http://schemas.microsoft.com/office/word/2023/wordml/word16du" xmlns:w16sdtdh="http://schemas.microsoft.com/office/word/2020/wordml/sdtdatahash">
+          <mc:Fallback>
             <w:pict>
-              <v:rect w14:anchorId="5A264AAF" id="מלבן 4733481" o:spid="_x0000_s1037" style="position:absolute;left:0;text-align:left;margin-left:261.35pt;margin-top:465.2pt;width:113.3pt;height:39.3pt;rotation:-208561fd;flip:x;z-index:251691008;visibility:visible;mso-wrap-style:square;mso-width-percent:0;mso-height-percent:0;mso-wrap-distance-left:28.8pt;mso-wrap-distance-top:7.2pt;mso-wrap-distance-right:28.8pt;mso-wrap-distance-bottom:7.2pt;mso-position-horizontal:absolute;mso-position-horizontal-relative:margin;mso-position-vertical:absolute;mso-position-vertical-relative:margin;mso-width-percent:0;mso-height-percent:0;mso-width-relative:margin;mso-height-relative:margin;v-text-anchor:top" o:gfxdata="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" filled="f" stroked="f" strokeweight="1pt">
+              <v:rect w14:anchorId="5A264AAF" id="מלבן 4733481" o:spid="_x0000_s1032" style="position:absolute;left:0;text-align:left;margin-left:261.35pt;margin-top:465.2pt;width:113.3pt;height:39.3pt;rotation:-208561fd;flip:x;z-index:251691008;visibility:visible;mso-wrap-style:square;mso-width-percent:0;mso-height-percent:0;mso-wrap-distance-left:28.8pt;mso-wrap-distance-top:7.2pt;mso-wrap-distance-right:28.8pt;mso-wrap-distance-bottom:7.2pt;mso-position-horizontal:absolute;mso-position-horizontal-relative:margin;mso-position-vertical:absolute;mso-position-vertical-relative:margin;mso-width-percent:0;mso-height-percent:0;mso-width-relative:margin;mso-height-relative:margin;v-text-anchor:top" o:gfxdata="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" filled="f" stroked="f" strokeweight="1pt">
                 <v:textbox inset="10.8pt,0,10.8pt,0">
                   <w:txbxContent>
                     <w:p>
@@ -4423,7 +3025,7 @@
               </wp:anchor>
             </w:drawing>
           </mc:Choice>
-          <mc:Fallback xmlns:cx1="http://schemas.microsoft.com/office/drawing/2015/9/8/chartex" xmlns:cx2="http://schemas.microsoft.com/office/drawing/2015/10/21/chartex" xmlns:cx3="http://schemas.microsoft.com/office/drawing/2016/5/9/chartex" xmlns:cx4="http://schemas.microsoft.com/office/drawing/2016/5/10/chartex" xmlns:cx5="http://schemas.microsoft.com/office/drawing/2016/5/11/chartex" xmlns:cx6="http://schemas.microsoft.com/office/drawing/2016/5/12/chartex" xmlns:cx7="http://schemas.microsoft.com/office/drawing/2016/5/13/chartex" xmlns:cx8="http://schemas.microsoft.com/office/drawing/2016/5/14/chartex" xmlns:aink="http://schemas.microsoft.com/office/drawing/2016/ink" xmlns:am3d="http://schemas.microsoft.com/office/drawing/2017/model3d" xmlns:oel="http://schemas.microsoft.com/office/2019/extlst" xmlns:w16cex="http://schemas.microsoft.com/office/word/2018/wordml/cex" xmlns:w16cid="http://schemas.microsoft.com/office/word/2016/wordml/cid" xmlns:w16="http://schemas.microsoft.com/office/word/2018/wordml" xmlns:w16du="http://schemas.microsoft.com/office/word/2023/wordml/word16du" xmlns:w16sdtdh="http://schemas.microsoft.com/office/word/2020/wordml/sdtdatahash">
+          <mc:Fallback xmlns:w16sdtdh="http://schemas.microsoft.com/office/word/2020/wordml/sdtdatahash" xmlns:w16du="http://schemas.microsoft.com/office/word/2023/wordml/word16du" xmlns:w16="http://schemas.microsoft.com/office/word/2018/wordml" xmlns:w16cex="http://schemas.microsoft.com/office/word/2018/wordml/cex" xmlns:oel="http://schemas.microsoft.com/office/2019/extlst">
             <w:pict>
               <v:shape w14:anchorId="62BA267D" id="חץ: ימינה 13" o:spid="_x0000_s1026" type="#_x0000_t13" style="position:absolute;left:0;text-align:left;margin-left:211.15pt;margin-top:10.45pt;width:95.4pt;height:48.9pt;rotation:-90;flip:y;z-index:251693056;visibility:visible;mso-wrap-style:square;mso-width-percent:0;mso-height-percent:0;mso-wrap-distance-left:9pt;mso-wrap-distance-top:0;mso-wrap-distance-right:9pt;mso-wrap-distance-bottom:0;mso-position-horizontal:absolute;mso-position-horizontal-relative:margin;mso-position-vertical:absolute;mso-position-vertical-relative:text;mso-width-percent:0;mso-height-percent:0;mso-width-relative:margin;mso-height-relative:margin;v-text-anchor:middle" o:gfxdata="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" adj="16064" fillcolor="#4472c4 [3204]" strokecolor="#1f3763 [1604]" strokeweight="1pt">
                 <w10:wrap anchorx="margin"/>
@@ -4567,9 +3169,9 @@
               </wp:anchor>
             </w:drawing>
           </mc:Choice>
-          <mc:Fallback xmlns:cx1="http://schemas.microsoft.com/office/drawing/2015/9/8/chartex" xmlns:cx2="http://schemas.microsoft.com/office/drawing/2015/10/21/chartex" xmlns:cx3="http://schemas.microsoft.com/office/drawing/2016/5/9/chartex" xmlns:cx4="http://schemas.microsoft.com/office/drawing/2016/5/10/chartex" xmlns:cx5="http://schemas.microsoft.com/office/drawing/2016/5/11/chartex" xmlns:cx6="http://schemas.microsoft.com/office/drawing/2016/5/12/chartex" xmlns:cx7="http://schemas.microsoft.com/office/drawing/2016/5/13/chartex" xmlns:cx8="http://schemas.microsoft.com/office/drawing/2016/5/14/chartex" xmlns:aink="http://schemas.microsoft.com/office/drawing/2016/ink" xmlns:am3d="http://schemas.microsoft.com/office/drawing/2017/model3d" xmlns:oel="http://schemas.microsoft.com/office/2019/extlst" xmlns:w16cex="http://schemas.microsoft.com/office/word/2018/wordml/cex" xmlns:w16cid="http://schemas.microsoft.com/office/word/2016/wordml/cid" xmlns:w16="http://schemas.microsoft.com/office/word/2018/wordml" xmlns:w16du="http://schemas.microsoft.com/office/word/2023/wordml/word16du" xmlns:w16sdtdh="http://schemas.microsoft.com/office/word/2020/wordml/sdtdatahash">
+          <mc:Fallback>
             <w:pict>
-              <v:rect w14:anchorId="7E0334A7" id="מלבן 2057904118" o:spid="_x0000_s1038" style="position:absolute;left:0;text-align:left;margin-left:62.1pt;margin-top:574.45pt;width:113.3pt;height:53.3pt;flip:x;z-index:251715584;visibility:visible;mso-wrap-style:square;mso-width-percent:0;mso-height-percent:0;mso-wrap-distance-left:28.8pt;mso-wrap-distance-top:7.2pt;mso-wrap-distance-right:28.8pt;mso-wrap-distance-bottom:7.2pt;mso-position-horizontal:right;mso-position-horizontal-relative:margin;mso-position-vertical:absolute;mso-position-vertical-relative:margin;mso-width-percent:0;mso-height-percent:0;mso-width-relative:margin;mso-height-relative:margin;v-text-anchor:top" o:gfxdata="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" filled="f" stroked="f" strokeweight="1pt">
+              <v:rect w14:anchorId="7E0334A7" id="מלבן 2057904118" o:spid="_x0000_s1033" style="position:absolute;left:0;text-align:left;margin-left:62.1pt;margin-top:574.45pt;width:113.3pt;height:53.3pt;flip:x;z-index:251715584;visibility:visible;mso-wrap-style:square;mso-width-percent:0;mso-height-percent:0;mso-wrap-distance-left:28.8pt;mso-wrap-distance-top:7.2pt;mso-wrap-distance-right:28.8pt;mso-wrap-distance-bottom:7.2pt;mso-position-horizontal:right;mso-position-horizontal-relative:margin;mso-position-vertical:absolute;mso-position-vertical-relative:margin;mso-width-percent:0;mso-height-percent:0;mso-width-relative:margin;mso-height-relative:margin;v-text-anchor:top" o:gfxdata="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" filled="f" stroked="f" strokeweight="1pt">
                 <v:textbox inset="10.8pt,0,10.8pt,0">
                   <w:txbxContent>
                     <w:p>
@@ -4670,7 +3272,7 @@
               </wp:anchor>
             </w:drawing>
           </mc:Choice>
-          <mc:Fallback xmlns:cx1="http://schemas.microsoft.com/office/drawing/2015/9/8/chartex" xmlns:cx2="http://schemas.microsoft.com/office/drawing/2015/10/21/chartex" xmlns:cx3="http://schemas.microsoft.com/office/drawing/2016/5/9/chartex" xmlns:cx4="http://schemas.microsoft.com/office/drawing/2016/5/10/chartex" xmlns:cx5="http://schemas.microsoft.com/office/drawing/2016/5/11/chartex" xmlns:cx6="http://schemas.microsoft.com/office/drawing/2016/5/12/chartex" xmlns:cx7="http://schemas.microsoft.com/office/drawing/2016/5/13/chartex" xmlns:cx8="http://schemas.microsoft.com/office/drawing/2016/5/14/chartex" xmlns:aink="http://schemas.microsoft.com/office/drawing/2016/ink" xmlns:am3d="http://schemas.microsoft.com/office/drawing/2017/model3d" xmlns:oel="http://schemas.microsoft.com/office/2019/extlst" xmlns:w16cex="http://schemas.microsoft.com/office/word/2018/wordml/cex" xmlns:w16cid="http://schemas.microsoft.com/office/word/2016/wordml/cid" xmlns:w16="http://schemas.microsoft.com/office/word/2018/wordml" xmlns:w16du="http://schemas.microsoft.com/office/word/2023/wordml/word16du" xmlns:w16sdtdh="http://schemas.microsoft.com/office/word/2020/wordml/sdtdatahash">
+          <mc:Fallback xmlns:w16sdtdh="http://schemas.microsoft.com/office/word/2020/wordml/sdtdatahash" xmlns:w16du="http://schemas.microsoft.com/office/word/2023/wordml/word16du" xmlns:w16="http://schemas.microsoft.com/office/word/2018/wordml" xmlns:w16cex="http://schemas.microsoft.com/office/word/2018/wordml/cex" xmlns:oel="http://schemas.microsoft.com/office/2019/extlst">
             <w:pict>
               <v:oval w14:anchorId="3BED725D" id="אליפסה 745777071" o:spid="_x0000_s1026" style="position:absolute;left:0;text-align:left;margin-left:410.15pt;margin-top:22.5pt;width:109.9pt;height:85.25pt;z-index:251711488;visibility:visible;mso-wrap-style:square;mso-width-percent:0;mso-height-percent:0;mso-wrap-distance-left:9pt;mso-wrap-distance-top:0;mso-wrap-distance-right:9pt;mso-wrap-distance-bottom:0;mso-position-horizontal:absolute;mso-position-horizontal-relative:margin;mso-position-vertical:absolute;mso-position-vertical-relative:text;mso-width-percent:0;mso-height-percent:0;mso-width-relative:margin;mso-height-relative:margin;v-text-anchor:middle" o:gfxdata="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" fillcolor="#4472c4 [3204]" strokecolor="#1f3763 [1604]" strokeweight="1pt">
                 <v:stroke joinstyle="miter"/>
@@ -4754,9 +3356,9 @@
               </wp:anchor>
             </w:drawing>
           </mc:Choice>
-          <mc:Fallback xmlns:cx1="http://schemas.microsoft.com/office/drawing/2015/9/8/chartex" xmlns:cx2="http://schemas.microsoft.com/office/drawing/2015/10/21/chartex" xmlns:cx3="http://schemas.microsoft.com/office/drawing/2016/5/9/chartex" xmlns:cx4="http://schemas.microsoft.com/office/drawing/2016/5/10/chartex" xmlns:cx5="http://schemas.microsoft.com/office/drawing/2016/5/11/chartex" xmlns:cx6="http://schemas.microsoft.com/office/drawing/2016/5/12/chartex" xmlns:cx7="http://schemas.microsoft.com/office/drawing/2016/5/13/chartex" xmlns:cx8="http://schemas.microsoft.com/office/drawing/2016/5/14/chartex" xmlns:aink="http://schemas.microsoft.com/office/drawing/2016/ink" xmlns:am3d="http://schemas.microsoft.com/office/drawing/2017/model3d" xmlns:oel="http://schemas.microsoft.com/office/2019/extlst" xmlns:w16cex="http://schemas.microsoft.com/office/word/2018/wordml/cex" xmlns:w16cid="http://schemas.microsoft.com/office/word/2016/wordml/cid" xmlns:w16="http://schemas.microsoft.com/office/word/2018/wordml" xmlns:w16du="http://schemas.microsoft.com/office/word/2023/wordml/word16du" xmlns:w16sdtdh="http://schemas.microsoft.com/office/word/2020/wordml/sdtdatahash">
+          <mc:Fallback>
             <w:pict>
-              <v:shape w14:anchorId="0AC589F6" id="תיבת טקסט 1555316780" o:spid="_x0000_s1039" type="#_x0000_t202" style="position:absolute;left:0;text-align:left;margin-left:-60.1pt;margin-top:32.45pt;width:74.65pt;height:50.4pt;z-index:251703296;visibility:visible;mso-wrap-style:square;mso-width-percent:0;mso-height-percent:0;mso-wrap-distance-left:9pt;mso-wrap-distance-top:0;mso-wrap-distance-right:9pt;mso-wrap-distance-bottom:0;mso-position-horizontal:absolute;mso-position-horizontal-relative:margin;mso-position-vertical:absolute;mso-position-vertical-relative:text;mso-width-percent:0;mso-height-percent:0;mso-width-relative:margin;mso-height-relative:margin;v-text-anchor:top" o:gfxdata="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" fillcolor="window" strokeweight=".5pt">
+              <v:shape w14:anchorId="0AC589F6" id="תיבת טקסט 1555316780" o:spid="_x0000_s1034" type="#_x0000_t202" style="position:absolute;left:0;text-align:left;margin-left:-60.1pt;margin-top:32.45pt;width:74.65pt;height:50.4pt;z-index:251703296;visibility:visible;mso-wrap-style:square;mso-width-percent:0;mso-height-percent:0;mso-wrap-distance-left:9pt;mso-wrap-distance-top:0;mso-wrap-distance-right:9pt;mso-wrap-distance-bottom:0;mso-position-horizontal:absolute;mso-position-horizontal-relative:margin;mso-position-vertical:absolute;mso-position-vertical-relative:text;mso-width-percent:0;mso-height-percent:0;mso-width-relative:margin;mso-height-relative:margin;v-text-anchor:top" o:gfxdata="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" fillcolor="window" strokeweight=".5pt">
                 <v:textbox>
                   <w:txbxContent>
                     <w:p>
@@ -4875,9 +3477,9 @@
               </wp:anchor>
             </w:drawing>
           </mc:Choice>
-          <mc:Fallback xmlns:cx1="http://schemas.microsoft.com/office/drawing/2015/9/8/chartex" xmlns:cx2="http://schemas.microsoft.com/office/drawing/2015/10/21/chartex" xmlns:cx3="http://schemas.microsoft.com/office/drawing/2016/5/9/chartex" xmlns:cx4="http://schemas.microsoft.com/office/drawing/2016/5/10/chartex" xmlns:cx5="http://schemas.microsoft.com/office/drawing/2016/5/11/chartex" xmlns:cx6="http://schemas.microsoft.com/office/drawing/2016/5/12/chartex" xmlns:cx7="http://schemas.microsoft.com/office/drawing/2016/5/13/chartex" xmlns:cx8="http://schemas.microsoft.com/office/drawing/2016/5/14/chartex" xmlns:aink="http://schemas.microsoft.com/office/drawing/2016/ink" xmlns:am3d="http://schemas.microsoft.com/office/drawing/2017/model3d" xmlns:oel="http://schemas.microsoft.com/office/2019/extlst" xmlns:w16cex="http://schemas.microsoft.com/office/word/2018/wordml/cex" xmlns:w16cid="http://schemas.microsoft.com/office/word/2016/wordml/cid" xmlns:w16="http://schemas.microsoft.com/office/word/2018/wordml" xmlns:w16du="http://schemas.microsoft.com/office/word/2023/wordml/word16du" xmlns:w16sdtdh="http://schemas.microsoft.com/office/word/2020/wordml/sdtdatahash">
+          <mc:Fallback>
             <w:pict>
-              <v:rect w14:anchorId="4103EB5B" id="מלבן 1260252898" o:spid="_x0000_s1040" style="position:absolute;left:0;text-align:left;margin-left:58.45pt;margin-top:577.1pt;width:113.3pt;height:53.3pt;flip:x;z-index:251717632;visibility:visible;mso-wrap-style:square;mso-width-percent:0;mso-height-percent:0;mso-wrap-distance-left:28.8pt;mso-wrap-distance-top:7.2pt;mso-wrap-distance-right:28.8pt;mso-wrap-distance-bottom:7.2pt;mso-position-horizontal:absolute;mso-position-horizontal-relative:margin;mso-position-vertical:absolute;mso-position-vertical-relative:margin;mso-width-percent:0;mso-height-percent:0;mso-width-relative:margin;mso-height-relative:margin;v-text-anchor:top" o:gfxdata="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" filled="f" stroked="f" strokeweight="1pt">
+              <v:rect w14:anchorId="4103EB5B" id="מלבן 1260252898" o:spid="_x0000_s1035" style="position:absolute;left:0;text-align:left;margin-left:58.45pt;margin-top:577.1pt;width:113.3pt;height:53.3pt;flip:x;z-index:251717632;visibility:visible;mso-wrap-style:square;mso-width-percent:0;mso-height-percent:0;mso-wrap-distance-left:28.8pt;mso-wrap-distance-top:7.2pt;mso-wrap-distance-right:28.8pt;mso-wrap-distance-bottom:7.2pt;mso-position-horizontal:absolute;mso-position-horizontal-relative:margin;mso-position-vertical:absolute;mso-position-vertical-relative:margin;mso-width-percent:0;mso-height-percent:0;mso-width-relative:margin;mso-height-relative:margin;v-text-anchor:top" o:gfxdata="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" filled="f" stroked="f" strokeweight="1pt">
                 <v:textbox inset="10.8pt,0,10.8pt,0">
                   <w:txbxContent>
                     <w:p>
@@ -4898,27 +3500,7 @@
                           <w:szCs w:val="28"/>
                           <w:rtl/>
                         </w:rPr>
-                        <w:t xml:space="preserve">אם </w:t>
-                      </w:r>
-                      <w:r>
-                        <w:rPr>
-                          <w:rFonts w:hint="cs"/>
-                          <w:color w:val="4472C4" w:themeColor="accent1"/>
-                          <w:sz w:val="28"/>
-                          <w:szCs w:val="28"/>
-                          <w:rtl/>
-                        </w:rPr>
-                        <w:t xml:space="preserve">לא הצליח לנחש את </w:t>
-                      </w:r>
-                      <w:r>
-                        <w:rPr>
-                          <w:rFonts w:hint="cs"/>
-                          <w:color w:val="4472C4" w:themeColor="accent1"/>
-                          <w:sz w:val="28"/>
-                          <w:szCs w:val="28"/>
-                          <w:rtl/>
-                        </w:rPr>
-                        <w:t>המילה</w:t>
+                        <w:t>אם לא הצליח לנחש את המילה</w:t>
                       </w:r>
                     </w:p>
                   </w:txbxContent>
@@ -4998,7 +3580,7 @@
               </wp:anchor>
             </w:drawing>
           </mc:Choice>
-          <mc:Fallback xmlns:cx1="http://schemas.microsoft.com/office/drawing/2015/9/8/chartex" xmlns:cx2="http://schemas.microsoft.com/office/drawing/2015/10/21/chartex" xmlns:cx3="http://schemas.microsoft.com/office/drawing/2016/5/9/chartex" xmlns:cx4="http://schemas.microsoft.com/office/drawing/2016/5/10/chartex" xmlns:cx5="http://schemas.microsoft.com/office/drawing/2016/5/11/chartex" xmlns:cx6="http://schemas.microsoft.com/office/drawing/2016/5/12/chartex" xmlns:cx7="http://schemas.microsoft.com/office/drawing/2016/5/13/chartex" xmlns:cx8="http://schemas.microsoft.com/office/drawing/2016/5/14/chartex" xmlns:aink="http://schemas.microsoft.com/office/drawing/2016/ink" xmlns:am3d="http://schemas.microsoft.com/office/drawing/2017/model3d" xmlns:oel="http://schemas.microsoft.com/office/2019/extlst" xmlns:w16cex="http://schemas.microsoft.com/office/word/2018/wordml/cex" xmlns:w16cid="http://schemas.microsoft.com/office/word/2016/wordml/cid" xmlns:w16="http://schemas.microsoft.com/office/word/2018/wordml" xmlns:w16du="http://schemas.microsoft.com/office/word/2023/wordml/word16du" xmlns:w16sdtdh="http://schemas.microsoft.com/office/word/2020/wordml/sdtdatahash">
+          <mc:Fallback xmlns:w16sdtdh="http://schemas.microsoft.com/office/word/2020/wordml/sdtdatahash" xmlns:w16du="http://schemas.microsoft.com/office/word/2023/wordml/word16du" xmlns:w16="http://schemas.microsoft.com/office/word/2018/wordml" xmlns:w16cex="http://schemas.microsoft.com/office/word/2018/wordml/cex" xmlns:oel="http://schemas.microsoft.com/office/2019/extlst">
             <w:pict>
               <v:oval w14:anchorId="6D5A6681" id="אליפסה 1601557104" o:spid="_x0000_s1026" style="position:absolute;left:0;text-align:left;margin-left:-79.1pt;margin-top:12.5pt;width:109.9pt;height:85.25pt;z-index:251701248;visibility:visible;mso-wrap-style:square;mso-width-percent:0;mso-height-percent:0;mso-wrap-distance-left:9pt;mso-wrap-distance-top:0;mso-wrap-distance-right:9pt;mso-wrap-distance-bottom:0;mso-position-horizontal:absolute;mso-position-horizontal-relative:margin;mso-position-vertical:absolute;mso-position-vertical-relative:text;mso-width-percent:0;mso-height-percent:0;mso-width-relative:margin;mso-height-relative:margin;v-text-anchor:middle" o:gfxdata="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" fillcolor="#4472c4 [3204]" strokecolor="#1f3763 [1604]" strokeweight="1pt">
                 <v:stroke joinstyle="miter"/>
@@ -5087,9 +3669,9 @@
               </wp:anchor>
             </w:drawing>
           </mc:Choice>
-          <mc:Fallback xmlns:cx1="http://schemas.microsoft.com/office/drawing/2015/9/8/chartex" xmlns:cx2="http://schemas.microsoft.com/office/drawing/2015/10/21/chartex" xmlns:cx3="http://schemas.microsoft.com/office/drawing/2016/5/9/chartex" xmlns:cx4="http://schemas.microsoft.com/office/drawing/2016/5/10/chartex" xmlns:cx5="http://schemas.microsoft.com/office/drawing/2016/5/11/chartex" xmlns:cx6="http://schemas.microsoft.com/office/drawing/2016/5/12/chartex" xmlns:cx7="http://schemas.microsoft.com/office/drawing/2016/5/13/chartex" xmlns:cx8="http://schemas.microsoft.com/office/drawing/2016/5/14/chartex" xmlns:aink="http://schemas.microsoft.com/office/drawing/2016/ink" xmlns:am3d="http://schemas.microsoft.com/office/drawing/2017/model3d" xmlns:oel="http://schemas.microsoft.com/office/2019/extlst" xmlns:w16cex="http://schemas.microsoft.com/office/word/2018/wordml/cex" xmlns:w16cid="http://schemas.microsoft.com/office/word/2016/wordml/cid" xmlns:w16="http://schemas.microsoft.com/office/word/2018/wordml" xmlns:w16du="http://schemas.microsoft.com/office/word/2023/wordml/word16du" xmlns:w16sdtdh="http://schemas.microsoft.com/office/word/2020/wordml/sdtdatahash">
+          <mc:Fallback>
             <w:pict>
-              <v:shape w14:anchorId="477AE6E9" id="תיבת טקסט 138" o:spid="_x0000_s1041" type="#_x0000_t202" style="position:absolute;left:0;text-align:left;margin-left:219.75pt;margin-top:12.25pt;width:74.65pt;height:50.4pt;z-index:251697152;visibility:visible;mso-wrap-style:square;mso-width-percent:0;mso-height-percent:0;mso-wrap-distance-left:9pt;mso-wrap-distance-top:0;mso-wrap-distance-right:9pt;mso-wrap-distance-bottom:0;mso-position-horizontal:absolute;mso-position-horizontal-relative:margin;mso-position-vertical:absolute;mso-position-vertical-relative:text;mso-width-percent:0;mso-height-percent:0;mso-width-relative:margin;mso-height-relative:margin;v-text-anchor:top" o:gfxdata="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" fillcolor="window" strokeweight=".5pt">
+              <v:shape w14:anchorId="477AE6E9" id="תיבת טקסט 138" o:spid="_x0000_s1036" type="#_x0000_t202" style="position:absolute;left:0;text-align:left;margin-left:219.75pt;margin-top:12.25pt;width:74.65pt;height:50.4pt;z-index:251697152;visibility:visible;mso-wrap-style:square;mso-width-percent:0;mso-height-percent:0;mso-wrap-distance-left:9pt;mso-wrap-distance-top:0;mso-wrap-distance-right:9pt;mso-wrap-distance-bottom:0;mso-position-horizontal:absolute;mso-position-horizontal-relative:margin;mso-position-vertical:absolute;mso-position-vertical-relative:text;mso-width-percent:0;mso-height-percent:0;mso-width-relative:margin;mso-height-relative:margin;v-text-anchor:top" o:gfxdata="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" fillcolor="window" strokeweight=".5pt">
                 <v:textbox>
                   <w:txbxContent>
                     <w:p>
@@ -5183,7 +3765,7 @@
               </wp:anchor>
             </w:drawing>
           </mc:Choice>
-          <mc:Fallback xmlns:cx1="http://schemas.microsoft.com/office/drawing/2015/9/8/chartex" xmlns:cx2="http://schemas.microsoft.com/office/drawing/2015/10/21/chartex" xmlns:cx3="http://schemas.microsoft.com/office/drawing/2016/5/9/chartex" xmlns:cx4="http://schemas.microsoft.com/office/drawing/2016/5/10/chartex" xmlns:cx5="http://schemas.microsoft.com/office/drawing/2016/5/11/chartex" xmlns:cx6="http://schemas.microsoft.com/office/drawing/2016/5/12/chartex" xmlns:cx7="http://schemas.microsoft.com/office/drawing/2016/5/13/chartex" xmlns:cx8="http://schemas.microsoft.com/office/drawing/2016/5/14/chartex" xmlns:aink="http://schemas.microsoft.com/office/drawing/2016/ink" xmlns:am3d="http://schemas.microsoft.com/office/drawing/2017/model3d" xmlns:oel="http://schemas.microsoft.com/office/2019/extlst" xmlns:w16cex="http://schemas.microsoft.com/office/word/2018/wordml/cex" xmlns:w16cid="http://schemas.microsoft.com/office/word/2016/wordml/cid" xmlns:w16="http://schemas.microsoft.com/office/word/2018/wordml" xmlns:w16du="http://schemas.microsoft.com/office/word/2023/wordml/word16du" xmlns:w16sdtdh="http://schemas.microsoft.com/office/word/2020/wordml/sdtdatahash">
+          <mc:Fallback xmlns:w16sdtdh="http://schemas.microsoft.com/office/word/2020/wordml/sdtdatahash" xmlns:w16du="http://schemas.microsoft.com/office/word/2023/wordml/word16du" xmlns:w16="http://schemas.microsoft.com/office/word/2018/wordml" xmlns:w16cex="http://schemas.microsoft.com/office/word/2018/wordml/cex" xmlns:oel="http://schemas.microsoft.com/office/2019/extlst">
             <w:pict>
               <v:oval w14:anchorId="2CBCA0DB" id="אליפסה 134" o:spid="_x0000_s1026" style="position:absolute;left:0;text-align:left;margin-left:194.25pt;margin-top:.25pt;width:128.65pt;height:85.25pt;z-index:251695104;visibility:visible;mso-wrap-style:square;mso-width-percent:0;mso-height-percent:0;mso-wrap-distance-left:9pt;mso-wrap-distance-top:0;mso-wrap-distance-right:9pt;mso-wrap-distance-bottom:0;mso-position-horizontal:absolute;mso-position-horizontal-relative:margin;mso-position-vertical:absolute;mso-position-vertical-relative:text;mso-width-percent:0;mso-height-percent:0;mso-width-relative:margin;mso-height-relative:margin;v-text-anchor:middle" o:gfxdata="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" fillcolor="#4472c4 [3204]" strokecolor="#1f3763 [1604]" strokeweight="1pt">
                 <v:stroke joinstyle="miter"/>
@@ -5207,209 +3789,18 @@
           <w:noProof/>
           <w:sz w:val="28"/>
           <w:szCs w:val="28"/>
+          <w:rtl/>
         </w:rPr>
         <mc:AlternateContent>
           <mc:Choice Requires="wps">
             <w:drawing>
-              <wp:anchor distT="0" distB="0" distL="114300" distR="114300" simplePos="0" relativeHeight="251713536" behindDoc="0" locked="0" layoutInCell="1" allowOverlap="1" wp14:anchorId="666ABA6D" wp14:editId="2F1C57E0">
+              <wp:anchor distT="91440" distB="91440" distL="365760" distR="365760" simplePos="0" relativeHeight="251734016" behindDoc="0" locked="0" layoutInCell="1" allowOverlap="1" wp14:anchorId="44EFB7C3" wp14:editId="5D653987">
                 <wp:simplePos x="0" y="0"/>
                 <wp:positionH relativeFrom="margin">
-                  <wp:posOffset>5394325</wp:posOffset>
-                </wp:positionH>
-                <wp:positionV relativeFrom="paragraph">
-                  <wp:posOffset>144145</wp:posOffset>
-                </wp:positionV>
-                <wp:extent cx="948055" cy="668655"/>
-                <wp:effectExtent l="0" t="0" r="23495" b="17145"/>
-                <wp:wrapNone/>
-                <wp:docPr id="159" name="תיבת טקסט 159"/>
-                <wp:cNvGraphicFramePr/>
-                <a:graphic xmlns:a="http://schemas.openxmlformats.org/drawingml/2006/main">
-                  <a:graphicData uri="http://schemas.microsoft.com/office/word/2010/wordprocessingShape">
-                    <wps:wsp>
-                      <wps:cNvSpPr txBox="1"/>
-                      <wps:spPr>
-                        <a:xfrm>
-                          <a:off x="0" y="0"/>
-                          <a:ext cx="948055" cy="668655"/>
-                        </a:xfrm>
-                        <a:prstGeom prst="rect">
-                          <a:avLst/>
-                        </a:prstGeom>
-                        <a:solidFill>
-                          <a:sysClr val="window" lastClr="FFFFFF"/>
-                        </a:solidFill>
-                        <a:ln w="6350">
-                          <a:solidFill>
-                            <a:prstClr val="black"/>
-                          </a:solidFill>
-                        </a:ln>
-                      </wps:spPr>
-                      <wps:txbx>
-                        <w:txbxContent>
-                          <w:p>
-                            <w:pPr>
-                              <w:rPr>
-                                <w:rtl/>
-                              </w:rPr>
-                            </w:pPr>
-                            <w:r>
-                              <w:rPr>
-                                <w:rFonts w:hint="cs"/>
-                                <w:rtl/>
-                              </w:rPr>
-                              <w:t>בדיקת כמות המילים שנוחשו</w:t>
-                            </w:r>
-                          </w:p>
-                        </w:txbxContent>
-                      </wps:txbx>
-                      <wps:bodyPr rot="0" spcFirstLastPara="0" vertOverflow="overflow" horzOverflow="overflow" vert="horz" wrap="square" lIns="91440" tIns="45720" rIns="91440" bIns="45720" numCol="1" spcCol="0" rtlCol="1" fromWordArt="0" anchor="t" anchorCtr="0" forceAA="0" compatLnSpc="1">
-                        <a:prstTxWarp prst="textNoShape">
-                          <a:avLst/>
-                        </a:prstTxWarp>
-                        <a:noAutofit/>
-                      </wps:bodyPr>
-                    </wps:wsp>
-                  </a:graphicData>
-                </a:graphic>
-                <wp14:sizeRelH relativeFrom="margin">
-                  <wp14:pctWidth>0</wp14:pctWidth>
-                </wp14:sizeRelH>
-                <wp14:sizeRelV relativeFrom="margin">
-                  <wp14:pctHeight>0</wp14:pctHeight>
-                </wp14:sizeRelV>
-              </wp:anchor>
-            </w:drawing>
-          </mc:Choice>
-          <mc:Fallback>
-            <w:pict>
-              <v:shape w14:anchorId="666ABA6D" id="תיבת טקסט 159" o:spid="_x0000_s1042" type="#_x0000_t202" style="position:absolute;left:0;text-align:left;margin-left:424.75pt;margin-top:11.35pt;width:74.65pt;height:52.65pt;z-index:251713536;visibility:visible;mso-wrap-style:square;mso-width-percent:0;mso-height-percent:0;mso-wrap-distance-left:9pt;mso-wrap-distance-top:0;mso-wrap-distance-right:9pt;mso-wrap-distance-bottom:0;mso-position-horizontal:absolute;mso-position-horizontal-relative:margin;mso-position-vertical:absolute;mso-position-vertical-relative:text;mso-width-percent:0;mso-height-percent:0;mso-width-relative:margin;mso-height-relative:margin;v-text-anchor:top" o:gfxdata="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" fillcolor="window" strokeweight=".5pt">
-                <v:textbox>
-                  <w:txbxContent>
-                    <w:p>
-                      <w:pPr>
-                        <w:rPr>
-                          <w:rtl/>
-                        </w:rPr>
-                      </w:pPr>
-                      <w:r>
-                        <w:rPr>
-                          <w:rFonts w:hint="cs"/>
-                          <w:rtl/>
-                        </w:rPr>
-                        <w:t>בדיקת כמות המילים שנוחשו</w:t>
-                      </w:r>
-                    </w:p>
-                  </w:txbxContent>
-                </v:textbox>
-                <w10:wrap anchorx="margin"/>
-              </v:shape>
-            </w:pict>
-          </mc:Fallback>
-        </mc:AlternateContent>
-      </w:r>
-      <w:r>
-        <w:rPr>
-          <w:noProof/>
-          <w:sz w:val="28"/>
-          <w:szCs w:val="28"/>
-          <w:rtl/>
-        </w:rPr>
-        <mc:AlternateContent>
-          <mc:Choice Requires="wps">
-            <w:drawing>
-              <wp:anchor distT="0" distB="0" distL="114300" distR="114300" simplePos="0" relativeHeight="251723776" behindDoc="0" locked="0" layoutInCell="1" allowOverlap="1" wp14:anchorId="780707C8" wp14:editId="3C177D8C">
-                <wp:simplePos x="0" y="0"/>
-                <wp:positionH relativeFrom="margin">
-                  <wp:posOffset>3971925</wp:posOffset>
-                </wp:positionH>
-                <wp:positionV relativeFrom="paragraph">
-                  <wp:posOffset>290513</wp:posOffset>
-                </wp:positionV>
-                <wp:extent cx="1200150" cy="45719"/>
-                <wp:effectExtent l="0" t="76200" r="0" b="50165"/>
-                <wp:wrapNone/>
-                <wp:docPr id="551460143" name="מחבר חץ ישר 551460143"/>
-                <wp:cNvGraphicFramePr/>
-                <a:graphic xmlns:a="http://schemas.openxmlformats.org/drawingml/2006/main">
-                  <a:graphicData uri="http://schemas.microsoft.com/office/word/2010/wordprocessingShape">
-                    <wps:wsp>
-                      <wps:cNvCnPr/>
-                      <wps:spPr>
-                        <a:xfrm flipV="1">
-                          <a:off x="0" y="0"/>
-                          <a:ext cx="1200150" cy="45719"/>
-                        </a:xfrm>
-                        <a:prstGeom prst="straightConnector1">
-                          <a:avLst/>
-                        </a:prstGeom>
-                        <a:ln>
-                          <a:tailEnd type="triangle"/>
-                        </a:ln>
-                      </wps:spPr>
-                      <wps:style>
-                        <a:lnRef idx="1">
-                          <a:schemeClr val="accent1"/>
-                        </a:lnRef>
-                        <a:fillRef idx="0">
-                          <a:schemeClr val="accent1"/>
-                        </a:fillRef>
-                        <a:effectRef idx="0">
-                          <a:schemeClr val="accent1"/>
-                        </a:effectRef>
-                        <a:fontRef idx="minor">
-                          <a:schemeClr val="tx1"/>
-                        </a:fontRef>
-                      </wps:style>
-                      <wps:bodyPr/>
-                    </wps:wsp>
-                  </a:graphicData>
-                </a:graphic>
-                <wp14:sizeRelH relativeFrom="margin">
-                  <wp14:pctWidth>0</wp14:pctWidth>
-                </wp14:sizeRelH>
-                <wp14:sizeRelV relativeFrom="margin">
-                  <wp14:pctHeight>0</wp14:pctHeight>
-                </wp14:sizeRelV>
-              </wp:anchor>
-            </w:drawing>
-          </mc:Choice>
-          <mc:Fallback xmlns:cx1="http://schemas.microsoft.com/office/drawing/2015/9/8/chartex" xmlns:cx2="http://schemas.microsoft.com/office/drawing/2015/10/21/chartex" xmlns:cx3="http://schemas.microsoft.com/office/drawing/2016/5/9/chartex" xmlns:cx4="http://schemas.microsoft.com/office/drawing/2016/5/10/chartex" xmlns:cx5="http://schemas.microsoft.com/office/drawing/2016/5/11/chartex" xmlns:cx6="http://schemas.microsoft.com/office/drawing/2016/5/12/chartex" xmlns:cx7="http://schemas.microsoft.com/office/drawing/2016/5/13/chartex" xmlns:cx8="http://schemas.microsoft.com/office/drawing/2016/5/14/chartex" xmlns:aink="http://schemas.microsoft.com/office/drawing/2016/ink" xmlns:am3d="http://schemas.microsoft.com/office/drawing/2017/model3d" xmlns:oel="http://schemas.microsoft.com/office/2019/extlst" xmlns:w16cex="http://schemas.microsoft.com/office/word/2018/wordml/cex" xmlns:w16cid="http://schemas.microsoft.com/office/word/2016/wordml/cid" xmlns:w16="http://schemas.microsoft.com/office/word/2018/wordml" xmlns:w16du="http://schemas.microsoft.com/office/word/2023/wordml/word16du" xmlns:w16sdtdh="http://schemas.microsoft.com/office/word/2020/wordml/sdtdatahash">
-            <w:pict>
-              <v:shape w14:anchorId="09AB0952" id="מחבר חץ ישר 551460143" o:spid="_x0000_s1026" type="#_x0000_t32" style="position:absolute;left:0;text-align:left;margin-left:312.75pt;margin-top:22.9pt;width:94.5pt;height:3.6pt;flip:y;z-index:251723776;visibility:visible;mso-wrap-style:square;mso-width-percent:0;mso-height-percent:0;mso-wrap-distance-left:9pt;mso-wrap-distance-top:0;mso-wrap-distance-right:9pt;mso-wrap-distance-bottom:0;mso-position-horizontal:absolute;mso-position-horizontal-relative:margin;mso-position-vertical:absolute;mso-position-vertical-relative:text;mso-width-percent:0;mso-height-percent:0;mso-width-relative:margin;mso-height-relative:margin" o:gfxdata="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" strokecolor="#4472c4 [3204]" strokeweight=".5pt">
-                <v:stroke endarrow="block" joinstyle="miter"/>
-                <w10:wrap anchorx="margin"/>
-              </v:shape>
-            </w:pict>
-          </mc:Fallback>
-        </mc:AlternateContent>
-      </w:r>
-    </w:p>
-    <w:p>
-      <w:pPr>
-        <w:jc w:val="right"/>
-        <w:rPr>
-          <w:sz w:val="28"/>
-          <w:szCs w:val="28"/>
-        </w:rPr>
-      </w:pPr>
-      <w:r>
-        <w:rPr>
-          <w:noProof/>
-          <w:sz w:val="28"/>
-          <w:szCs w:val="28"/>
-          <w:rtl/>
-        </w:rPr>
-        <mc:AlternateContent>
-          <mc:Choice Requires="wps">
-            <w:drawing>
-              <wp:anchor distT="91440" distB="91440" distL="365760" distR="365760" simplePos="0" relativeHeight="251734016" behindDoc="0" locked="0" layoutInCell="1" allowOverlap="1" wp14:anchorId="44EFB7C3" wp14:editId="2E893D99">
-                <wp:simplePos x="0" y="0"/>
-                <wp:positionH relativeFrom="margin">
-                  <wp:posOffset>3672205</wp:posOffset>
+                  <wp:posOffset>3449569</wp:posOffset>
                 </wp:positionH>
                 <wp:positionV relativeFrom="margin">
-                  <wp:posOffset>8296910</wp:posOffset>
+                  <wp:posOffset>8209859</wp:posOffset>
                 </wp:positionV>
                 <wp:extent cx="1438910" cy="824865"/>
                 <wp:effectExtent l="0" t="133350" r="0" b="127635"/>
@@ -5494,7 +3885,7 @@
           </mc:Choice>
           <mc:Fallback>
             <w:pict>
-              <v:rect w14:anchorId="44EFB7C3" id="מלבן 1265239542" o:spid="_x0000_s1043" style="position:absolute;left:0;text-align:left;margin-left:289.15pt;margin-top:653.3pt;width:113.3pt;height:64.95pt;rotation:661357fd;flip:x;z-index:251734016;visibility:visible;mso-wrap-style:square;mso-width-percent:0;mso-height-percent:0;mso-wrap-distance-left:28.8pt;mso-wrap-distance-top:7.2pt;mso-wrap-distance-right:28.8pt;mso-wrap-distance-bottom:7.2pt;mso-position-horizontal:absolute;mso-position-horizontal-relative:margin;mso-position-vertical:absolute;mso-position-vertical-relative:margin;mso-width-percent:0;mso-height-percent:0;mso-width-relative:margin;mso-height-relative:margin;v-text-anchor:top" o:gfxdata="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" filled="f" stroked="f" strokeweight="1pt">
+              <v:rect w14:anchorId="44EFB7C3" id="מלבן 1265239542" o:spid="_x0000_s1037" style="position:absolute;left:0;text-align:left;margin-left:271.6pt;margin-top:646.45pt;width:113.3pt;height:64.95pt;rotation:661357fd;flip:x;z-index:251734016;visibility:visible;mso-wrap-style:square;mso-width-percent:0;mso-height-percent:0;mso-wrap-distance-left:28.8pt;mso-wrap-distance-top:7.2pt;mso-wrap-distance-right:28.8pt;mso-wrap-distance-bottom:7.2pt;mso-position-horizontal:absolute;mso-position-horizontal-relative:margin;mso-position-vertical:absolute;mso-position-vertical-relative:margin;mso-width-percent:0;mso-height-percent:0;mso-width-relative:margin;mso-height-relative:margin;v-text-anchor:top" o:gfxdata="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" filled="f" stroked="f" strokeweight="1pt">
                 <v:textbox inset="10.8pt,0,10.8pt,0">
                   <w:txbxContent>
                     <w:p>
@@ -5526,6 +3917,215 @@
           </mc:Fallback>
         </mc:AlternateContent>
       </w:r>
+      <w:r>
+        <w:rPr>
+          <w:noProof/>
+          <w:sz w:val="28"/>
+          <w:szCs w:val="28"/>
+        </w:rPr>
+        <mc:AlternateContent>
+          <mc:Choice Requires="wps">
+            <w:drawing>
+              <wp:anchor distT="0" distB="0" distL="114300" distR="114300" simplePos="0" relativeHeight="251713536" behindDoc="0" locked="0" layoutInCell="1" allowOverlap="1" wp14:anchorId="666ABA6D" wp14:editId="2F1C57E0">
+                <wp:simplePos x="0" y="0"/>
+                <wp:positionH relativeFrom="margin">
+                  <wp:posOffset>5394325</wp:posOffset>
+                </wp:positionH>
+                <wp:positionV relativeFrom="paragraph">
+                  <wp:posOffset>144145</wp:posOffset>
+                </wp:positionV>
+                <wp:extent cx="948055" cy="668655"/>
+                <wp:effectExtent l="0" t="0" r="23495" b="17145"/>
+                <wp:wrapNone/>
+                <wp:docPr id="159" name="תיבת טקסט 159"/>
+                <wp:cNvGraphicFramePr/>
+                <a:graphic xmlns:a="http://schemas.openxmlformats.org/drawingml/2006/main">
+                  <a:graphicData uri="http://schemas.microsoft.com/office/word/2010/wordprocessingShape">
+                    <wps:wsp>
+                      <wps:cNvSpPr txBox="1"/>
+                      <wps:spPr>
+                        <a:xfrm>
+                          <a:off x="0" y="0"/>
+                          <a:ext cx="948055" cy="668655"/>
+                        </a:xfrm>
+                        <a:prstGeom prst="rect">
+                          <a:avLst/>
+                        </a:prstGeom>
+                        <a:solidFill>
+                          <a:sysClr val="window" lastClr="FFFFFF"/>
+                        </a:solidFill>
+                        <a:ln w="6350">
+                          <a:solidFill>
+                            <a:prstClr val="black"/>
+                          </a:solidFill>
+                        </a:ln>
+                      </wps:spPr>
+                      <wps:txbx>
+                        <w:txbxContent>
+                          <w:p>
+                            <w:pPr>
+                              <w:rPr>
+                                <w:rtl/>
+                              </w:rPr>
+                            </w:pPr>
+                            <w:r>
+                              <w:rPr>
+                                <w:rFonts w:hint="cs"/>
+                                <w:rtl/>
+                              </w:rPr>
+                              <w:t xml:space="preserve">בדיקת כמות המילים </w:t>
+                            </w:r>
+                            <w:proofErr w:type="spellStart"/>
+                            <w:r>
+                              <w:rPr>
+                                <w:rFonts w:hint="cs"/>
+                                <w:rtl/>
+                              </w:rPr>
+                              <w:t>שנוחשו</w:t>
+                            </w:r>
+                            <w:proofErr w:type="spellEnd"/>
+                          </w:p>
+                        </w:txbxContent>
+                      </wps:txbx>
+                      <wps:bodyPr rot="0" spcFirstLastPara="0" vertOverflow="overflow" horzOverflow="overflow" vert="horz" wrap="square" lIns="91440" tIns="45720" rIns="91440" bIns="45720" numCol="1" spcCol="0" rtlCol="1" fromWordArt="0" anchor="t" anchorCtr="0" forceAA="0" compatLnSpc="1">
+                        <a:prstTxWarp prst="textNoShape">
+                          <a:avLst/>
+                        </a:prstTxWarp>
+                        <a:noAutofit/>
+                      </wps:bodyPr>
+                    </wps:wsp>
+                  </a:graphicData>
+                </a:graphic>
+                <wp14:sizeRelH relativeFrom="margin">
+                  <wp14:pctWidth>0</wp14:pctWidth>
+                </wp14:sizeRelH>
+                <wp14:sizeRelV relativeFrom="margin">
+                  <wp14:pctHeight>0</wp14:pctHeight>
+                </wp14:sizeRelV>
+              </wp:anchor>
+            </w:drawing>
+          </mc:Choice>
+          <mc:Fallback>
+            <w:pict>
+              <v:shape w14:anchorId="666ABA6D" id="תיבת טקסט 159" o:spid="_x0000_s1038" type="#_x0000_t202" style="position:absolute;left:0;text-align:left;margin-left:424.75pt;margin-top:11.35pt;width:74.65pt;height:52.65pt;z-index:251713536;visibility:visible;mso-wrap-style:square;mso-width-percent:0;mso-height-percent:0;mso-wrap-distance-left:9pt;mso-wrap-distance-top:0;mso-wrap-distance-right:9pt;mso-wrap-distance-bottom:0;mso-position-horizontal:absolute;mso-position-horizontal-relative:margin;mso-position-vertical:absolute;mso-position-vertical-relative:text;mso-width-percent:0;mso-height-percent:0;mso-width-relative:margin;mso-height-relative:margin;v-text-anchor:top" o:gfxdata="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" fillcolor="window" strokeweight=".5pt">
+                <v:textbox>
+                  <w:txbxContent>
+                    <w:p>
+                      <w:pPr>
+                        <w:rPr>
+                          <w:rtl/>
+                        </w:rPr>
+                      </w:pPr>
+                      <w:r>
+                        <w:rPr>
+                          <w:rFonts w:hint="cs"/>
+                          <w:rtl/>
+                        </w:rPr>
+                        <w:t xml:space="preserve">בדיקת כמות המילים </w:t>
+                      </w:r>
+                      <w:proofErr w:type="spellStart"/>
+                      <w:r>
+                        <w:rPr>
+                          <w:rFonts w:hint="cs"/>
+                          <w:rtl/>
+                        </w:rPr>
+                        <w:t>שנוחשו</w:t>
+                      </w:r>
+                      <w:proofErr w:type="spellEnd"/>
+                    </w:p>
+                  </w:txbxContent>
+                </v:textbox>
+                <w10:wrap anchorx="margin"/>
+              </v:shape>
+            </w:pict>
+          </mc:Fallback>
+        </mc:AlternateContent>
+      </w:r>
+      <w:r>
+        <w:rPr>
+          <w:noProof/>
+          <w:sz w:val="28"/>
+          <w:szCs w:val="28"/>
+          <w:rtl/>
+        </w:rPr>
+        <mc:AlternateContent>
+          <mc:Choice Requires="wps">
+            <w:drawing>
+              <wp:anchor distT="0" distB="0" distL="114300" distR="114300" simplePos="0" relativeHeight="251723776" behindDoc="0" locked="0" layoutInCell="1" allowOverlap="1" wp14:anchorId="780707C8" wp14:editId="3C177D8C">
+                <wp:simplePos x="0" y="0"/>
+                <wp:positionH relativeFrom="margin">
+                  <wp:posOffset>3971925</wp:posOffset>
+                </wp:positionH>
+                <wp:positionV relativeFrom="paragraph">
+                  <wp:posOffset>290513</wp:posOffset>
+                </wp:positionV>
+                <wp:extent cx="1200150" cy="45719"/>
+                <wp:effectExtent l="0" t="76200" r="0" b="50165"/>
+                <wp:wrapNone/>
+                <wp:docPr id="551460143" name="מחבר חץ ישר 551460143"/>
+                <wp:cNvGraphicFramePr/>
+                <a:graphic xmlns:a="http://schemas.openxmlformats.org/drawingml/2006/main">
+                  <a:graphicData uri="http://schemas.microsoft.com/office/word/2010/wordprocessingShape">
+                    <wps:wsp>
+                      <wps:cNvCnPr/>
+                      <wps:spPr>
+                        <a:xfrm flipV="1">
+                          <a:off x="0" y="0"/>
+                          <a:ext cx="1200150" cy="45719"/>
+                        </a:xfrm>
+                        <a:prstGeom prst="straightConnector1">
+                          <a:avLst/>
+                        </a:prstGeom>
+                        <a:ln>
+                          <a:tailEnd type="triangle"/>
+                        </a:ln>
+                      </wps:spPr>
+                      <wps:style>
+                        <a:lnRef idx="1">
+                          <a:schemeClr val="accent1"/>
+                        </a:lnRef>
+                        <a:fillRef idx="0">
+                          <a:schemeClr val="accent1"/>
+                        </a:fillRef>
+                        <a:effectRef idx="0">
+                          <a:schemeClr val="accent1"/>
+                        </a:effectRef>
+                        <a:fontRef idx="minor">
+                          <a:schemeClr val="tx1"/>
+                        </a:fontRef>
+                      </wps:style>
+                      <wps:bodyPr/>
+                    </wps:wsp>
+                  </a:graphicData>
+                </a:graphic>
+                <wp14:sizeRelH relativeFrom="margin">
+                  <wp14:pctWidth>0</wp14:pctWidth>
+                </wp14:sizeRelH>
+                <wp14:sizeRelV relativeFrom="margin">
+                  <wp14:pctHeight>0</wp14:pctHeight>
+                </wp14:sizeRelV>
+              </wp:anchor>
+            </w:drawing>
+          </mc:Choice>
+          <mc:Fallback xmlns:w16sdtdh="http://schemas.microsoft.com/office/word/2020/wordml/sdtdatahash" xmlns:w16du="http://schemas.microsoft.com/office/word/2023/wordml/word16du" xmlns:w16="http://schemas.microsoft.com/office/word/2018/wordml" xmlns:w16cex="http://schemas.microsoft.com/office/word/2018/wordml/cex" xmlns:oel="http://schemas.microsoft.com/office/2019/extlst">
+            <w:pict>
+              <v:shape w14:anchorId="09AB0952" id="מחבר חץ ישר 551460143" o:spid="_x0000_s1026" type="#_x0000_t32" style="position:absolute;left:0;text-align:left;margin-left:312.75pt;margin-top:22.9pt;width:94.5pt;height:3.6pt;flip:y;z-index:251723776;visibility:visible;mso-wrap-style:square;mso-width-percent:0;mso-height-percent:0;mso-wrap-distance-left:9pt;mso-wrap-distance-top:0;mso-wrap-distance-right:9pt;mso-wrap-distance-bottom:0;mso-position-horizontal:absolute;mso-position-horizontal-relative:margin;mso-position-vertical:absolute;mso-position-vertical-relative:text;mso-width-percent:0;mso-height-percent:0;mso-width-relative:margin;mso-height-relative:margin" o:gfxdata="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" strokecolor="#4472c4 [3204]" strokeweight=".5pt">
+                <v:stroke endarrow="block" joinstyle="miter"/>
+                <w10:wrap anchorx="margin"/>
+              </v:shape>
+            </w:pict>
+          </mc:Fallback>
+        </mc:AlternateContent>
+      </w:r>
+    </w:p>
+    <w:p>
+      <w:pPr>
+        <w:jc w:val="right"/>
+        <w:rPr>
+          <w:sz w:val="28"/>
+          <w:szCs w:val="28"/>
+        </w:rPr>
+      </w:pPr>
       <w:r>
         <w:rPr>
           <w:noProof/>
@@ -5592,7 +4192,7 @@
               </wp:anchor>
             </w:drawing>
           </mc:Choice>
-          <mc:Fallback xmlns:cx1="http://schemas.microsoft.com/office/drawing/2015/9/8/chartex" xmlns:cx2="http://schemas.microsoft.com/office/drawing/2015/10/21/chartex" xmlns:cx3="http://schemas.microsoft.com/office/drawing/2016/5/9/chartex" xmlns:cx4="http://schemas.microsoft.com/office/drawing/2016/5/10/chartex" xmlns:cx5="http://schemas.microsoft.com/office/drawing/2016/5/11/chartex" xmlns:cx6="http://schemas.microsoft.com/office/drawing/2016/5/12/chartex" xmlns:cx7="http://schemas.microsoft.com/office/drawing/2016/5/13/chartex" xmlns:cx8="http://schemas.microsoft.com/office/drawing/2016/5/14/chartex" xmlns:aink="http://schemas.microsoft.com/office/drawing/2016/ink" xmlns:am3d="http://schemas.microsoft.com/office/drawing/2017/model3d" xmlns:oel="http://schemas.microsoft.com/office/2019/extlst" xmlns:w16cex="http://schemas.microsoft.com/office/word/2018/wordml/cex" xmlns:w16cid="http://schemas.microsoft.com/office/word/2016/wordml/cid" xmlns:w16="http://schemas.microsoft.com/office/word/2018/wordml" xmlns:w16du="http://schemas.microsoft.com/office/word/2023/wordml/word16du" xmlns:w16sdtdh="http://schemas.microsoft.com/office/word/2020/wordml/sdtdatahash">
+          <mc:Fallback xmlns:w16sdtdh="http://schemas.microsoft.com/office/word/2020/wordml/sdtdatahash" xmlns:w16du="http://schemas.microsoft.com/office/word/2023/wordml/word16du" xmlns:w16="http://schemas.microsoft.com/office/word/2018/wordml" xmlns:w16cex="http://schemas.microsoft.com/office/word/2018/wordml/cex" xmlns:oel="http://schemas.microsoft.com/office/2019/extlst">
             <w:pict>
               <v:shape w14:anchorId="7F4F0107" id="מחבר חץ ישר 1195162525" o:spid="_x0000_s1026" type="#_x0000_t32" style="position:absolute;left:0;text-align:left;margin-left:35.65pt;margin-top:8.1pt;width:169.5pt;height:9.4pt;flip:x;z-index:251699200;visibility:visible;mso-wrap-style:square;mso-width-percent:0;mso-height-percent:0;mso-wrap-distance-left:9pt;mso-wrap-distance-top:0;mso-wrap-distance-right:9pt;mso-wrap-distance-bottom:0;mso-position-horizontal:absolute;mso-position-horizontal-relative:margin;mso-position-vertical:absolute;mso-position-vertical-relative:text;mso-width-percent:0;mso-height-percent:0;mso-width-relative:margin;mso-height-relative:margin" o:gfxdata="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" strokecolor="#4472c4 [3204]" strokeweight=".5pt">
                 <v:stroke endarrow="block" joinstyle="miter"/>
@@ -5621,16 +4221,16 @@
         <mc:AlternateContent>
           <mc:Choice Requires="wps">
             <w:drawing>
-              <wp:anchor distT="0" distB="0" distL="114300" distR="114300" simplePos="0" relativeHeight="251725824" behindDoc="0" locked="0" layoutInCell="1" allowOverlap="1" wp14:anchorId="33E8D940" wp14:editId="7EB367A2">
+              <wp:anchor distT="0" distB="0" distL="114300" distR="114300" simplePos="0" relativeHeight="251725824" behindDoc="0" locked="0" layoutInCell="1" allowOverlap="1" wp14:anchorId="33E8D940" wp14:editId="3C1E3855">
                 <wp:simplePos x="0" y="0"/>
                 <wp:positionH relativeFrom="margin">
-                  <wp:posOffset>3845172</wp:posOffset>
+                  <wp:posOffset>3484658</wp:posOffset>
                 </wp:positionH>
                 <wp:positionV relativeFrom="paragraph">
-                  <wp:posOffset>227330</wp:posOffset>
+                  <wp:posOffset>225564</wp:posOffset>
                 </wp:positionV>
-                <wp:extent cx="1636803" cy="276225"/>
-                <wp:effectExtent l="38100" t="0" r="20955" b="85725"/>
+                <wp:extent cx="2002155" cy="182880"/>
+                <wp:effectExtent l="38100" t="0" r="17145" b="83820"/>
                 <wp:wrapNone/>
                 <wp:docPr id="31009220" name="מחבר חץ ישר 31009220"/>
                 <wp:cNvGraphicFramePr/>
@@ -5641,7 +4241,7 @@
                       <wps:spPr>
                         <a:xfrm flipH="1">
                           <a:off x="0" y="0"/>
-                          <a:ext cx="1636803" cy="276225"/>
+                          <a:ext cx="2002155" cy="182880"/>
                         </a:xfrm>
                         <a:prstGeom prst="straightConnector1">
                           <a:avLst/>
@@ -5679,11 +4279,11 @@
           </mc:Choice>
           <mc:Fallback>
             <w:pict>
-              <v:shapetype w14:anchorId="0E297523" id="_x0000_t32" coordsize="21600,21600" o:spt="32" o:oned="t" path="m,l21600,21600e" filled="f">
+              <v:shapetype w14:anchorId="699E2486" id="_x0000_t32" coordsize="21600,21600" o:spt="32" o:oned="t" path="m,l21600,21600e" filled="f">
                 <v:path arrowok="t" fillok="f" o:connecttype="none"/>
                 <o:lock v:ext="edit" shapetype="t"/>
               </v:shapetype>
-              <v:shape id="מחבר חץ ישר 31009220" o:spid="_x0000_s1026" type="#_x0000_t32" style="position:absolute;margin-left:302.75pt;margin-top:17.9pt;width:128.9pt;height:21.75pt;flip:x;z-index:251725824;visibility:visible;mso-wrap-style:square;mso-width-percent:0;mso-height-percent:0;mso-wrap-distance-left:9pt;mso-wrap-distance-top:0;mso-wrap-distance-right:9pt;mso-wrap-distance-bottom:0;mso-position-horizontal:absolute;mso-position-horizontal-relative:margin;mso-position-vertical:absolute;mso-position-vertical-relative:text;mso-width-percent:0;mso-height-percent:0;mso-width-relative:margin;mso-height-relative:margin" o:gfxdata="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" strokecolor="#4472c4 [3204]" strokeweight=".5pt">
+              <v:shape id="מחבר חץ ישר 31009220" o:spid="_x0000_s1026" type="#_x0000_t32" style="position:absolute;left:0;text-align:left;margin-left:274.4pt;margin-top:17.75pt;width:157.65pt;height:14.4pt;flip:x;z-index:251725824;visibility:visible;mso-wrap-style:square;mso-width-percent:0;mso-height-percent:0;mso-wrap-distance-left:9pt;mso-wrap-distance-top:0;mso-wrap-distance-right:9pt;mso-wrap-distance-bottom:0;mso-position-horizontal:absolute;mso-position-horizontal-relative:margin;mso-position-vertical:absolute;mso-position-vertical-relative:text;mso-width-percent:0;mso-height-percent:0;mso-width-relative:margin;mso-height-relative:margin" o:gfxdata="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" strokecolor="#4472c4 [3204]" strokeweight=".5pt">
                 <v:stroke endarrow="block" joinstyle="miter"/>
                 <w10:wrap anchorx="margin"/>
               </v:shape>
@@ -5700,13 +4300,13 @@
         <mc:AlternateContent>
           <mc:Choice Requires="wps">
             <w:drawing>
-              <wp:anchor distT="0" distB="0" distL="114300" distR="114300" simplePos="0" relativeHeight="251731968" behindDoc="0" locked="0" layoutInCell="1" allowOverlap="1" wp14:anchorId="6791A4FB" wp14:editId="7CE2AA47">
+              <wp:anchor distT="0" distB="0" distL="114300" distR="114300" simplePos="0" relativeHeight="251731968" behindDoc="0" locked="0" layoutInCell="1" allowOverlap="1" wp14:anchorId="6791A4FB" wp14:editId="15B21527">
                 <wp:simplePos x="0" y="0"/>
                 <wp:positionH relativeFrom="margin">
-                  <wp:posOffset>2661313</wp:posOffset>
+                  <wp:posOffset>2207481</wp:posOffset>
                 </wp:positionH>
                 <wp:positionV relativeFrom="paragraph">
-                  <wp:posOffset>481681</wp:posOffset>
+                  <wp:posOffset>218771</wp:posOffset>
                 </wp:positionV>
                 <wp:extent cx="948055" cy="668655"/>
                 <wp:effectExtent l="0" t="0" r="23495" b="17145"/>
@@ -5772,7 +4372,7 @@
           </mc:Choice>
           <mc:Fallback>
             <w:pict>
-              <v:shape w14:anchorId="6791A4FB" id="תיבת טקסט 769926441" o:spid="_x0000_s1044" type="#_x0000_t202" style="position:absolute;left:0;text-align:left;margin-left:209.55pt;margin-top:37.95pt;width:74.65pt;height:52.65pt;z-index:251731968;visibility:visible;mso-wrap-style:square;mso-width-percent:0;mso-height-percent:0;mso-wrap-distance-left:9pt;mso-wrap-distance-top:0;mso-wrap-distance-right:9pt;mso-wrap-distance-bottom:0;mso-position-horizontal:absolute;mso-position-horizontal-relative:margin;mso-position-vertical:absolute;mso-position-vertical-relative:text;mso-width-percent:0;mso-height-percent:0;mso-width-relative:margin;mso-height-relative:margin;v-text-anchor:top" o:gfxdata="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" fillcolor="window" strokeweight=".5pt">
+              <v:shape w14:anchorId="6791A4FB" id="תיבת טקסט 769926441" o:spid="_x0000_s1039" type="#_x0000_t202" style="position:absolute;left:0;text-align:left;margin-left:173.8pt;margin-top:17.25pt;width:74.65pt;height:52.65pt;z-index:251731968;visibility:visible;mso-wrap-style:square;mso-width-percent:0;mso-height-percent:0;mso-wrap-distance-left:9pt;mso-wrap-distance-top:0;mso-wrap-distance-right:9pt;mso-wrap-distance-bottom:0;mso-position-horizontal:absolute;mso-position-horizontal-relative:margin;mso-position-vertical:absolute;mso-position-vertical-relative:text;mso-width-percent:0;mso-height-percent:0;mso-width-relative:margin;mso-height-relative:margin;v-text-anchor:top" o:gfxdata="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" fillcolor="window" strokeweight=".5pt">
                 <v:textbox>
                   <w:txbxContent>
                     <w:p>
@@ -5806,13 +4406,13 @@
         <mc:AlternateContent>
           <mc:Choice Requires="wps">
             <w:drawing>
-              <wp:anchor distT="0" distB="0" distL="114300" distR="114300" simplePos="0" relativeHeight="251729920" behindDoc="0" locked="0" layoutInCell="1" allowOverlap="1" wp14:anchorId="4B802DC0" wp14:editId="33A473FC">
+              <wp:anchor distT="0" distB="0" distL="114300" distR="114300" simplePos="0" relativeHeight="251729920" behindDoc="0" locked="0" layoutInCell="1" allowOverlap="1" wp14:anchorId="4B802DC0" wp14:editId="5422495A">
                 <wp:simplePos x="0" y="0"/>
                 <wp:positionH relativeFrom="margin">
-                  <wp:posOffset>2309174</wp:posOffset>
+                  <wp:align>center</wp:align>
                 </wp:positionH>
                 <wp:positionV relativeFrom="paragraph">
-                  <wp:posOffset>235778</wp:posOffset>
+                  <wp:posOffset>12700</wp:posOffset>
                 </wp:positionV>
                 <wp:extent cx="1633855" cy="1082675"/>
                 <wp:effectExtent l="0" t="0" r="23495" b="22225"/>
@@ -5868,7 +4468,7 @@
           </mc:Choice>
           <mc:Fallback>
             <w:pict>
-              <v:oval w14:anchorId="31D68B97" id="אליפסה 2070550987" o:spid="_x0000_s1026" style="position:absolute;margin-left:181.8pt;margin-top:18.55pt;width:128.65pt;height:85.25pt;z-index:251729920;visibility:visible;mso-wrap-style:square;mso-width-percent:0;mso-height-percent:0;mso-wrap-distance-left:9pt;mso-wrap-distance-top:0;mso-wrap-distance-right:9pt;mso-wrap-distance-bottom:0;mso-position-horizontal:absolute;mso-position-horizontal-relative:margin;mso-position-vertical:absolute;mso-position-vertical-relative:text;mso-width-percent:0;mso-height-percent:0;mso-width-relative:margin;mso-height-relative:margin;v-text-anchor:middle" o:gfxdata="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" fillcolor="#4472c4 [3204]" strokecolor="#1f3763 [1604]" strokeweight="1pt">
+              <v:oval w14:anchorId="3A7732B1" id="אליפסה 2070550987" o:spid="_x0000_s1026" style="position:absolute;left:0;text-align:left;margin-left:0;margin-top:1pt;width:128.65pt;height:85.25pt;z-index:251729920;visibility:visible;mso-wrap-style:square;mso-width-percent:0;mso-height-percent:0;mso-wrap-distance-left:9pt;mso-wrap-distance-top:0;mso-wrap-distance-right:9pt;mso-wrap-distance-bottom:0;mso-position-horizontal:center;mso-position-horizontal-relative:margin;mso-position-vertical:absolute;mso-position-vertical-relative:text;mso-width-percent:0;mso-height-percent:0;mso-width-relative:margin;mso-height-relative:margin;v-text-anchor:middle" o:gfxdata="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" fillcolor="#4472c4 [3204]" strokecolor="#1f3763 [1604]" strokeweight="1pt">
                 <v:stroke joinstyle="miter"/>
                 <w10:wrap anchorx="margin"/>
               </v:oval>
@@ -5897,162 +4497,6 @@
           <w:rtl/>
         </w:rPr>
       </w:pPr>
-      <w:r>
-        <w:rPr>
-          <w:noProof/>
-          <w:sz w:val="28"/>
-          <w:szCs w:val="28"/>
-          <w:rtl/>
-        </w:rPr>
-        <mc:AlternateContent>
-          <mc:Choice Requires="wps">
-            <w:drawing>
-              <wp:anchor distT="91440" distB="91440" distL="137160" distR="137160" simplePos="0" relativeHeight="251769856" behindDoc="1" locked="0" layoutInCell="1" allowOverlap="1" wp14:anchorId="02543FEB" wp14:editId="351A4FF7">
-                <wp:simplePos x="0" y="0"/>
-                <wp:positionH relativeFrom="page">
-                  <wp:posOffset>5172075</wp:posOffset>
-                </wp:positionH>
-                <wp:positionV relativeFrom="page">
-                  <wp:posOffset>72390</wp:posOffset>
-                </wp:positionV>
-                <wp:extent cx="2216150" cy="418465"/>
-                <wp:effectExtent l="0" t="0" r="12700" b="1270"/>
-                <wp:wrapNone/>
-                <wp:docPr id="1339293893" name="תיבת טקסט 41"/>
-                <wp:cNvGraphicFramePr/>
-                <a:graphic xmlns:a="http://schemas.openxmlformats.org/drawingml/2006/main">
-                  <a:graphicData uri="http://schemas.microsoft.com/office/word/2010/wordprocessingShape">
-                    <wps:wsp>
-                      <wps:cNvSpPr txBox="1"/>
-                      <wps:spPr>
-                        <a:xfrm flipH="1">
-                          <a:off x="0" y="0"/>
-                          <a:ext cx="2216150" cy="418465"/>
-                        </a:xfrm>
-                        <a:prstGeom prst="rect">
-                          <a:avLst/>
-                        </a:prstGeom>
-                        <a:noFill/>
-                        <a:ln w="6350">
-                          <a:noFill/>
-                        </a:ln>
-                        <a:effectLst/>
-                      </wps:spPr>
-                      <wps:style>
-                        <a:lnRef idx="0">
-                          <a:schemeClr val="accent1"/>
-                        </a:lnRef>
-                        <a:fillRef idx="0">
-                          <a:schemeClr val="accent1"/>
-                        </a:fillRef>
-                        <a:effectRef idx="0">
-                          <a:schemeClr val="accent1"/>
-                        </a:effectRef>
-                        <a:fontRef idx="minor">
-                          <a:schemeClr val="dk1"/>
-                        </a:fontRef>
-                      </wps:style>
-                      <wps:txbx>
-                        <w:txbxContent>
-                          <w:p>
-                            <w:pPr>
-                              <w:pBdr>
-                                <w:left w:val="single" w:sz="12" w:space="8" w:color="ED7D31" w:themeColor="accent2"/>
-                              </w:pBdr>
-                              <w:spacing w:before="160"/>
-                              <w:jc w:val="right"/>
-                              <w:rPr>
-                                <w:b/>
-                                <w:bCs/>
-                                <w:caps/>
-                                <w:color w:val="000000" w:themeColor="text1"/>
-                                <w:sz w:val="24"/>
-                                <w:szCs w:val="24"/>
-                                <w:u w:val="single"/>
-                                <w:rtl/>
-                              </w:rPr>
-                            </w:pPr>
-                            <w:r>
-                              <w:rPr>
-                                <w:rFonts w:hint="cs"/>
-                                <w:b/>
-                                <w:bCs/>
-                                <w:caps/>
-                                <w:color w:val="000000" w:themeColor="text1"/>
-                                <w:sz w:val="24"/>
-                                <w:szCs w:val="24"/>
-                                <w:u w:val="single"/>
-                                <w:rtl/>
-                              </w:rPr>
-                              <w:t>תזכור אותי</w:t>
-                            </w:r>
-                          </w:p>
-                        </w:txbxContent>
-                      </wps:txbx>
-                      <wps:bodyPr rot="0" spcFirstLastPara="0" vertOverflow="overflow" horzOverflow="overflow" vert="horz" wrap="square" lIns="228600" tIns="0" rIns="0" bIns="0" numCol="1" spcCol="0" rtlCol="0" fromWordArt="0" anchor="ctr" anchorCtr="0" forceAA="0" compatLnSpc="1">
-                        <a:prstTxWarp prst="textNoShape">
-                          <a:avLst/>
-                        </a:prstTxWarp>
-                        <a:spAutoFit/>
-                      </wps:bodyPr>
-                    </wps:wsp>
-                  </a:graphicData>
-                </a:graphic>
-                <wp14:sizeRelH relativeFrom="margin">
-                  <wp14:pctWidth>0</wp14:pctWidth>
-                </wp14:sizeRelH>
-                <wp14:sizeRelV relativeFrom="margin">
-                  <wp14:pctHeight>0</wp14:pctHeight>
-                </wp14:sizeRelV>
-              </wp:anchor>
-            </w:drawing>
-          </mc:Choice>
-          <mc:Fallback>
-            <w:pict>
-              <v:shape w14:anchorId="02543FEB" id="_x0000_s1045" type="#_x0000_t202" style="position:absolute;margin-left:407.25pt;margin-top:5.7pt;width:174.5pt;height:32.95pt;flip:x;z-index:-251546624;visibility:visible;mso-wrap-style:square;mso-width-percent:0;mso-height-percent:0;mso-wrap-distance-left:10.8pt;mso-wrap-distance-top:7.2pt;mso-wrap-distance-right:10.8pt;mso-wrap-distance-bottom:7.2pt;mso-position-horizontal:absolute;mso-position-horizontal-relative:page;mso-position-vertical:absolute;mso-position-vertical-relative:page;mso-width-percent:0;mso-height-percent:0;mso-width-relative:margin;mso-height-relative:margin;v-text-anchor:middle" o:gfxdata="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" filled="f" stroked="f" strokeweight=".5pt">
-                <v:textbox style="mso-fit-shape-to-text:t" inset="18pt,0,0,0">
-                  <w:txbxContent>
-                    <w:p>
-                      <w:pPr>
-                        <w:pBdr>
-                          <w:left w:val="single" w:sz="12" w:space="8" w:color="ED7D31" w:themeColor="accent2"/>
-                        </w:pBdr>
-                        <w:spacing w:before="160"/>
-                        <w:jc w:val="right"/>
-                        <w:rPr>
-                          <w:b/>
-                          <w:bCs/>
-                          <w:caps/>
-                          <w:color w:val="000000" w:themeColor="text1"/>
-                          <w:sz w:val="24"/>
-                          <w:szCs w:val="24"/>
-                          <w:u w:val="single"/>
-                          <w:rtl/>
-                        </w:rPr>
-                      </w:pPr>
-                      <w:r>
-                        <w:rPr>
-                          <w:rFonts w:hint="cs"/>
-                          <w:b/>
-                          <w:bCs/>
-                          <w:caps/>
-                          <w:color w:val="000000" w:themeColor="text1"/>
-                          <w:sz w:val="24"/>
-                          <w:szCs w:val="24"/>
-                          <w:u w:val="single"/>
-                          <w:rtl/>
-                        </w:rPr>
-                        <w:t>תזכור אותי</w:t>
-                      </w:r>
-                    </w:p>
-                  </w:txbxContent>
-                </v:textbox>
-                <w10:wrap anchorx="page" anchory="page"/>
-              </v:shape>
-            </w:pict>
-          </mc:Fallback>
-        </mc:AlternateContent>
-      </w:r>
     </w:p>
     <w:p>
       <w:pPr>
@@ -6088,6 +4532,7 @@
           <w:rtl/>
         </w:rPr>
       </w:pPr>
+      <w:proofErr w:type="spellStart"/>
       <w:r>
         <w:rPr>
           <w:rFonts w:hint="cs"/>
@@ -6095,18 +4540,9 @@
           <w:szCs w:val="24"/>
           <w:rtl/>
         </w:rPr>
-        <w:t>תאור מסכי הפרוייקט:</w:t>
-      </w:r>
-    </w:p>
-    <w:p>
-      <w:pPr>
-        <w:jc w:val="right"/>
-        <w:rPr>
-          <w:sz w:val="24"/>
-          <w:szCs w:val="24"/>
-          <w:rtl/>
-        </w:rPr>
-      </w:pPr>
+        <w:t>תאור</w:t>
+      </w:r>
+      <w:proofErr w:type="spellEnd"/>
       <w:r>
         <w:rPr>
           <w:rFonts w:hint="cs"/>
@@ -6114,26 +4550,19 @@
           <w:szCs w:val="24"/>
           <w:rtl/>
         </w:rPr>
-        <w:t xml:space="preserve">מסך ראשי-כאן יהיה תמונה שמתארת את סוג המשחק עם משפטי הוראות לדוגמא: </w:t>
-      </w:r>
-    </w:p>
-    <w:p>
-      <w:pPr>
-        <w:jc w:val="right"/>
-        <w:rPr>
-          <w:sz w:val="24"/>
-          <w:szCs w:val="24"/>
-          <w:rtl/>
-        </w:rPr>
-      </w:pPr>
+        <w:t xml:space="preserve"> מסכי </w:t>
+      </w:r>
+      <w:proofErr w:type="spellStart"/>
       <w:r>
         <w:rPr>
           <w:rFonts w:hint="cs"/>
           <w:sz w:val="24"/>
           <w:szCs w:val="24"/>
-        </w:rPr>
-        <w:t xml:space="preserve">     </w:t>
-      </w:r>
+          <w:rtl/>
+        </w:rPr>
+        <w:t>הפרוייקט</w:t>
+      </w:r>
+      <w:proofErr w:type="spellEnd"/>
       <w:r>
         <w:rPr>
           <w:rFonts w:hint="cs"/>
@@ -6141,22 +4570,68 @@
           <w:szCs w:val="24"/>
           <w:rtl/>
         </w:rPr>
-        <w:t xml:space="preserve"> כדי להיכנס למשחק.</w:t>
-      </w:r>
-      <w:r>
+        <w:t>:</w:t>
+      </w:r>
+    </w:p>
+    <w:p>
+      <w:pPr>
+        <w:jc w:val="right"/>
         <w:rPr>
           <w:sz w:val="24"/>
           <w:szCs w:val="24"/>
-        </w:rPr>
-        <w:t>-</w:t>
-      </w:r>
+          <w:rtl/>
+        </w:rPr>
+      </w:pPr>
       <w:r>
         <w:rPr>
           <w:rFonts w:hint="cs"/>
           <w:sz w:val="24"/>
           <w:szCs w:val="24"/>
-        </w:rPr>
-        <w:t xml:space="preserve">ENTER </w:t>
+          <w:rtl/>
+        </w:rPr>
+        <w:t xml:space="preserve">מסך ראשי-כאן יהיה תמונה שמתארת את סוג המשחק עם משפטי הוראות לדוגמא: </w:t>
+      </w:r>
+    </w:p>
+    <w:p>
+      <w:pPr>
+        <w:jc w:val="right"/>
+        <w:rPr>
+          <w:sz w:val="24"/>
+          <w:szCs w:val="24"/>
+          <w:rtl/>
+        </w:rPr>
+      </w:pPr>
+      <w:r>
+        <w:rPr>
+          <w:rFonts w:hint="cs"/>
+          <w:sz w:val="24"/>
+          <w:szCs w:val="24"/>
+        </w:rPr>
+        <w:t xml:space="preserve">     </w:t>
+      </w:r>
+      <w:r>
+        <w:rPr>
+          <w:rFonts w:hint="cs"/>
+          <w:sz w:val="24"/>
+          <w:szCs w:val="24"/>
+          <w:rtl/>
+        </w:rPr>
+        <w:t xml:space="preserve"> כדי להיכנס למשחק</w:t>
+      </w:r>
+      <w:r>
+        <w:rPr>
+          <w:sz w:val="24"/>
+          <w:szCs w:val="24"/>
+        </w:rPr>
+        <w:t>p</w:t>
+      </w:r>
+      <w:r>
+        <w:rPr>
+          <w:rFonts w:hint="cs"/>
+          <w:sz w:val="24"/>
+          <w:szCs w:val="24"/>
+        </w:rPr>
+        <w:t xml:space="preserve"> </w:t>
       </w:r>
       <w:r>
         <w:rPr>
@@ -6190,12 +4665,21 @@
       </w:r>
       <w:r>
         <w:rPr>
+          <w:noProof/>
+          <w:sz w:val="24"/>
+          <w:szCs w:val="24"/>
+        </w:rPr>
+        <w:t>i</w:t>
+      </w:r>
+      <w:r>
+        <w:rPr>
           <w:rFonts w:hint="cs"/>
           <w:noProof/>
           <w:sz w:val="24"/>
           <w:szCs w:val="24"/>
-        </w:rPr>
-        <w:t>SHIFT</w:t>
+          <w:rtl/>
+        </w:rPr>
+        <w:t xml:space="preserve"> כדי להיכנס למסך הוראות.</w:t>
       </w:r>
       <w:r>
         <w:rPr>
@@ -6203,30 +4687,38 @@
           <w:noProof/>
           <w:sz w:val="24"/>
           <w:szCs w:val="24"/>
-          <w:rtl/>
-        </w:rPr>
-        <w:t xml:space="preserve"> כדי להיכנס למסך הוראות.</w:t>
-      </w:r>
+        </w:rPr>
+        <w:t xml:space="preserve"> </w:t>
+      </w:r>
+    </w:p>
+    <w:p>
+      <w:pPr>
+        <w:bidi/>
+        <w:rPr>
+          <w:noProof/>
+          <w:sz w:val="24"/>
+          <w:szCs w:val="24"/>
+          <w:rtl/>
+        </w:rPr>
+      </w:pPr>
       <w:r>
         <w:rPr>
           <w:rFonts w:hint="cs"/>
           <w:noProof/>
           <w:sz w:val="24"/>
           <w:szCs w:val="24"/>
-        </w:rPr>
-        <w:t xml:space="preserve">  </w:t>
-      </w:r>
-    </w:p>
-    <w:p>
-      <w:pPr>
-        <w:bidi/>
+          <w:rtl/>
+        </w:rPr>
+        <w:t xml:space="preserve">ולחץ על </w:t>
+      </w:r>
+      <w:r>
         <w:rPr>
           <w:noProof/>
           <w:sz w:val="24"/>
           <w:szCs w:val="24"/>
-          <w:rtl/>
-        </w:rPr>
-      </w:pPr>
+        </w:rPr>
+        <w:t xml:space="preserve"> esc</w:t>
+      </w:r>
       <w:r>
         <w:rPr>
           <w:rFonts w:hint="cs"/>
@@ -6235,28 +4727,78 @@
           <w:szCs w:val="24"/>
           <w:rtl/>
         </w:rPr>
-        <w:t>המטרה העיקרית של מסך זה היא לכוון את המשתמש לאיזורים במשחק</w:t>
-      </w:r>
-    </w:p>
-    <w:p>
-      <w:pPr>
-        <w:bidi/>
-        <w:rPr>
-          <w:noProof/>
-          <w:sz w:val="24"/>
-          <w:szCs w:val="24"/>
-          <w:rtl/>
-        </w:rPr>
-      </w:pPr>
+        <w:t xml:space="preserve"> בשביל לצאת.</w:t>
+      </w:r>
       <w:r>
         <w:rPr>
           <w:rFonts w:hint="cs"/>
           <w:noProof/>
           <w:sz w:val="24"/>
           <w:szCs w:val="24"/>
-          <w:rtl/>
-        </w:rPr>
-        <w:t>מסך הגדרות- מסך זה מאפשר לשחקן ללמוד על כפתורי המשחק ואיך לשחק במשחק במסך זה יהיה את תיאורי כל השלבים איך מקבלים נקודות ואיך מנצחים או מפסידים.</w:t>
+        </w:rPr>
+        <w:t xml:space="preserve"> </w:t>
+      </w:r>
+    </w:p>
+    <w:p>
+      <w:pPr>
+        <w:bidi/>
+        <w:rPr>
+          <w:noProof/>
+          <w:sz w:val="24"/>
+          <w:szCs w:val="24"/>
+          <w:rtl/>
+        </w:rPr>
+      </w:pPr>
+      <w:r>
+        <w:rPr>
+          <w:rFonts w:hint="cs"/>
+          <w:noProof/>
+          <w:sz w:val="24"/>
+          <w:szCs w:val="24"/>
+          <w:rtl/>
+        </w:rPr>
+        <w:t>המטרה העיקרית של מסך זה היא לכוון את המשתמש לאיזורים במשחק</w:t>
+      </w:r>
+    </w:p>
+    <w:p>
+      <w:pPr>
+        <w:bidi/>
+        <w:rPr>
+          <w:noProof/>
+          <w:sz w:val="24"/>
+          <w:szCs w:val="24"/>
+          <w:rtl/>
+        </w:rPr>
+      </w:pPr>
+      <w:r>
+        <w:rPr>
+          <w:rFonts w:hint="cs"/>
+          <w:noProof/>
+          <w:sz w:val="24"/>
+          <w:szCs w:val="24"/>
+          <w:rtl/>
+        </w:rPr>
+        <w:t>מסך ה</w:t>
+      </w:r>
+      <w:r>
+        <w:rPr>
+          <w:rFonts w:hint="cs"/>
+          <w:noProof/>
+          <w:sz w:val="24"/>
+          <w:szCs w:val="24"/>
+          <w:rtl/>
+        </w:rPr>
+        <w:t>וראות</w:t>
+      </w:r>
+      <w:r>
+        <w:rPr>
+          <w:rFonts w:hint="cs"/>
+          <w:noProof/>
+          <w:sz w:val="24"/>
+          <w:szCs w:val="24"/>
+          <w:rtl/>
+        </w:rPr>
+        <w:t>- מסך זה מאפשר לשחקן ללמוד על כפתורי המשחק ואיך לשחק במשחק במסך זה יהיה את תיאורי כל השלבים איך מקבלים נקודות ואיך מנצחים או מפסידים.</w:t>
       </w:r>
     </w:p>
     <w:p>
@@ -6352,7 +4894,6 @@
           <w:sz w:val="24"/>
           <w:szCs w:val="24"/>
           <w:u w:val="single"/>
-          <w:rtl/>
         </w:rPr>
       </w:pPr>
       <w:r>
@@ -6366,7 +4907,33 @@
           <w:u w:val="single"/>
           <w:rtl/>
         </w:rPr>
-        <w:t>עץ מסכים:</w:t>
+        <w:t xml:space="preserve"> </w:t>
+      </w:r>
+      <w:r>
+        <w:rPr>
+          <w:rFonts w:hint="cs"/>
+          <w:b/>
+          <w:bCs/>
+          <w:noProof/>
+          <w:sz w:val="24"/>
+          <w:szCs w:val="24"/>
+          <w:u w:val="single"/>
+          <w:rtl/>
+        </w:rPr>
+        <w:t>עץ מסכ</w:t>
+      </w:r>
+      <w:r>
+        <w:rPr>
+          <w:rFonts w:hint="cs"/>
+          <w:b/>
+          <w:bCs/>
+          <w:noProof/>
+          <w:sz w:val="24"/>
+          <w:szCs w:val="24"/>
+          <w:u w:val="single"/>
+          <w:rtl/>
+        </w:rPr>
+        <w:t>ים:</w:t>
       </w:r>
     </w:p>
     <w:p>
@@ -6409,7 +4976,7 @@
                     </pic:cNvPicPr>
                   </pic:nvPicPr>
                   <pic:blipFill>
-                    <a:blip r:embed="rId7" cstate="print">
+                    <a:blip r:embed="rId8" cstate="print">
                       <a:extLst>
                         <a:ext uri="{28A0092B-C50C-407E-A947-70E740481C1C}">
                           <a14:useLocalDpi xmlns:a14="http://schemas.microsoft.com/office/drawing/2010/main" val="0"/>
@@ -6514,6 +5081,7 @@
                                 <w:szCs w:val="24"/>
                               </w:rPr>
                             </w:pPr>
+                            <w:proofErr w:type="spellStart"/>
                             <w:r>
                               <w:rPr>
                                 <w:rFonts w:hint="cs"/>
@@ -6522,7 +5090,18 @@
                                 <w:szCs w:val="24"/>
                                 <w:rtl/>
                               </w:rPr>
-                              <w:t>נוחשו 5 מילים ברצף</w:t>
+                              <w:t>נוחשו</w:t>
+                            </w:r>
+                            <w:proofErr w:type="spellEnd"/>
+                            <w:r>
+                              <w:rPr>
+                                <w:rFonts w:hint="cs"/>
+                                <w:color w:val="4472C4" w:themeColor="accent1"/>
+                                <w:sz w:val="24"/>
+                                <w:szCs w:val="24"/>
+                                <w:rtl/>
+                              </w:rPr>
+                              <w:t xml:space="preserve"> 5 מילים ברצף</w:t>
                             </w:r>
                           </w:p>
                         </w:txbxContent>
@@ -6547,7 +5126,7 @@
           </mc:Choice>
           <mc:Fallback>
             <w:pict>
-              <v:rect w14:anchorId="3BD33987" id="מלבן 1729277659" o:spid="_x0000_s1046" style="position:absolute;left:0;text-align:left;margin-left:44.85pt;margin-top:452.9pt;width:74.75pt;height:57.1pt;rotation:1759460fd;flip:x;z-index:251764736;visibility:visible;mso-wrap-style:square;mso-width-percent:0;mso-height-percent:0;mso-wrap-distance-left:28.8pt;mso-wrap-distance-top:7.2pt;mso-wrap-distance-right:28.8pt;mso-wrap-distance-bottom:7.2pt;mso-position-horizontal:absolute;mso-position-horizontal-relative:margin;mso-position-vertical:absolute;mso-position-vertical-relative:margin;mso-width-percent:0;mso-height-percent:0;mso-width-relative:margin;mso-height-relative:margin;v-text-anchor:top" o:gfxdata="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" filled="f" stroked="f" strokeweight="1pt">
+              <v:rect w14:anchorId="3BD33987" id="מלבן 1729277659" o:spid="_x0000_s1040" style="position:absolute;left:0;text-align:left;margin-left:44.85pt;margin-top:452.9pt;width:74.75pt;height:57.1pt;rotation:1759460fd;flip:x;z-index:251764736;visibility:visible;mso-wrap-style:square;mso-width-percent:0;mso-height-percent:0;mso-wrap-distance-left:28.8pt;mso-wrap-distance-top:7.2pt;mso-wrap-distance-right:28.8pt;mso-wrap-distance-bottom:7.2pt;mso-position-horizontal:absolute;mso-position-horizontal-relative:margin;mso-position-vertical:absolute;mso-position-vertical-relative:margin;mso-width-percent:0;mso-height-percent:0;mso-width-relative:margin;mso-height-relative:margin;v-text-anchor:top" o:gfxdata="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" filled="f" stroked="f" strokeweight="1pt">
                 <v:textbox inset="10.8pt,0,10.8pt,0">
                   <w:txbxContent>
                     <w:p>
@@ -6560,6 +5139,7 @@
                           <w:szCs w:val="24"/>
                         </w:rPr>
                       </w:pPr>
+                      <w:proofErr w:type="spellStart"/>
                       <w:r>
                         <w:rPr>
                           <w:rFonts w:hint="cs"/>
@@ -6568,7 +5148,18 @@
                           <w:szCs w:val="24"/>
                           <w:rtl/>
                         </w:rPr>
-                        <w:t>נוחשו 5 מילים ברצף</w:t>
+                        <w:t>נוחשו</w:t>
+                      </w:r>
+                      <w:proofErr w:type="spellEnd"/>
+                      <w:r>
+                        <w:rPr>
+                          <w:rFonts w:hint="cs"/>
+                          <w:color w:val="4472C4" w:themeColor="accent1"/>
+                          <w:sz w:val="24"/>
+                          <w:szCs w:val="24"/>
+                          <w:rtl/>
+                        </w:rPr>
+                        <w:t xml:space="preserve"> 5 מילים ברצף</w:t>
                       </w:r>
                     </w:p>
                   </w:txbxContent>
@@ -6600,16 +5191,16 @@
         <mc:AlternateContent>
           <mc:Choice Requires="wps">
             <w:drawing>
-              <wp:anchor distT="0" distB="0" distL="114300" distR="114300" simplePos="0" relativeHeight="251753472" behindDoc="0" locked="0" layoutInCell="1" allowOverlap="1" wp14:anchorId="1412FBAA" wp14:editId="31A0C480">
+              <wp:anchor distT="0" distB="0" distL="114300" distR="114300" simplePos="0" relativeHeight="251753472" behindDoc="0" locked="0" layoutInCell="1" allowOverlap="1" wp14:anchorId="1412FBAA" wp14:editId="24C9A478">
                 <wp:simplePos x="0" y="0"/>
                 <wp:positionH relativeFrom="column">
-                  <wp:posOffset>3012743</wp:posOffset>
+                  <wp:posOffset>2983727</wp:posOffset>
                 </wp:positionH>
                 <wp:positionV relativeFrom="paragraph">
-                  <wp:posOffset>332815</wp:posOffset>
+                  <wp:posOffset>191080</wp:posOffset>
                 </wp:positionV>
-                <wp:extent cx="2122227" cy="1296452"/>
-                <wp:effectExtent l="38100" t="38100" r="30480" b="18415"/>
+                <wp:extent cx="2153975" cy="1439158"/>
+                <wp:effectExtent l="38100" t="38100" r="17780" b="27940"/>
                 <wp:wrapNone/>
                 <wp:docPr id="299569448" name="מחבר חץ ישר 299569448"/>
                 <wp:cNvGraphicFramePr/>
@@ -6620,7 +5211,7 @@
                       <wps:spPr>
                         <a:xfrm flipH="1" flipV="1">
                           <a:off x="0" y="0"/>
-                          <a:ext cx="2122227" cy="1296452"/>
+                          <a:ext cx="2153975" cy="1439158"/>
                         </a:xfrm>
                         <a:prstGeom prst="straightConnector1">
                           <a:avLst/>
@@ -6658,7 +5249,7 @@
           </mc:Choice>
           <mc:Fallback>
             <w:pict>
-              <v:shape w14:anchorId="00FBCBFA" id="מחבר חץ ישר 299569448" o:spid="_x0000_s1026" type="#_x0000_t32" style="position:absolute;margin-left:237.2pt;margin-top:26.2pt;width:167.1pt;height:102.1pt;flip:x y;z-index:251753472;visibility:visible;mso-wrap-style:square;mso-width-percent:0;mso-height-percent:0;mso-wrap-distance-left:9pt;mso-wrap-distance-top:0;mso-wrap-distance-right:9pt;mso-wrap-distance-bottom:0;mso-position-horizontal:absolute;mso-position-horizontal-relative:text;mso-position-vertical:absolute;mso-position-vertical-relative:text;mso-width-percent:0;mso-height-percent:0;mso-width-relative:margin;mso-height-relative:margin" o:gfxdata="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" strokecolor="#4472c4 [3204]" strokeweight=".5pt">
+              <v:shape w14:anchorId="704E0990" id="מחבר חץ ישר 299569448" o:spid="_x0000_s1026" type="#_x0000_t32" style="position:absolute;left:0;text-align:left;margin-left:234.95pt;margin-top:15.05pt;width:169.6pt;height:113.3pt;flip:x y;z-index:251753472;visibility:visible;mso-wrap-style:square;mso-width-percent:0;mso-height-percent:0;mso-wrap-distance-left:9pt;mso-wrap-distance-top:0;mso-wrap-distance-right:9pt;mso-wrap-distance-bottom:0;mso-position-horizontal:absolute;mso-position-horizontal-relative:text;mso-position-vertical:absolute;mso-position-vertical-relative:text;mso-width-percent:0;mso-height-percent:0;mso-width-relative:margin;mso-height-relative:margin" o:gfxdata="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" strokecolor="#4472c4 [3204]" strokeweight=".5pt">
                 <v:stroke endarrow="block" joinstyle="miter"/>
               </v:shape>
             </w:pict>
@@ -6774,7 +5365,7 @@
           </mc:Choice>
           <mc:Fallback>
             <w:pict>
-              <v:rect w14:anchorId="4BE3DD06" id="מלבן 1217158837" o:spid="_x0000_s1047" style="position:absolute;margin-left:320.5pt;margin-top:377.7pt;width:74.75pt;height:48.05pt;rotation:-2903448fd;flip:x;z-index:251755520;visibility:visible;mso-wrap-style:square;mso-width-percent:0;mso-height-percent:0;mso-wrap-distance-left:28.8pt;mso-wrap-distance-top:7.2pt;mso-wrap-distance-right:28.8pt;mso-wrap-distance-bottom:7.2pt;mso-position-horizontal:absolute;mso-position-horizontal-relative:margin;mso-position-vertical:absolute;mso-position-vertical-relative:margin;mso-width-percent:0;mso-height-percent:0;mso-width-relative:margin;mso-height-relative:margin;v-text-anchor:top" o:gfxdata="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" filled="f" stroked="f" strokeweight="1pt">
+              <v:rect w14:anchorId="4BE3DD06" id="מלבן 1217158837" o:spid="_x0000_s1041" style="position:absolute;margin-left:320.5pt;margin-top:377.7pt;width:74.75pt;height:48.05pt;rotation:-2903448fd;flip:x;z-index:251755520;visibility:visible;mso-wrap-style:square;mso-width-percent:0;mso-height-percent:0;mso-wrap-distance-left:28.8pt;mso-wrap-distance-top:7.2pt;mso-wrap-distance-right:28.8pt;mso-wrap-distance-bottom:7.2pt;mso-position-horizontal:absolute;mso-position-horizontal-relative:margin;mso-position-vertical:absolute;mso-position-vertical-relative:margin;mso-width-percent:0;mso-height-percent:0;mso-width-relative:margin;mso-height-relative:margin;v-text-anchor:top" o:gfxdata="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" filled="f" stroked="f" strokeweight="1pt">
                 <v:textbox inset="10.8pt,0,10.8pt,0">
                   <w:txbxContent>
                     <w:p>
@@ -7005,7 +5596,7 @@
           </mc:Choice>
           <mc:Fallback>
             <w:pict>
-              <v:rect w14:anchorId="3C8E66FF" id="מלבן 156" o:spid="_x0000_s1048" style="position:absolute;left:0;text-align:left;margin-left:119.1pt;margin-top:529.2pt;width:63pt;height:60.7pt;flip:x;z-index:251757568;visibility:visible;mso-wrap-style:square;mso-width-percent:0;mso-height-percent:0;mso-wrap-distance-left:28.8pt;mso-wrap-distance-top:7.2pt;mso-wrap-distance-right:28.8pt;mso-wrap-distance-bottom:7.2pt;mso-position-horizontal:absolute;mso-position-horizontal-relative:margin;mso-position-vertical:absolute;mso-position-vertical-relative:margin;mso-width-percent:0;mso-height-percent:0;mso-width-relative:margin;mso-height-relative:margin;v-text-anchor:top" o:gfxdata="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" filled="f" stroked="f" strokeweight="1pt">
+              <v:rect w14:anchorId="3C8E66FF" id="מלבן 156" o:spid="_x0000_s1042" style="position:absolute;left:0;text-align:left;margin-left:119.1pt;margin-top:529.2pt;width:63pt;height:60.7pt;flip:x;z-index:251757568;visibility:visible;mso-wrap-style:square;mso-width-percent:0;mso-height-percent:0;mso-wrap-distance-left:28.8pt;mso-wrap-distance-top:7.2pt;mso-wrap-distance-right:28.8pt;mso-wrap-distance-bottom:7.2pt;mso-position-horizontal:absolute;mso-position-horizontal-relative:margin;mso-position-vertical:absolute;mso-position-vertical-relative:margin;mso-width-percent:0;mso-height-percent:0;mso-width-relative:margin;mso-height-relative:margin;v-text-anchor:top" o:gfxdata="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" filled="f" stroked="f" strokeweight="1pt">
                 <v:textbox inset="10.8pt,0,10.8pt,0">
                   <w:txbxContent>
                     <w:p>
@@ -7215,6 +5806,7 @@
                               </w:rPr>
                               <w:t xml:space="preserve">אם לחץ על </w:t>
                             </w:r>
+                            <w:proofErr w:type="spellStart"/>
                             <w:r>
                               <w:rPr>
                                 <w:color w:val="4472C4" w:themeColor="accent1"/>
@@ -7223,6 +5815,7 @@
                               </w:rPr>
                               <w:t>i</w:t>
                             </w:r>
+                            <w:proofErr w:type="spellEnd"/>
                           </w:p>
                         </w:txbxContent>
                       </wps:txbx>
@@ -7246,7 +5839,7 @@
           </mc:Choice>
           <mc:Fallback>
             <w:pict>
-              <v:rect w14:anchorId="212678CF" id="מלבן 7" o:spid="_x0000_s1049" style="position:absolute;left:0;text-align:left;margin-left:221.05pt;margin-top:426pt;width:74.75pt;height:48.05pt;rotation:-2574357fd;flip:x;z-index:251749376;visibility:visible;mso-wrap-style:square;mso-width-percent:0;mso-height-percent:0;mso-wrap-distance-left:28.8pt;mso-wrap-distance-top:7.2pt;mso-wrap-distance-right:28.8pt;mso-wrap-distance-bottom:7.2pt;mso-position-horizontal:absolute;mso-position-horizontal-relative:margin;mso-position-vertical:absolute;mso-position-vertical-relative:margin;mso-width-percent:0;mso-height-percent:0;mso-width-relative:margin;mso-height-relative:margin;v-text-anchor:top" o:gfxdata="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" filled="f" stroked="f" strokeweight="1pt">
+              <v:rect w14:anchorId="212678CF" id="מלבן 7" o:spid="_x0000_s1043" style="position:absolute;left:0;text-align:left;margin-left:221.05pt;margin-top:426pt;width:74.75pt;height:48.05pt;rotation:-2574357fd;flip:x;z-index:251749376;visibility:visible;mso-wrap-style:square;mso-width-percent:0;mso-height-percent:0;mso-wrap-distance-left:28.8pt;mso-wrap-distance-top:7.2pt;mso-wrap-distance-right:28.8pt;mso-wrap-distance-bottom:7.2pt;mso-position-horizontal:absolute;mso-position-horizontal-relative:margin;mso-position-vertical:absolute;mso-position-vertical-relative:margin;mso-width-percent:0;mso-height-percent:0;mso-width-relative:margin;mso-height-relative:margin;v-text-anchor:top" o:gfxdata="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" filled="f" stroked="f" strokeweight="1pt">
                 <v:textbox inset="10.8pt,0,10.8pt,0">
                   <w:txbxContent>
                     <w:p>
@@ -7269,6 +5862,7 @@
                         </w:rPr>
                         <w:t xml:space="preserve">אם לחץ על </w:t>
                       </w:r>
+                      <w:proofErr w:type="spellStart"/>
                       <w:r>
                         <w:rPr>
                           <w:color w:val="4472C4" w:themeColor="accent1"/>
@@ -7277,6 +5871,7 @@
                         </w:rPr>
                         <w:t>i</w:t>
                       </w:r>
+                      <w:proofErr w:type="spellEnd"/>
                     </w:p>
                   </w:txbxContent>
                 </v:textbox>
@@ -7379,7 +5974,7 @@
           </mc:Choice>
           <mc:Fallback>
             <w:pict>
-              <v:shape w14:anchorId="0F0844ED" id="תיבת טקסט 1" o:spid="_x0000_s1050" type="#_x0000_t202" style="position:absolute;left:0;text-align:left;margin-left:117.65pt;margin-top:.2pt;width:74.65pt;height:52.65pt;z-index:251782144;visibility:visible;mso-wrap-style:square;mso-width-percent:0;mso-height-percent:0;mso-wrap-distance-left:9pt;mso-wrap-distance-top:0;mso-wrap-distance-right:9pt;mso-wrap-distance-bottom:0;mso-position-horizontal:absolute;mso-position-horizontal-relative:margin;mso-position-vertical:absolute;mso-position-vertical-relative:text;mso-width-percent:0;mso-height-percent:0;mso-width-relative:margin;mso-height-relative:margin;v-text-anchor:top" o:gfxdata="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" fillcolor="window" strokeweight=".5pt">
+              <v:shape w14:anchorId="0F0844ED" id="תיבת טקסט 1" o:spid="_x0000_s1044" type="#_x0000_t202" style="position:absolute;left:0;text-align:left;margin-left:117.65pt;margin-top:.2pt;width:74.65pt;height:52.65pt;z-index:251782144;visibility:visible;mso-wrap-style:square;mso-width-percent:0;mso-height-percent:0;mso-wrap-distance-left:9pt;mso-wrap-distance-top:0;mso-wrap-distance-right:9pt;mso-wrap-distance-bottom:0;mso-position-horizontal:absolute;mso-position-horizontal-relative:margin;mso-position-vertical:absolute;mso-position-vertical-relative:text;mso-width-percent:0;mso-height-percent:0;mso-width-relative:margin;mso-height-relative:margin;v-text-anchor:top" o:gfxdata="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" fillcolor="window" strokeweight=".5pt">
                 <v:textbox>
                   <w:txbxContent>
                     <w:p>
@@ -7426,7 +6021,7 @@
         <mc:AlternateContent>
           <mc:Choice Requires="wps">
             <w:drawing>
-              <wp:anchor distT="0" distB="0" distL="114300" distR="114300" simplePos="0" relativeHeight="251784192" behindDoc="0" locked="0" layoutInCell="1" allowOverlap="1" wp14:anchorId="0818EE43" wp14:editId="1E0D9DDB">
+              <wp:anchor distT="0" distB="0" distL="114300" distR="114300" simplePos="0" relativeHeight="251784192" behindDoc="0" locked="0" layoutInCell="1" allowOverlap="1" wp14:anchorId="0818EE43" wp14:editId="28CD0DF2">
                 <wp:simplePos x="0" y="0"/>
                 <wp:positionH relativeFrom="column">
                   <wp:posOffset>2858734</wp:posOffset>
@@ -7519,7 +6114,7 @@
           </mc:Choice>
           <mc:Fallback>
             <w:pict>
-              <v:rect w14:anchorId="0818EE43" id="מלבן 14" o:spid="_x0000_s1051" style="position:absolute;left:0;text-align:left;margin-left:225.1pt;margin-top:17.85pt;width:74.75pt;height:87.05pt;rotation:-2087540fd;flip:x;z-index:251784192;visibility:visible;mso-wrap-style:square;mso-wrap-distance-left:9pt;mso-wrap-distance-top:0;mso-wrap-distance-right:9pt;mso-wrap-distance-bottom:0;mso-position-horizontal:absolute;mso-position-horizontal-relative:text;mso-position-vertical:absolute;mso-position-vertical-relative:text;v-text-anchor:top" o:gfxdata="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" filled="f" stroked="f" strokeweight="1pt">
+              <v:rect w14:anchorId="0818EE43" id="מלבן 14" o:spid="_x0000_s1045" style="position:absolute;left:0;text-align:left;margin-left:225.1pt;margin-top:17.85pt;width:74.75pt;height:87.05pt;rotation:-2087540fd;flip:x;z-index:251784192;visibility:visible;mso-wrap-style:square;mso-wrap-distance-left:9pt;mso-wrap-distance-top:0;mso-wrap-distance-right:9pt;mso-wrap-distance-bottom:0;mso-position-horizontal:absolute;mso-position-horizontal-relative:text;mso-position-vertical:absolute;mso-position-vertical-relative:text;v-text-anchor:top" o:gfxdata="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" filled="f" stroked="f" strokeweight="1pt">
                 <v:textbox inset="10.8pt,0,10.8pt,0">
                   <w:txbxContent>
                     <w:p>
@@ -7656,7 +6251,7 @@
         <mc:AlternateContent>
           <mc:Choice Requires="wps">
             <w:drawing>
-              <wp:anchor distT="0" distB="0" distL="114300" distR="114300" simplePos="0" relativeHeight="251759616" behindDoc="0" locked="0" layoutInCell="1" allowOverlap="1" wp14:anchorId="54379F2B" wp14:editId="44C78E6C">
+              <wp:anchor distT="0" distB="0" distL="114300" distR="114300" simplePos="0" relativeHeight="251759616" behindDoc="0" locked="0" layoutInCell="1" allowOverlap="1" wp14:anchorId="54379F2B" wp14:editId="75023E3F">
                 <wp:simplePos x="0" y="0"/>
                 <wp:positionH relativeFrom="column">
                   <wp:posOffset>2248469</wp:posOffset>
@@ -7714,7 +6309,7 @@
           </mc:Choice>
           <mc:Fallback>
             <w:pict>
-              <v:shape w14:anchorId="4915E9C7" id="מחבר חץ ישר 1872770197" o:spid="_x0000_s1026" type="#_x0000_t32" style="position:absolute;margin-left:177.05pt;margin-top:2.2pt;width:4.1pt;height:92.6pt;z-index:251759616;visibility:visible;mso-wrap-style:square;mso-width-percent:0;mso-height-percent:0;mso-wrap-distance-left:9pt;mso-wrap-distance-top:0;mso-wrap-distance-right:9pt;mso-wrap-distance-bottom:0;mso-position-horizontal:absolute;mso-position-horizontal-relative:text;mso-position-vertical:absolute;mso-position-vertical-relative:text;mso-width-percent:0;mso-height-percent:0;mso-width-relative:margin;mso-height-relative:margin" o:gfxdata="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" strokecolor="#4472c4 [3204]" strokeweight=".5pt">
+              <v:shape w14:anchorId="49BE45C6" id="מחבר חץ ישר 1872770197" o:spid="_x0000_s1026" type="#_x0000_t32" style="position:absolute;left:0;text-align:left;margin-left:177.05pt;margin-top:2.2pt;width:4.1pt;height:92.6pt;z-index:251759616;visibility:visible;mso-wrap-style:square;mso-width-percent:0;mso-height-percent:0;mso-wrap-distance-left:9pt;mso-wrap-distance-top:0;mso-wrap-distance-right:9pt;mso-wrap-distance-bottom:0;mso-position-horizontal:absolute;mso-position-horizontal-relative:text;mso-position-vertical:absolute;mso-position-vertical-relative:text;mso-width-percent:0;mso-height-percent:0;mso-width-relative:margin;mso-height-relative:margin" o:gfxdata="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" strokecolor="#4472c4 [3204]" strokeweight=".5pt">
                 <v:stroke endarrow="block" joinstyle="miter"/>
               </v:shape>
             </w:pict>
@@ -7751,7 +6346,7 @@
                     </pic:cNvPicPr>
                   </pic:nvPicPr>
                   <pic:blipFill>
-                    <a:blip r:embed="rId8" cstate="print">
+                    <a:blip r:embed="rId9" cstate="print">
                       <a:extLst>
                         <a:ext uri="{28A0092B-C50C-407E-A947-70E740481C1C}">
                           <a14:useLocalDpi xmlns:a14="http://schemas.microsoft.com/office/drawing/2010/main" val="0"/>
@@ -7818,7 +6413,7 @@
                     </pic:cNvPicPr>
                   </pic:nvPicPr>
                   <pic:blipFill>
-                    <a:blip r:embed="rId9">
+                    <a:blip r:embed="rId10">
                       <a:extLst>
                         <a:ext uri="{28A0092B-C50C-407E-A947-70E740481C1C}">
                           <a14:useLocalDpi xmlns:a14="http://schemas.microsoft.com/office/drawing/2010/main" val="0"/>
@@ -7895,17 +6490,17 @@
           <w:noProof/>
         </w:rPr>
         <w:drawing>
-          <wp:anchor distT="0" distB="0" distL="114300" distR="114300" simplePos="0" relativeHeight="251760640" behindDoc="0" locked="0" layoutInCell="1" allowOverlap="1" wp14:anchorId="7ABF7850" wp14:editId="4557E515">
+          <wp:anchor distT="0" distB="0" distL="114300" distR="114300" simplePos="0" relativeHeight="251760640" behindDoc="1" locked="0" layoutInCell="1" allowOverlap="1" wp14:anchorId="7ABF7850" wp14:editId="42759234">
             <wp:simplePos x="0" y="0"/>
             <wp:positionH relativeFrom="column">
-              <wp:posOffset>1655445</wp:posOffset>
+              <wp:posOffset>1301750</wp:posOffset>
             </wp:positionH>
-            <wp:positionV relativeFrom="paragraph">
-              <wp:posOffset>199276</wp:posOffset>
+            <wp:positionV relativeFrom="page">
+              <wp:posOffset>9163050</wp:posOffset>
             </wp:positionV>
             <wp:extent cx="1433195" cy="895350"/>
             <wp:effectExtent l="0" t="0" r="0" b="0"/>
-            <wp:wrapSquare wrapText="bothSides"/>
+            <wp:wrapNone/>
             <wp:docPr id="1369406751" name="תמונה 11" descr="תמונה שמכילה טקסט, צילום מסך, גופן, גרפיקה&#10;&#10;התיאור נוצר באופן אוטומטי"/>
             <wp:cNvGraphicFramePr>
               <a:graphicFrameLocks xmlns:a="http://schemas.openxmlformats.org/drawingml/2006/main" noChangeAspect="1"/>
@@ -7920,7 +6515,7 @@
                     </pic:cNvPicPr>
                   </pic:nvPicPr>
                   <pic:blipFill>
-                    <a:blip r:embed="rId10">
+                    <a:blip r:embed="rId11">
                       <a:extLst>
                         <a:ext uri="{28A0092B-C50C-407E-A947-70E740481C1C}">
                           <a14:useLocalDpi xmlns:a14="http://schemas.microsoft.com/office/drawing/2010/main" val="0"/>
@@ -7961,6 +6556,14 @@
     <w:p>
       <w:pPr>
         <w:rPr>
+          <w:noProof/>
+          <w:rtl/>
+        </w:rPr>
+      </w:pPr>
+    </w:p>
+    <w:p>
+      <w:pPr>
+        <w:rPr>
           <w:b/>
           <w:bCs/>
           <w:sz w:val="28"/>
@@ -7993,216 +6596,6 @@
           <w:rtl/>
         </w:rPr>
       </w:pPr>
-      <w:r>
-        <w:rPr>
-          <w:noProof/>
-          <w:sz w:val="28"/>
-          <w:szCs w:val="28"/>
-          <w:rtl/>
-        </w:rPr>
-        <mc:AlternateContent>
-          <mc:Choice Requires="wps">
-            <w:drawing>
-              <wp:anchor distT="91440" distB="91440" distL="137160" distR="137160" simplePos="0" relativeHeight="251745280" behindDoc="1" locked="0" layoutInCell="1" allowOverlap="1" wp14:anchorId="547DE113" wp14:editId="58215DA7">
-                <wp:simplePos x="0" y="0"/>
-                <wp:positionH relativeFrom="margin">
-                  <wp:posOffset>3842142</wp:posOffset>
-                </wp:positionH>
-                <wp:positionV relativeFrom="page">
-                  <wp:posOffset>10271608</wp:posOffset>
-                </wp:positionV>
-                <wp:extent cx="2505075" cy="418465"/>
-                <wp:effectExtent l="0" t="0" r="9525" b="1270"/>
-                <wp:wrapNone/>
-                <wp:docPr id="121268435" name="תיבת טקסט 41"/>
-                <wp:cNvGraphicFramePr/>
-                <a:graphic xmlns:a="http://schemas.openxmlformats.org/drawingml/2006/main">
-                  <a:graphicData uri="http://schemas.microsoft.com/office/word/2010/wordprocessingShape">
-                    <wps:wsp>
-                      <wps:cNvSpPr txBox="1"/>
-                      <wps:spPr>
-                        <a:xfrm flipH="1">
-                          <a:off x="0" y="0"/>
-                          <a:ext cx="2505075" cy="418465"/>
-                        </a:xfrm>
-                        <a:prstGeom prst="rect">
-                          <a:avLst/>
-                        </a:prstGeom>
-                        <a:noFill/>
-                        <a:ln w="6350">
-                          <a:noFill/>
-                        </a:ln>
-                        <a:effectLst/>
-                      </wps:spPr>
-                      <wps:style>
-                        <a:lnRef idx="0">
-                          <a:schemeClr val="accent1"/>
-                        </a:lnRef>
-                        <a:fillRef idx="0">
-                          <a:schemeClr val="accent1"/>
-                        </a:fillRef>
-                        <a:effectRef idx="0">
-                          <a:schemeClr val="accent1"/>
-                        </a:effectRef>
-                        <a:fontRef idx="minor">
-                          <a:schemeClr val="dk1"/>
-                        </a:fontRef>
-                      </wps:style>
-                      <wps:txbx>
-                        <w:txbxContent>
-                          <w:p>
-                            <w:pPr>
-                              <w:pBdr>
-                                <w:left w:val="single" w:sz="12" w:space="8" w:color="ED7D31" w:themeColor="accent2"/>
-                              </w:pBdr>
-                              <w:spacing w:before="160"/>
-                              <w:jc w:val="right"/>
-                              <w:rPr>
-                                <w:b/>
-                                <w:bCs/>
-                                <w:caps/>
-                                <w:color w:val="000000" w:themeColor="text1"/>
-                                <w:sz w:val="24"/>
-                                <w:szCs w:val="24"/>
-                                <w:u w:val="single"/>
-                              </w:rPr>
-                            </w:pPr>
-                            <w:r>
-                              <w:rPr>
-                                <w:rFonts w:hint="cs"/>
-                                <w:b/>
-                                <w:bCs/>
-                                <w:caps/>
-                                <w:color w:val="000000" w:themeColor="text1"/>
-                                <w:sz w:val="24"/>
-                                <w:szCs w:val="24"/>
-                                <w:u w:val="single"/>
-                                <w:rtl/>
-                              </w:rPr>
-                              <w:t>יאיר סאלדמן:330766833</w:t>
-                            </w:r>
-                            <w:r>
-                              <w:rPr>
-                                <w:rFonts w:hint="cs"/>
-                                <w:b/>
-                                <w:bCs/>
-                                <w:caps/>
-                                <w:color w:val="000000" w:themeColor="text1"/>
-                                <w:sz w:val="24"/>
-                                <w:szCs w:val="24"/>
-                                <w:u w:val="single"/>
-                                <w:rtl/>
-                              </w:rPr>
-                              <w:t xml:space="preserve"> עמוד </w:t>
-                            </w:r>
-                            <w:r>
-                              <w:rPr>
-                                <w:rFonts w:hint="cs"/>
-                                <w:b/>
-                                <w:bCs/>
-                                <w:caps/>
-                                <w:color w:val="000000" w:themeColor="text1"/>
-                                <w:sz w:val="24"/>
-                                <w:szCs w:val="24"/>
-                                <w:u w:val="single"/>
-                                <w:rtl/>
-                              </w:rPr>
-                              <w:t>5</w:t>
-                            </w:r>
-                          </w:p>
-                        </w:txbxContent>
-                      </wps:txbx>
-                      <wps:bodyPr rot="0" spcFirstLastPara="0" vertOverflow="overflow" horzOverflow="overflow" vert="horz" wrap="square" lIns="228600" tIns="0" rIns="0" bIns="0" numCol="1" spcCol="0" rtlCol="0" fromWordArt="0" anchor="ctr" anchorCtr="0" forceAA="0" compatLnSpc="1">
-                        <a:prstTxWarp prst="textNoShape">
-                          <a:avLst/>
-                        </a:prstTxWarp>
-                        <a:spAutoFit/>
-                      </wps:bodyPr>
-                    </wps:wsp>
-                  </a:graphicData>
-                </a:graphic>
-                <wp14:sizeRelH relativeFrom="margin">
-                  <wp14:pctWidth>0</wp14:pctWidth>
-                </wp14:sizeRelH>
-                <wp14:sizeRelV relativeFrom="margin">
-                  <wp14:pctHeight>0</wp14:pctHeight>
-                </wp14:sizeRelV>
-              </wp:anchor>
-            </w:drawing>
-          </mc:Choice>
-          <mc:Fallback>
-            <w:pict>
-              <v:shape w14:anchorId="547DE113" id="_x0000_s1055" type="#_x0000_t202" style="position:absolute;margin-left:302.55pt;margin-top:808.8pt;width:197.25pt;height:32.95pt;flip:x;z-index:-251571200;visibility:visible;mso-wrap-style:square;mso-width-percent:0;mso-height-percent:0;mso-wrap-distance-left:10.8pt;mso-wrap-distance-top:7.2pt;mso-wrap-distance-right:10.8pt;mso-wrap-distance-bottom:7.2pt;mso-position-horizontal:absolute;mso-position-horizontal-relative:margin;mso-position-vertical:absolute;mso-position-vertical-relative:page;mso-width-percent:0;mso-height-percent:0;mso-width-relative:margin;mso-height-relative:margin;v-text-anchor:middle" o:gfxdata="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" filled="f" stroked="f" strokeweight=".5pt">
-                <v:textbox style="mso-fit-shape-to-text:t" inset="18pt,0,0,0">
-                  <w:txbxContent>
-                    <w:p>
-                      <w:pPr>
-                        <w:pBdr>
-                          <w:left w:val="single" w:sz="12" w:space="8" w:color="ED7D31" w:themeColor="accent2"/>
-                        </w:pBdr>
-                        <w:spacing w:before="160"/>
-                        <w:jc w:val="right"/>
-                        <w:rPr>
-                          <w:b/>
-                          <w:bCs/>
-                          <w:caps/>
-                          <w:color w:val="000000" w:themeColor="text1"/>
-                          <w:sz w:val="24"/>
-                          <w:szCs w:val="24"/>
-                          <w:u w:val="single"/>
-                        </w:rPr>
-                      </w:pPr>
-                      <w:r>
-                        <w:rPr>
-                          <w:rFonts w:hint="cs"/>
-                          <w:b/>
-                          <w:bCs/>
-                          <w:caps/>
-                          <w:color w:val="000000" w:themeColor="text1"/>
-                          <w:sz w:val="24"/>
-                          <w:szCs w:val="24"/>
-                          <w:u w:val="single"/>
-                          <w:rtl/>
-                        </w:rPr>
-                        <w:t>יאיר סאלדמן:330766833</w:t>
-                      </w:r>
-                      <w:r>
-                        <w:rPr>
-                          <w:rFonts w:hint="cs"/>
-                          <w:b/>
-                          <w:bCs/>
-                          <w:caps/>
-                          <w:color w:val="000000" w:themeColor="text1"/>
-                          <w:sz w:val="24"/>
-                          <w:szCs w:val="24"/>
-                          <w:u w:val="single"/>
-                          <w:rtl/>
-                        </w:rPr>
-                        <w:t xml:space="preserve"> עמוד </w:t>
-                      </w:r>
-                      <w:r>
-                        <w:rPr>
-                          <w:rFonts w:hint="cs"/>
-                          <w:b/>
-                          <w:bCs/>
-                          <w:caps/>
-                          <w:color w:val="000000" w:themeColor="text1"/>
-                          <w:sz w:val="24"/>
-                          <w:szCs w:val="24"/>
-                          <w:u w:val="single"/>
-                          <w:rtl/>
-                        </w:rPr>
-                        <w:t>5</w:t>
-                      </w:r>
-                    </w:p>
-                  </w:txbxContent>
-                </v:textbox>
-                <w10:wrap anchorx="margin" anchory="page"/>
-              </v:shape>
-            </w:pict>
-          </mc:Fallback>
-        </mc:AlternateContent>
-      </w:r>
     </w:p>
     <w:p>
       <w:pPr>
@@ -8240,163 +6633,6 @@
           <w:rtl/>
         </w:rPr>
       </w:pPr>
-      <w:r>
-        <w:rPr>
-          <w:noProof/>
-          <w:sz w:val="28"/>
-          <w:szCs w:val="28"/>
-          <w:rtl/>
-        </w:rPr>
-        <mc:AlternateContent>
-          <mc:Choice Requires="wps">
-            <w:drawing>
-              <wp:anchor distT="91440" distB="91440" distL="137160" distR="137160" simplePos="0" relativeHeight="251671552" behindDoc="1" locked="0" layoutInCell="1" allowOverlap="1" wp14:anchorId="2CB1CAEB" wp14:editId="60AD1012">
-                <wp:simplePos x="0" y="0"/>
-                <wp:positionH relativeFrom="page">
-                  <wp:posOffset>5034280</wp:posOffset>
-                </wp:positionH>
-                <wp:positionV relativeFrom="page">
-                  <wp:posOffset>75882</wp:posOffset>
-                </wp:positionV>
-                <wp:extent cx="2216150" cy="418465"/>
-                <wp:effectExtent l="0" t="0" r="12700" b="1270"/>
-                <wp:wrapNone/>
-                <wp:docPr id="476935989" name="תיבת טקסט 41"/>
-                <wp:cNvGraphicFramePr/>
-                <a:graphic xmlns:a="http://schemas.openxmlformats.org/drawingml/2006/main">
-                  <a:graphicData uri="http://schemas.microsoft.com/office/word/2010/wordprocessingShape">
-                    <wps:wsp>
-                      <wps:cNvSpPr txBox="1"/>
-                      <wps:spPr>
-                        <a:xfrm flipH="1">
-                          <a:off x="0" y="0"/>
-                          <a:ext cx="2216150" cy="418465"/>
-                        </a:xfrm>
-                        <a:prstGeom prst="rect">
-                          <a:avLst/>
-                        </a:prstGeom>
-                        <a:noFill/>
-                        <a:ln w="6350">
-                          <a:noFill/>
-                        </a:ln>
-                        <a:effectLst/>
-                      </wps:spPr>
-                      <wps:style>
-                        <a:lnRef idx="0">
-                          <a:schemeClr val="accent1"/>
-                        </a:lnRef>
-                        <a:fillRef idx="0">
-                          <a:schemeClr val="accent1"/>
-                        </a:fillRef>
-                        <a:effectRef idx="0">
-                          <a:schemeClr val="accent1"/>
-                        </a:effectRef>
-                        <a:fontRef idx="minor">
-                          <a:schemeClr val="dk1"/>
-                        </a:fontRef>
-                      </wps:style>
-                      <wps:txbx>
-                        <w:txbxContent>
-                          <w:p>
-                            <w:pPr>
-                              <w:pBdr>
-                                <w:left w:val="single" w:sz="12" w:space="8" w:color="ED7D31" w:themeColor="accent2"/>
-                              </w:pBdr>
-                              <w:spacing w:before="160"/>
-                              <w:jc w:val="right"/>
-                              <w:rPr>
-                                <w:b/>
-                                <w:bCs/>
-                                <w:caps/>
-                                <w:color w:val="000000" w:themeColor="text1"/>
-                                <w:sz w:val="24"/>
-                                <w:szCs w:val="24"/>
-                                <w:u w:val="single"/>
-                                <w:rtl/>
-                              </w:rPr>
-                            </w:pPr>
-                            <w:r>
-                              <w:rPr>
-                                <w:rFonts w:hint="cs"/>
-                                <w:b/>
-                                <w:bCs/>
-                                <w:caps/>
-                                <w:color w:val="000000" w:themeColor="text1"/>
-                                <w:sz w:val="24"/>
-                                <w:szCs w:val="24"/>
-                                <w:u w:val="single"/>
-                                <w:rtl/>
-                              </w:rPr>
-                              <w:t>תזכור אותי</w:t>
-                            </w:r>
-                          </w:p>
-                        </w:txbxContent>
-                      </wps:txbx>
-                      <wps:bodyPr rot="0" spcFirstLastPara="0" vertOverflow="overflow" horzOverflow="overflow" vert="horz" wrap="square" lIns="228600" tIns="0" rIns="0" bIns="0" numCol="1" spcCol="0" rtlCol="0" fromWordArt="0" anchor="ctr" anchorCtr="0" forceAA="0" compatLnSpc="1">
-                        <a:prstTxWarp prst="textNoShape">
-                          <a:avLst/>
-                        </a:prstTxWarp>
-                        <a:spAutoFit/>
-                      </wps:bodyPr>
-                    </wps:wsp>
-                  </a:graphicData>
-                </a:graphic>
-                <wp14:sizeRelH relativeFrom="margin">
-                  <wp14:pctWidth>0</wp14:pctWidth>
-                </wp14:sizeRelH>
-                <wp14:sizeRelV relativeFrom="margin">
-                  <wp14:pctHeight>0</wp14:pctHeight>
-                </wp14:sizeRelV>
-              </wp:anchor>
-            </w:drawing>
-          </mc:Choice>
-          <mc:Fallback xmlns:cx1="http://schemas.microsoft.com/office/drawing/2015/9/8/chartex" xmlns:cx2="http://schemas.microsoft.com/office/drawing/2015/10/21/chartex" xmlns:cx3="http://schemas.microsoft.com/office/drawing/2016/5/9/chartex" xmlns:cx4="http://schemas.microsoft.com/office/drawing/2016/5/10/chartex" xmlns:cx5="http://schemas.microsoft.com/office/drawing/2016/5/11/chartex" xmlns:cx6="http://schemas.microsoft.com/office/drawing/2016/5/12/chartex" xmlns:cx7="http://schemas.microsoft.com/office/drawing/2016/5/13/chartex" xmlns:cx8="http://schemas.microsoft.com/office/drawing/2016/5/14/chartex" xmlns:aink="http://schemas.microsoft.com/office/drawing/2016/ink" xmlns:am3d="http://schemas.microsoft.com/office/drawing/2017/model3d" xmlns:oel="http://schemas.microsoft.com/office/2019/extlst" xmlns:w16cex="http://schemas.microsoft.com/office/word/2018/wordml/cex" xmlns:w16cid="http://schemas.microsoft.com/office/word/2016/wordml/cid" xmlns:w16="http://schemas.microsoft.com/office/word/2018/wordml" xmlns:w16du="http://schemas.microsoft.com/office/word/2023/wordml/word16du" xmlns:w16sdtdh="http://schemas.microsoft.com/office/word/2020/wordml/sdtdatahash">
-            <w:pict>
-              <v:shape w14:anchorId="2CB1CAEB" id="_x0000_s1052" type="#_x0000_t202" style="position:absolute;left:0;text-align:left;margin-left:396.4pt;margin-top:5.95pt;width:174.5pt;height:32.95pt;flip:x;z-index:-251644928;visibility:visible;mso-wrap-style:square;mso-width-percent:0;mso-height-percent:0;mso-wrap-distance-left:10.8pt;mso-wrap-distance-top:7.2pt;mso-wrap-distance-right:10.8pt;mso-wrap-distance-bottom:7.2pt;mso-position-horizontal:absolute;mso-position-horizontal-relative:page;mso-position-vertical:absolute;mso-position-vertical-relative:page;mso-width-percent:0;mso-height-percent:0;mso-width-relative:margin;mso-height-relative:margin;v-text-anchor:middle" o:gfxdata="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" filled="f" stroked="f" strokeweight=".5pt">
-                <v:textbox style="mso-fit-shape-to-text:t" inset="18pt,0,0,0">
-                  <w:txbxContent>
-                    <w:p>
-                      <w:pPr>
-                        <w:pBdr>
-                          <w:left w:val="single" w:sz="12" w:space="8" w:color="ED7D31" w:themeColor="accent2"/>
-                        </w:pBdr>
-                        <w:spacing w:before="160"/>
-                        <w:jc w:val="right"/>
-                        <w:rPr>
-                          <w:rFonts w:hint="cs"/>
-                          <w:b/>
-                          <w:bCs/>
-                          <w:caps/>
-                          <w:color w:val="000000" w:themeColor="text1"/>
-                          <w:sz w:val="24"/>
-                          <w:szCs w:val="24"/>
-                          <w:u w:val="single"/>
-                          <w:rtl/>
-                        </w:rPr>
-                      </w:pPr>
-                      <w:r>
-                        <w:rPr>
-                          <w:rFonts w:hint="cs"/>
-                          <w:b/>
-                          <w:bCs/>
-                          <w:caps/>
-                          <w:color w:val="000000" w:themeColor="text1"/>
-                          <w:sz w:val="24"/>
-                          <w:szCs w:val="24"/>
-                          <w:u w:val="single"/>
-                          <w:rtl/>
-                        </w:rPr>
-                        <w:t>תזכור אותי</w:t>
-                      </w:r>
-                    </w:p>
-                  </w:txbxContent>
-                </v:textbox>
-                <w10:wrap anchorx="page" anchory="page"/>
-              </v:shape>
-            </w:pict>
-          </mc:Fallback>
-        </mc:AlternateContent>
-      </w:r>
       <w:r>
         <w:rPr>
           <w:rFonts w:hint="cs"/>
@@ -8542,6 +6778,7 @@
                 <w:szCs w:val="28"/>
               </w:rPr>
             </w:pPr>
+            <w:proofErr w:type="spellStart"/>
             <w:r>
               <w:rPr>
                 <w:rFonts w:ascii="Arial" w:hAnsi="Arial" w:cs="Arial"/>
@@ -8549,6 +6786,7 @@
               </w:rPr>
               <w:t>filehandle</w:t>
             </w:r>
+            <w:proofErr w:type="spellEnd"/>
           </w:p>
         </w:tc>
       </w:tr>
@@ -8589,6 +6827,7 @@
                 <w:szCs w:val="28"/>
               </w:rPr>
             </w:pPr>
+            <w:proofErr w:type="spellStart"/>
             <w:r>
               <w:rPr>
                 <w:rFonts w:ascii="Arial" w:hAnsi="Arial" w:cs="Arial"/>
@@ -8596,6 +6835,7 @@
               </w:rPr>
               <w:t>ErrorMsg</w:t>
             </w:r>
+            <w:proofErr w:type="spellEnd"/>
           </w:p>
         </w:tc>
       </w:tr>
@@ -8628,7 +6868,27 @@
                 <w:szCs w:val="28"/>
                 <w:rtl/>
               </w:rPr>
-              <w:t xml:space="preserve">עבור הטקסט של התמונת </w:t>
+              <w:t xml:space="preserve">עבור הטקסט של </w:t>
+            </w:r>
+            <w:proofErr w:type="spellStart"/>
+            <w:r>
+              <w:rPr>
+                <w:rFonts w:hint="cs"/>
+                <w:sz w:val="28"/>
+                <w:szCs w:val="28"/>
+                <w:rtl/>
+              </w:rPr>
+              <w:t>התמונת</w:t>
+            </w:r>
+            <w:proofErr w:type="spellEnd"/>
+            <w:r>
+              <w:rPr>
+                <w:rFonts w:hint="cs"/>
+                <w:sz w:val="28"/>
+                <w:szCs w:val="28"/>
+                <w:rtl/>
+              </w:rPr>
+              <w:t xml:space="preserve"> </w:t>
             </w:r>
           </w:p>
         </w:tc>
@@ -8683,7 +6943,27 @@
                 <w:szCs w:val="28"/>
                 <w:rtl/>
               </w:rPr>
-              <w:t xml:space="preserve">פלטת הצבעים של התמונת </w:t>
+              <w:t xml:space="preserve">פלטת הצבעים של </w:t>
+            </w:r>
+            <w:proofErr w:type="spellStart"/>
+            <w:r>
+              <w:rPr>
+                <w:rFonts w:hint="cs"/>
+                <w:sz w:val="28"/>
+                <w:szCs w:val="28"/>
+                <w:rtl/>
+              </w:rPr>
+              <w:t>התמונת</w:t>
+            </w:r>
+            <w:proofErr w:type="spellEnd"/>
+            <w:r>
+              <w:rPr>
+                <w:rFonts w:hint="cs"/>
+                <w:sz w:val="28"/>
+                <w:szCs w:val="28"/>
+                <w:rtl/>
+              </w:rPr>
+              <w:t xml:space="preserve"> </w:t>
             </w:r>
           </w:p>
         </w:tc>
@@ -8746,6 +7026,7 @@
                 <w:szCs w:val="28"/>
               </w:rPr>
             </w:pPr>
+            <w:proofErr w:type="spellStart"/>
             <w:r>
               <w:rPr>
                 <w:rFonts w:ascii="Arial" w:hAnsi="Arial" w:cs="Arial"/>
@@ -8753,6 +7034,7 @@
               </w:rPr>
               <w:t>picHigh</w:t>
             </w:r>
+            <w:proofErr w:type="spellEnd"/>
           </w:p>
         </w:tc>
       </w:tr>
@@ -8792,6 +7074,7 @@
                 <w:szCs w:val="28"/>
               </w:rPr>
             </w:pPr>
+            <w:proofErr w:type="spellStart"/>
             <w:r>
               <w:rPr>
                 <w:rFonts w:ascii="Arial" w:hAnsi="Arial" w:cs="Arial"/>
@@ -8799,6 +7082,7 @@
               </w:rPr>
               <w:t>picWidth</w:t>
             </w:r>
+            <w:proofErr w:type="spellEnd"/>
           </w:p>
         </w:tc>
       </w:tr>
@@ -8959,6 +7243,7 @@
                 <w:rtl/>
               </w:rPr>
             </w:pPr>
+            <w:proofErr w:type="spellStart"/>
             <w:r>
               <w:rPr>
                 <w:sz w:val="28"/>
@@ -8966,6 +7251,7 @@
               </w:rPr>
               <w:t>oldPos</w:t>
             </w:r>
+            <w:proofErr w:type="spellEnd"/>
           </w:p>
         </w:tc>
       </w:tr>
@@ -9007,6 +7293,7 @@
                 <w:rtl/>
               </w:rPr>
             </w:pPr>
+            <w:proofErr w:type="spellStart"/>
             <w:r>
               <w:rPr>
                 <w:sz w:val="28"/>
@@ -9014,6 +7301,7 @@
               </w:rPr>
               <w:t>newPos</w:t>
             </w:r>
+            <w:proofErr w:type="spellEnd"/>
           </w:p>
         </w:tc>
       </w:tr>
@@ -9054,6 +7342,7 @@
                 <w:szCs w:val="28"/>
               </w:rPr>
             </w:pPr>
+            <w:proofErr w:type="spellStart"/>
             <w:r>
               <w:rPr>
                 <w:sz w:val="28"/>
@@ -9061,6 +7350,7 @@
               </w:rPr>
               <w:t>savetime</w:t>
             </w:r>
+            <w:proofErr w:type="spellEnd"/>
           </w:p>
         </w:tc>
       </w:tr>
@@ -9197,6 +7487,7 @@
                 <w:rtl/>
               </w:rPr>
             </w:pPr>
+            <w:proofErr w:type="spellStart"/>
             <w:r>
               <w:rPr>
                 <w:sz w:val="28"/>
@@ -9204,6 +7495,7 @@
               </w:rPr>
               <w:t>instraction</w:t>
             </w:r>
+            <w:proofErr w:type="spellEnd"/>
           </w:p>
         </w:tc>
       </w:tr>
@@ -9525,6 +7817,7 @@
                 <w:rtl/>
               </w:rPr>
             </w:pPr>
+            <w:proofErr w:type="spellStart"/>
             <w:r>
               <w:rPr>
                 <w:sz w:val="28"/>
@@ -9532,6 +7825,7 @@
               </w:rPr>
               <w:t>oldtime</w:t>
             </w:r>
+            <w:proofErr w:type="spellEnd"/>
           </w:p>
         </w:tc>
       </w:tr>
@@ -9572,6 +7866,7 @@
                 <w:szCs w:val="28"/>
               </w:rPr>
             </w:pPr>
+            <w:proofErr w:type="spellStart"/>
             <w:r>
               <w:rPr>
                 <w:sz w:val="28"/>
@@ -9579,6 +7874,7 @@
               </w:rPr>
               <w:t>StartMessage</w:t>
             </w:r>
+            <w:proofErr w:type="spellEnd"/>
           </w:p>
         </w:tc>
       </w:tr>
@@ -9806,6 +8102,7 @@
                 <w:szCs w:val="28"/>
               </w:rPr>
             </w:pPr>
+            <w:proofErr w:type="spellStart"/>
             <w:r>
               <w:rPr>
                 <w:sz w:val="28"/>
@@ -9813,6 +8110,7 @@
               </w:rPr>
               <w:t>countSt</w:t>
             </w:r>
+            <w:proofErr w:type="spellEnd"/>
           </w:p>
         </w:tc>
       </w:tr>
@@ -9862,6 +8160,7 @@
                 <w:szCs w:val="28"/>
               </w:rPr>
             </w:pPr>
+            <w:proofErr w:type="spellStart"/>
             <w:r>
               <w:rPr>
                 <w:sz w:val="28"/>
@@ -9869,6 +8168,7 @@
               </w:rPr>
               <w:t>pressEnter</w:t>
             </w:r>
+            <w:proofErr w:type="spellEnd"/>
           </w:p>
         </w:tc>
       </w:tr>
@@ -9909,6 +8209,7 @@
                 <w:szCs w:val="28"/>
               </w:rPr>
             </w:pPr>
+            <w:proofErr w:type="spellStart"/>
             <w:r>
               <w:rPr>
                 <w:sz w:val="28"/>
@@ -9916,6 +8217,7 @@
               </w:rPr>
               <w:t>selectedWord</w:t>
             </w:r>
+            <w:proofErr w:type="spellEnd"/>
           </w:p>
         </w:tc>
       </w:tr>
@@ -9940,6 +8242,7 @@
                 <w:szCs w:val="28"/>
                 <w:rtl/>
               </w:rPr>
+              <w:lastRenderedPageBreak/>
               <w:t>אורך המילה שנבחרה</w:t>
             </w:r>
           </w:p>
@@ -9956,6 +8259,7 @@
                 <w:szCs w:val="28"/>
               </w:rPr>
             </w:pPr>
+            <w:proofErr w:type="spellStart"/>
             <w:r>
               <w:rPr>
                 <w:sz w:val="28"/>
@@ -9963,6 +8267,7 @@
               </w:rPr>
               <w:t>selectedWordlen</w:t>
             </w:r>
+            <w:proofErr w:type="spellEnd"/>
           </w:p>
         </w:tc>
       </w:tr>
@@ -10040,7 +8345,6 @@
                 <w:szCs w:val="28"/>
                 <w:rtl/>
               </w:rPr>
-              <w:lastRenderedPageBreak/>
               <w:t>האם טעה</w:t>
             </w:r>
           </w:p>
@@ -10310,6 +8614,7 @@
                 <w:rtl/>
               </w:rPr>
             </w:pPr>
+            <w:proofErr w:type="spellStart"/>
             <w:r>
               <w:rPr>
                 <w:sz w:val="28"/>
@@ -10317,6 +8622,7 @@
               </w:rPr>
               <w:t>tellwrong</w:t>
             </w:r>
+            <w:proofErr w:type="spellEnd"/>
           </w:p>
         </w:tc>
       </w:tr>
@@ -10344,7 +8650,27 @@
                 <w:szCs w:val="28"/>
                 <w:rtl/>
               </w:rPr>
-              <w:t>בודק עם הסיפרה הייתה כבר</w:t>
+              <w:t xml:space="preserve">בודק עם </w:t>
+            </w:r>
+            <w:proofErr w:type="spellStart"/>
+            <w:r>
+              <w:rPr>
+                <w:rFonts w:hint="cs"/>
+                <w:sz w:val="28"/>
+                <w:szCs w:val="28"/>
+                <w:rtl/>
+              </w:rPr>
+              <w:t>הסיפרה</w:t>
+            </w:r>
+            <w:proofErr w:type="spellEnd"/>
+            <w:r>
+              <w:rPr>
+                <w:rFonts w:hint="cs"/>
+                <w:sz w:val="28"/>
+                <w:szCs w:val="28"/>
+                <w:rtl/>
+              </w:rPr>
+              <w:t xml:space="preserve"> הייתה כבר</w:t>
             </w:r>
           </w:p>
         </w:tc>
@@ -10388,216 +8714,6 @@
           <w:rtl/>
         </w:rPr>
       </w:pPr>
-      <w:r>
-        <w:rPr>
-          <w:noProof/>
-          <w:sz w:val="28"/>
-          <w:szCs w:val="28"/>
-          <w:rtl/>
-        </w:rPr>
-        <mc:AlternateContent>
-          <mc:Choice Requires="wps">
-            <w:drawing>
-              <wp:anchor distT="91440" distB="91440" distL="137160" distR="137160" simplePos="0" relativeHeight="251767808" behindDoc="1" locked="0" layoutInCell="1" allowOverlap="1" wp14:anchorId="1B1F0690" wp14:editId="63309955">
-                <wp:simplePos x="0" y="0"/>
-                <wp:positionH relativeFrom="margin">
-                  <wp:posOffset>3763721</wp:posOffset>
-                </wp:positionH>
-                <wp:positionV relativeFrom="page">
-                  <wp:posOffset>3631575</wp:posOffset>
-                </wp:positionV>
-                <wp:extent cx="2505075" cy="418465"/>
-                <wp:effectExtent l="0" t="0" r="9525" b="1270"/>
-                <wp:wrapNone/>
-                <wp:docPr id="602092919" name="תיבת טקסט 41"/>
-                <wp:cNvGraphicFramePr/>
-                <a:graphic xmlns:a="http://schemas.openxmlformats.org/drawingml/2006/main">
-                  <a:graphicData uri="http://schemas.microsoft.com/office/word/2010/wordprocessingShape">
-                    <wps:wsp>
-                      <wps:cNvSpPr txBox="1"/>
-                      <wps:spPr>
-                        <a:xfrm flipH="1">
-                          <a:off x="0" y="0"/>
-                          <a:ext cx="2505075" cy="418465"/>
-                        </a:xfrm>
-                        <a:prstGeom prst="rect">
-                          <a:avLst/>
-                        </a:prstGeom>
-                        <a:noFill/>
-                        <a:ln w="6350">
-                          <a:noFill/>
-                        </a:ln>
-                        <a:effectLst/>
-                      </wps:spPr>
-                      <wps:style>
-                        <a:lnRef idx="0">
-                          <a:schemeClr val="accent1"/>
-                        </a:lnRef>
-                        <a:fillRef idx="0">
-                          <a:schemeClr val="accent1"/>
-                        </a:fillRef>
-                        <a:effectRef idx="0">
-                          <a:schemeClr val="accent1"/>
-                        </a:effectRef>
-                        <a:fontRef idx="minor">
-                          <a:schemeClr val="dk1"/>
-                        </a:fontRef>
-                      </wps:style>
-                      <wps:txbx>
-                        <w:txbxContent>
-                          <w:p>
-                            <w:pPr>
-                              <w:pBdr>
-                                <w:left w:val="single" w:sz="12" w:space="8" w:color="ED7D31" w:themeColor="accent2"/>
-                              </w:pBdr>
-                              <w:spacing w:before="160"/>
-                              <w:jc w:val="right"/>
-                              <w:rPr>
-                                <w:b/>
-                                <w:bCs/>
-                                <w:caps/>
-                                <w:color w:val="000000" w:themeColor="text1"/>
-                                <w:sz w:val="24"/>
-                                <w:szCs w:val="24"/>
-                                <w:u w:val="single"/>
-                              </w:rPr>
-                            </w:pPr>
-                            <w:r>
-                              <w:rPr>
-                                <w:rFonts w:hint="cs"/>
-                                <w:b/>
-                                <w:bCs/>
-                                <w:caps/>
-                                <w:color w:val="000000" w:themeColor="text1"/>
-                                <w:sz w:val="24"/>
-                                <w:szCs w:val="24"/>
-                                <w:u w:val="single"/>
-                                <w:rtl/>
-                              </w:rPr>
-                              <w:t>יאיר סאלדמן:330766833</w:t>
-                            </w:r>
-                            <w:r>
-                              <w:rPr>
-                                <w:rFonts w:hint="cs"/>
-                                <w:b/>
-                                <w:bCs/>
-                                <w:caps/>
-                                <w:color w:val="000000" w:themeColor="text1"/>
-                                <w:sz w:val="24"/>
-                                <w:szCs w:val="24"/>
-                                <w:u w:val="single"/>
-                                <w:rtl/>
-                              </w:rPr>
-                              <w:t xml:space="preserve"> עמוד </w:t>
-                            </w:r>
-                            <w:r>
-                              <w:rPr>
-                                <w:rFonts w:hint="cs"/>
-                                <w:b/>
-                                <w:bCs/>
-                                <w:caps/>
-                                <w:color w:val="000000" w:themeColor="text1"/>
-                                <w:sz w:val="24"/>
-                                <w:szCs w:val="24"/>
-                                <w:u w:val="single"/>
-                                <w:rtl/>
-                              </w:rPr>
-                              <w:t>6</w:t>
-                            </w:r>
-                          </w:p>
-                        </w:txbxContent>
-                      </wps:txbx>
-                      <wps:bodyPr rot="0" spcFirstLastPara="0" vertOverflow="overflow" horzOverflow="overflow" vert="horz" wrap="square" lIns="228600" tIns="0" rIns="0" bIns="0" numCol="1" spcCol="0" rtlCol="0" fromWordArt="0" anchor="ctr" anchorCtr="0" forceAA="0" compatLnSpc="1">
-                        <a:prstTxWarp prst="textNoShape">
-                          <a:avLst/>
-                        </a:prstTxWarp>
-                        <a:spAutoFit/>
-                      </wps:bodyPr>
-                    </wps:wsp>
-                  </a:graphicData>
-                </a:graphic>
-                <wp14:sizeRelH relativeFrom="margin">
-                  <wp14:pctWidth>0</wp14:pctWidth>
-                </wp14:sizeRelH>
-                <wp14:sizeRelV relativeFrom="margin">
-                  <wp14:pctHeight>0</wp14:pctHeight>
-                </wp14:sizeRelV>
-              </wp:anchor>
-            </w:drawing>
-          </mc:Choice>
-          <mc:Fallback>
-            <w:pict>
-              <v:shape w14:anchorId="1B1F0690" id="_x0000_s1057" type="#_x0000_t202" style="position:absolute;margin-left:296.35pt;margin-top:285.95pt;width:197.25pt;height:32.95pt;flip:x;z-index:-251548672;visibility:visible;mso-wrap-style:square;mso-width-percent:0;mso-height-percent:0;mso-wrap-distance-left:10.8pt;mso-wrap-distance-top:7.2pt;mso-wrap-distance-right:10.8pt;mso-wrap-distance-bottom:7.2pt;mso-position-horizontal:absolute;mso-position-horizontal-relative:margin;mso-position-vertical:absolute;mso-position-vertical-relative:page;mso-width-percent:0;mso-height-percent:0;mso-width-relative:margin;mso-height-relative:margin;v-text-anchor:middle" o:gfxdata="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" filled="f" stroked="f" strokeweight=".5pt">
-                <v:textbox style="mso-fit-shape-to-text:t" inset="18pt,0,0,0">
-                  <w:txbxContent>
-                    <w:p>
-                      <w:pPr>
-                        <w:pBdr>
-                          <w:left w:val="single" w:sz="12" w:space="8" w:color="ED7D31" w:themeColor="accent2"/>
-                        </w:pBdr>
-                        <w:spacing w:before="160"/>
-                        <w:jc w:val="right"/>
-                        <w:rPr>
-                          <w:b/>
-                          <w:bCs/>
-                          <w:caps/>
-                          <w:color w:val="000000" w:themeColor="text1"/>
-                          <w:sz w:val="24"/>
-                          <w:szCs w:val="24"/>
-                          <w:u w:val="single"/>
-                        </w:rPr>
-                      </w:pPr>
-                      <w:r>
-                        <w:rPr>
-                          <w:rFonts w:hint="cs"/>
-                          <w:b/>
-                          <w:bCs/>
-                          <w:caps/>
-                          <w:color w:val="000000" w:themeColor="text1"/>
-                          <w:sz w:val="24"/>
-                          <w:szCs w:val="24"/>
-                          <w:u w:val="single"/>
-                          <w:rtl/>
-                        </w:rPr>
-                        <w:t>יאיר סאלדמן:330766833</w:t>
-                      </w:r>
-                      <w:r>
-                        <w:rPr>
-                          <w:rFonts w:hint="cs"/>
-                          <w:b/>
-                          <w:bCs/>
-                          <w:caps/>
-                          <w:color w:val="000000" w:themeColor="text1"/>
-                          <w:sz w:val="24"/>
-                          <w:szCs w:val="24"/>
-                          <w:u w:val="single"/>
-                          <w:rtl/>
-                        </w:rPr>
-                        <w:t xml:space="preserve"> עמוד </w:t>
-                      </w:r>
-                      <w:r>
-                        <w:rPr>
-                          <w:rFonts w:hint="cs"/>
-                          <w:b/>
-                          <w:bCs/>
-                          <w:caps/>
-                          <w:color w:val="000000" w:themeColor="text1"/>
-                          <w:sz w:val="24"/>
-                          <w:szCs w:val="24"/>
-                          <w:u w:val="single"/>
-                          <w:rtl/>
-                        </w:rPr>
-                        <w:t>6</w:t>
-                      </w:r>
-                    </w:p>
-                  </w:txbxContent>
-                </v:textbox>
-                <w10:wrap anchorx="margin" anchory="page"/>
-              </v:shape>
-            </w:pict>
-          </mc:Fallback>
-        </mc:AlternateContent>
-      </w:r>
     </w:p>
     <w:p>
       <w:pPr>
@@ -10795,162 +8911,6 @@
           <w:rtl/>
         </w:rPr>
       </w:pPr>
-      <w:r>
-        <w:rPr>
-          <w:noProof/>
-          <w:sz w:val="28"/>
-          <w:szCs w:val="28"/>
-          <w:rtl/>
-        </w:rPr>
-        <mc:AlternateContent>
-          <mc:Choice Requires="wps">
-            <w:drawing>
-              <wp:anchor distT="91440" distB="91440" distL="137160" distR="137160" simplePos="0" relativeHeight="251771904" behindDoc="1" locked="0" layoutInCell="1" allowOverlap="1" wp14:anchorId="6D4BC903" wp14:editId="706F969D">
-                <wp:simplePos x="0" y="0"/>
-                <wp:positionH relativeFrom="margin">
-                  <wp:posOffset>3833495</wp:posOffset>
-                </wp:positionH>
-                <wp:positionV relativeFrom="bottomMargin">
-                  <wp:posOffset>-9669145</wp:posOffset>
-                </wp:positionV>
-                <wp:extent cx="2216150" cy="418465"/>
-                <wp:effectExtent l="0" t="0" r="12700" b="1270"/>
-                <wp:wrapNone/>
-                <wp:docPr id="398650159" name="תיבת טקסט 41"/>
-                <wp:cNvGraphicFramePr/>
-                <a:graphic xmlns:a="http://schemas.openxmlformats.org/drawingml/2006/main">
-                  <a:graphicData uri="http://schemas.microsoft.com/office/word/2010/wordprocessingShape">
-                    <wps:wsp>
-                      <wps:cNvSpPr txBox="1"/>
-                      <wps:spPr>
-                        <a:xfrm flipH="1">
-                          <a:off x="0" y="0"/>
-                          <a:ext cx="2216150" cy="418465"/>
-                        </a:xfrm>
-                        <a:prstGeom prst="rect">
-                          <a:avLst/>
-                        </a:prstGeom>
-                        <a:noFill/>
-                        <a:ln w="6350">
-                          <a:noFill/>
-                        </a:ln>
-                        <a:effectLst/>
-                      </wps:spPr>
-                      <wps:style>
-                        <a:lnRef idx="0">
-                          <a:schemeClr val="accent1"/>
-                        </a:lnRef>
-                        <a:fillRef idx="0">
-                          <a:schemeClr val="accent1"/>
-                        </a:fillRef>
-                        <a:effectRef idx="0">
-                          <a:schemeClr val="accent1"/>
-                        </a:effectRef>
-                        <a:fontRef idx="minor">
-                          <a:schemeClr val="dk1"/>
-                        </a:fontRef>
-                      </wps:style>
-                      <wps:txbx>
-                        <w:txbxContent>
-                          <w:p>
-                            <w:pPr>
-                              <w:pBdr>
-                                <w:left w:val="single" w:sz="12" w:space="8" w:color="ED7D31" w:themeColor="accent2"/>
-                              </w:pBdr>
-                              <w:spacing w:before="160"/>
-                              <w:jc w:val="right"/>
-                              <w:rPr>
-                                <w:b/>
-                                <w:bCs/>
-                                <w:caps/>
-                                <w:color w:val="000000" w:themeColor="text1"/>
-                                <w:sz w:val="24"/>
-                                <w:szCs w:val="24"/>
-                                <w:u w:val="single"/>
-                                <w:rtl/>
-                              </w:rPr>
-                            </w:pPr>
-                            <w:r>
-                              <w:rPr>
-                                <w:rFonts w:hint="cs"/>
-                                <w:b/>
-                                <w:bCs/>
-                                <w:caps/>
-                                <w:color w:val="000000" w:themeColor="text1"/>
-                                <w:sz w:val="24"/>
-                                <w:szCs w:val="24"/>
-                                <w:u w:val="single"/>
-                                <w:rtl/>
-                              </w:rPr>
-                              <w:t>תזכור אותי</w:t>
-                            </w:r>
-                          </w:p>
-                        </w:txbxContent>
-                      </wps:txbx>
-                      <wps:bodyPr rot="0" spcFirstLastPara="0" vertOverflow="overflow" horzOverflow="overflow" vert="horz" wrap="square" lIns="228600" tIns="0" rIns="0" bIns="0" numCol="1" spcCol="0" rtlCol="0" fromWordArt="0" anchor="ctr" anchorCtr="0" forceAA="0" compatLnSpc="1">
-                        <a:prstTxWarp prst="textNoShape">
-                          <a:avLst/>
-                        </a:prstTxWarp>
-                        <a:spAutoFit/>
-                      </wps:bodyPr>
-                    </wps:wsp>
-                  </a:graphicData>
-                </a:graphic>
-                <wp14:sizeRelH relativeFrom="margin">
-                  <wp14:pctWidth>0</wp14:pctWidth>
-                </wp14:sizeRelH>
-                <wp14:sizeRelV relativeFrom="margin">
-                  <wp14:pctHeight>0</wp14:pctHeight>
-                </wp14:sizeRelV>
-              </wp:anchor>
-            </w:drawing>
-          </mc:Choice>
-          <mc:Fallback>
-            <w:pict>
-              <v:shape w14:anchorId="6D4BC903" id="_x0000_s1055" type="#_x0000_t202" style="position:absolute;left:0;text-align:left;margin-left:301.85pt;margin-top:-761.35pt;width:174.5pt;height:32.95pt;flip:x;z-index:-251544576;visibility:visible;mso-wrap-style:square;mso-width-percent:0;mso-height-percent:0;mso-wrap-distance-left:10.8pt;mso-wrap-distance-top:7.2pt;mso-wrap-distance-right:10.8pt;mso-wrap-distance-bottom:7.2pt;mso-position-horizontal:absolute;mso-position-horizontal-relative:margin;mso-position-vertical:absolute;mso-position-vertical-relative:bottom-margin-area;mso-width-percent:0;mso-height-percent:0;mso-width-relative:margin;mso-height-relative:margin;v-text-anchor:middle" o:gfxdata="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" filled="f" stroked="f" strokeweight=".5pt">
-                <v:textbox style="mso-fit-shape-to-text:t" inset="18pt,0,0,0">
-                  <w:txbxContent>
-                    <w:p>
-                      <w:pPr>
-                        <w:pBdr>
-                          <w:left w:val="single" w:sz="12" w:space="8" w:color="ED7D31" w:themeColor="accent2"/>
-                        </w:pBdr>
-                        <w:spacing w:before="160"/>
-                        <w:jc w:val="right"/>
-                        <w:rPr>
-                          <w:b/>
-                          <w:bCs/>
-                          <w:caps/>
-                          <w:color w:val="000000" w:themeColor="text1"/>
-                          <w:sz w:val="24"/>
-                          <w:szCs w:val="24"/>
-                          <w:u w:val="single"/>
-                          <w:rtl/>
-                        </w:rPr>
-                      </w:pPr>
-                      <w:r>
-                        <w:rPr>
-                          <w:rFonts w:hint="cs"/>
-                          <w:b/>
-                          <w:bCs/>
-                          <w:caps/>
-                          <w:color w:val="000000" w:themeColor="text1"/>
-                          <w:sz w:val="24"/>
-                          <w:szCs w:val="24"/>
-                          <w:u w:val="single"/>
-                          <w:rtl/>
-                        </w:rPr>
-                        <w:t>תזכור אותי</w:t>
-                      </w:r>
-                    </w:p>
-                  </w:txbxContent>
-                </v:textbox>
-                <w10:wrap anchorx="margin" anchory="margin"/>
-              </v:shape>
-            </w:pict>
-          </mc:Fallback>
-        </mc:AlternateContent>
-      </w:r>
       <w:r>
         <w:rPr>
           <w:rFonts w:hint="cs"/>
@@ -10975,216 +8935,6 @@
           <w:u w:val="single"/>
         </w:rPr>
       </w:pPr>
-      <w:r>
-        <w:rPr>
-          <w:noProof/>
-          <w:sz w:val="28"/>
-          <w:szCs w:val="28"/>
-          <w:rtl/>
-        </w:rPr>
-        <mc:AlternateContent>
-          <mc:Choice Requires="wps">
-            <w:drawing>
-              <wp:anchor distT="91440" distB="91440" distL="137160" distR="137160" simplePos="0" relativeHeight="251667456" behindDoc="1" locked="0" layoutInCell="1" allowOverlap="1" wp14:anchorId="64B78D52" wp14:editId="529AC924">
-                <wp:simplePos x="0" y="0"/>
-                <wp:positionH relativeFrom="page">
-                  <wp:posOffset>4929704</wp:posOffset>
-                </wp:positionH>
-                <wp:positionV relativeFrom="page">
-                  <wp:posOffset>10237489</wp:posOffset>
-                </wp:positionV>
-                <wp:extent cx="2505075" cy="418465"/>
-                <wp:effectExtent l="0" t="0" r="9525" b="1270"/>
-                <wp:wrapNone/>
-                <wp:docPr id="1964600258" name="תיבת טקסט 41"/>
-                <wp:cNvGraphicFramePr/>
-                <a:graphic xmlns:a="http://schemas.openxmlformats.org/drawingml/2006/main">
-                  <a:graphicData uri="http://schemas.microsoft.com/office/word/2010/wordprocessingShape">
-                    <wps:wsp>
-                      <wps:cNvSpPr txBox="1"/>
-                      <wps:spPr>
-                        <a:xfrm flipH="1">
-                          <a:off x="0" y="0"/>
-                          <a:ext cx="2505075" cy="418465"/>
-                        </a:xfrm>
-                        <a:prstGeom prst="rect">
-                          <a:avLst/>
-                        </a:prstGeom>
-                        <a:noFill/>
-                        <a:ln w="6350">
-                          <a:noFill/>
-                        </a:ln>
-                        <a:effectLst/>
-                      </wps:spPr>
-                      <wps:style>
-                        <a:lnRef idx="0">
-                          <a:schemeClr val="accent1"/>
-                        </a:lnRef>
-                        <a:fillRef idx="0">
-                          <a:schemeClr val="accent1"/>
-                        </a:fillRef>
-                        <a:effectRef idx="0">
-                          <a:schemeClr val="accent1"/>
-                        </a:effectRef>
-                        <a:fontRef idx="minor">
-                          <a:schemeClr val="dk1"/>
-                        </a:fontRef>
-                      </wps:style>
-                      <wps:txbx>
-                        <w:txbxContent>
-                          <w:p>
-                            <w:pPr>
-                              <w:pBdr>
-                                <w:left w:val="single" w:sz="12" w:space="8" w:color="ED7D31" w:themeColor="accent2"/>
-                              </w:pBdr>
-                              <w:spacing w:before="160"/>
-                              <w:jc w:val="right"/>
-                              <w:rPr>
-                                <w:b/>
-                                <w:bCs/>
-                                <w:caps/>
-                                <w:color w:val="000000" w:themeColor="text1"/>
-                                <w:sz w:val="24"/>
-                                <w:szCs w:val="24"/>
-                                <w:u w:val="single"/>
-                              </w:rPr>
-                            </w:pPr>
-                            <w:r>
-                              <w:rPr>
-                                <w:rFonts w:hint="cs"/>
-                                <w:b/>
-                                <w:bCs/>
-                                <w:caps/>
-                                <w:color w:val="000000" w:themeColor="text1"/>
-                                <w:sz w:val="24"/>
-                                <w:szCs w:val="24"/>
-                                <w:u w:val="single"/>
-                                <w:rtl/>
-                              </w:rPr>
-                              <w:t>יאיר סאלדמן:330766833</w:t>
-                            </w:r>
-                            <w:r>
-                              <w:rPr>
-                                <w:rFonts w:hint="cs"/>
-                                <w:b/>
-                                <w:bCs/>
-                                <w:caps/>
-                                <w:color w:val="000000" w:themeColor="text1"/>
-                                <w:sz w:val="24"/>
-                                <w:szCs w:val="24"/>
-                                <w:u w:val="single"/>
-                                <w:rtl/>
-                              </w:rPr>
-                              <w:t xml:space="preserve"> עמוד </w:t>
-                            </w:r>
-                            <w:r>
-                              <w:rPr>
-                                <w:rFonts w:hint="cs"/>
-                                <w:b/>
-                                <w:bCs/>
-                                <w:caps/>
-                                <w:color w:val="000000" w:themeColor="text1"/>
-                                <w:sz w:val="24"/>
-                                <w:szCs w:val="24"/>
-                                <w:u w:val="single"/>
-                                <w:rtl/>
-                              </w:rPr>
-                              <w:t>7</w:t>
-                            </w:r>
-                          </w:p>
-                        </w:txbxContent>
-                      </wps:txbx>
-                      <wps:bodyPr rot="0" spcFirstLastPara="0" vertOverflow="overflow" horzOverflow="overflow" vert="horz" wrap="square" lIns="228600" tIns="0" rIns="0" bIns="0" numCol="1" spcCol="0" rtlCol="0" fromWordArt="0" anchor="ctr" anchorCtr="0" forceAA="0" compatLnSpc="1">
-                        <a:prstTxWarp prst="textNoShape">
-                          <a:avLst/>
-                        </a:prstTxWarp>
-                        <a:spAutoFit/>
-                      </wps:bodyPr>
-                    </wps:wsp>
-                  </a:graphicData>
-                </a:graphic>
-                <wp14:sizeRelH relativeFrom="margin">
-                  <wp14:pctWidth>0</wp14:pctWidth>
-                </wp14:sizeRelH>
-                <wp14:sizeRelV relativeFrom="margin">
-                  <wp14:pctHeight>0</wp14:pctHeight>
-                </wp14:sizeRelV>
-              </wp:anchor>
-            </w:drawing>
-          </mc:Choice>
-          <mc:Fallback>
-            <w:pict>
-              <v:shape w14:anchorId="64B78D52" id="_x0000_s1059" type="#_x0000_t202" style="position:absolute;left:0;text-align:left;margin-left:388.15pt;margin-top:806.1pt;width:197.25pt;height:32.95pt;flip:x;z-index:-251649024;visibility:visible;mso-wrap-style:square;mso-width-percent:0;mso-height-percent:0;mso-wrap-distance-left:10.8pt;mso-wrap-distance-top:7.2pt;mso-wrap-distance-right:10.8pt;mso-wrap-distance-bottom:7.2pt;mso-position-horizontal:absolute;mso-position-horizontal-relative:page;mso-position-vertical:absolute;mso-position-vertical-relative:page;mso-width-percent:0;mso-height-percent:0;mso-width-relative:margin;mso-height-relative:margin;v-text-anchor:middle" o:gfxdata="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" filled="f" stroked="f" strokeweight=".5pt">
-                <v:textbox style="mso-fit-shape-to-text:t" inset="18pt,0,0,0">
-                  <w:txbxContent>
-                    <w:p>
-                      <w:pPr>
-                        <w:pBdr>
-                          <w:left w:val="single" w:sz="12" w:space="8" w:color="ED7D31" w:themeColor="accent2"/>
-                        </w:pBdr>
-                        <w:spacing w:before="160"/>
-                        <w:jc w:val="right"/>
-                        <w:rPr>
-                          <w:b/>
-                          <w:bCs/>
-                          <w:caps/>
-                          <w:color w:val="000000" w:themeColor="text1"/>
-                          <w:sz w:val="24"/>
-                          <w:szCs w:val="24"/>
-                          <w:u w:val="single"/>
-                        </w:rPr>
-                      </w:pPr>
-                      <w:r>
-                        <w:rPr>
-                          <w:rFonts w:hint="cs"/>
-                          <w:b/>
-                          <w:bCs/>
-                          <w:caps/>
-                          <w:color w:val="000000" w:themeColor="text1"/>
-                          <w:sz w:val="24"/>
-                          <w:szCs w:val="24"/>
-                          <w:u w:val="single"/>
-                          <w:rtl/>
-                        </w:rPr>
-                        <w:t>יאיר סאלדמן:330766833</w:t>
-                      </w:r>
-                      <w:r>
-                        <w:rPr>
-                          <w:rFonts w:hint="cs"/>
-                          <w:b/>
-                          <w:bCs/>
-                          <w:caps/>
-                          <w:color w:val="000000" w:themeColor="text1"/>
-                          <w:sz w:val="24"/>
-                          <w:szCs w:val="24"/>
-                          <w:u w:val="single"/>
-                          <w:rtl/>
-                        </w:rPr>
-                        <w:t xml:space="preserve"> עמוד </w:t>
-                      </w:r>
-                      <w:r>
-                        <w:rPr>
-                          <w:rFonts w:hint="cs"/>
-                          <w:b/>
-                          <w:bCs/>
-                          <w:caps/>
-                          <w:color w:val="000000" w:themeColor="text1"/>
-                          <w:sz w:val="24"/>
-                          <w:szCs w:val="24"/>
-                          <w:u w:val="single"/>
-                          <w:rtl/>
-                        </w:rPr>
-                        <w:t>7</w:t>
-                      </w:r>
-                    </w:p>
-                  </w:txbxContent>
-                </v:textbox>
-                <w10:wrap anchorx="page" anchory="page"/>
-              </v:shape>
-            </w:pict>
-          </mc:Fallback>
-        </mc:AlternateContent>
-      </w:r>
       <w:r>
         <w:rPr>
           <w:rFonts w:hint="cs"/>
@@ -11380,6 +9130,7 @@
                 <w:szCs w:val="28"/>
               </w:rPr>
             </w:pPr>
+            <w:proofErr w:type="spellStart"/>
             <w:r>
               <w:rPr>
                 <w:sz w:val="28"/>
@@ -11394,6 +9145,7 @@
               </w:rPr>
               <w:t>e</w:t>
             </w:r>
+            <w:proofErr w:type="spellEnd"/>
           </w:p>
         </w:tc>
       </w:tr>
@@ -11486,6 +9238,7 @@
               </w:rPr>
               <w:t xml:space="preserve"> בגודל מילה</w:t>
             </w:r>
+            <w:proofErr w:type="spellStart"/>
             <w:r>
               <w:rPr>
                 <w:sz w:val="28"/>
@@ -11493,6 +9246,7 @@
               </w:rPr>
               <w:t>filehendle</w:t>
             </w:r>
+            <w:proofErr w:type="spellEnd"/>
           </w:p>
         </w:tc>
         <w:tc>
@@ -11555,6 +9309,7 @@
                 <w:rtl/>
               </w:rPr>
             </w:pPr>
+            <w:proofErr w:type="spellStart"/>
             <w:r>
               <w:rPr>
                 <w:sz w:val="28"/>
@@ -11562,6 +9317,7 @@
               </w:rPr>
               <w:t>Filehendle</w:t>
             </w:r>
+            <w:proofErr w:type="spellEnd"/>
             <w:r>
               <w:rPr>
                 <w:rFonts w:hint="cs"/>
@@ -11604,6 +9360,7 @@
                 <w:szCs w:val="28"/>
               </w:rPr>
             </w:pPr>
+            <w:proofErr w:type="spellStart"/>
             <w:r>
               <w:rPr>
                 <w:sz w:val="28"/>
@@ -11611,6 +9368,7 @@
               </w:rPr>
               <w:t>Closefile</w:t>
             </w:r>
+            <w:proofErr w:type="spellEnd"/>
           </w:p>
         </w:tc>
       </w:tr>
@@ -11652,6 +9410,7 @@
                 <w:rtl/>
               </w:rPr>
             </w:pPr>
+            <w:proofErr w:type="spellStart"/>
             <w:r>
               <w:rPr>
                 <w:sz w:val="28"/>
@@ -11666,6 +9425,7 @@
               </w:rPr>
               <w:t>penFile</w:t>
             </w:r>
+            <w:proofErr w:type="spellEnd"/>
             <w:r>
               <w:rPr>
                 <w:rFonts w:hint="cs"/>
@@ -11703,6 +9463,7 @@
               </w:rPr>
               <w:t xml:space="preserve"> </w:t>
             </w:r>
+            <w:proofErr w:type="spellStart"/>
             <w:r>
               <w:rPr>
                 <w:rFonts w:hint="cs"/>
@@ -11718,6 +9479,7 @@
               </w:rPr>
               <w:t>eadfile</w:t>
             </w:r>
+            <w:proofErr w:type="spellEnd"/>
             <w:r>
               <w:rPr>
                 <w:rFonts w:hint="cs"/>
@@ -11736,6 +9498,7 @@
                 <w:szCs w:val="28"/>
               </w:rPr>
             </w:pPr>
+            <w:proofErr w:type="spellStart"/>
             <w:r>
               <w:rPr>
                 <w:sz w:val="28"/>
@@ -11743,6 +9506,7 @@
               </w:rPr>
               <w:t>closefile</w:t>
             </w:r>
+            <w:proofErr w:type="spellEnd"/>
             <w:r>
               <w:rPr>
                 <w:rFonts w:hint="cs"/>
@@ -11833,6 +9597,7 @@
               </w:rPr>
               <w:t xml:space="preserve"> 1 עם זה</w:t>
             </w:r>
+            <w:proofErr w:type="spellStart"/>
             <w:r>
               <w:rPr>
                 <w:rFonts w:hint="cs"/>
@@ -11848,6 +9613,7 @@
               </w:rPr>
               <w:t>ressEnter</w:t>
             </w:r>
+            <w:proofErr w:type="spellEnd"/>
           </w:p>
           <w:p>
             <w:pPr>
@@ -11936,6 +9702,7 @@
                 <w:szCs w:val="28"/>
               </w:rPr>
             </w:pPr>
+            <w:proofErr w:type="spellStart"/>
             <w:r>
               <w:rPr>
                 <w:sz w:val="28"/>
@@ -11943,6 +9710,7 @@
               </w:rPr>
               <w:t>Get_input</w:t>
             </w:r>
+            <w:proofErr w:type="spellEnd"/>
           </w:p>
         </w:tc>
       </w:tr>
@@ -12007,6 +9775,7 @@
                 <w:szCs w:val="28"/>
               </w:rPr>
             </w:pPr>
+            <w:proofErr w:type="spellStart"/>
             <w:r>
               <w:rPr>
                 <w:sz w:val="28"/>
@@ -12014,6 +9783,7 @@
               </w:rPr>
               <w:t>generateword</w:t>
             </w:r>
+            <w:proofErr w:type="spellEnd"/>
           </w:p>
         </w:tc>
       </w:tr>
@@ -12093,6 +9863,7 @@
                 <w:szCs w:val="28"/>
               </w:rPr>
             </w:pPr>
+            <w:proofErr w:type="spellStart"/>
             <w:r>
               <w:rPr>
                 <w:sz w:val="28"/>
@@ -12100,6 +9871,7 @@
               </w:rPr>
               <w:t>Check_word</w:t>
             </w:r>
+            <w:proofErr w:type="spellEnd"/>
           </w:p>
         </w:tc>
       </w:tr>
@@ -12171,6 +9943,7 @@
                 <w:rtl/>
               </w:rPr>
             </w:pPr>
+            <w:proofErr w:type="spellStart"/>
             <w:r>
               <w:rPr>
                 <w:sz w:val="28"/>
@@ -12178,6 +9951,7 @@
               </w:rPr>
               <w:t>Print_char</w:t>
             </w:r>
+            <w:proofErr w:type="spellEnd"/>
           </w:p>
         </w:tc>
       </w:tr>
@@ -12449,6 +10223,7 @@
                 <w:szCs w:val="28"/>
               </w:rPr>
             </w:pPr>
+            <w:proofErr w:type="spellStart"/>
             <w:r>
               <w:rPr>
                 <w:sz w:val="28"/>
@@ -12456,6 +10231,7 @@
               </w:rPr>
               <w:t>mainscreen</w:t>
             </w:r>
+            <w:proofErr w:type="spellEnd"/>
           </w:p>
         </w:tc>
       </w:tr>
@@ -12520,6 +10296,7 @@
                 <w:szCs w:val="28"/>
               </w:rPr>
             </w:pPr>
+            <w:proofErr w:type="spellStart"/>
             <w:r>
               <w:rPr>
                 <w:sz w:val="28"/>
@@ -12527,6 +10304,7 @@
               </w:rPr>
               <w:t>Instraction_screen</w:t>
             </w:r>
+            <w:proofErr w:type="spellEnd"/>
           </w:p>
         </w:tc>
       </w:tr>
@@ -12591,6 +10369,7 @@
                 <w:szCs w:val="28"/>
               </w:rPr>
             </w:pPr>
+            <w:proofErr w:type="spellStart"/>
             <w:r>
               <w:rPr>
                 <w:sz w:val="28"/>
@@ -12598,6 +10377,7 @@
               </w:rPr>
               <w:t>Extra_screen</w:t>
             </w:r>
+            <w:proofErr w:type="spellEnd"/>
           </w:p>
         </w:tc>
       </w:tr>
@@ -12662,6 +10442,7 @@
                 <w:szCs w:val="28"/>
               </w:rPr>
             </w:pPr>
+            <w:proofErr w:type="spellStart"/>
             <w:r>
               <w:rPr>
                 <w:sz w:val="28"/>
@@ -12669,6 +10450,7 @@
               </w:rPr>
               <w:t>losescreen</w:t>
             </w:r>
+            <w:proofErr w:type="spellEnd"/>
           </w:p>
         </w:tc>
       </w:tr>
@@ -12734,6 +10516,7 @@
                 <w:szCs w:val="28"/>
               </w:rPr>
             </w:pPr>
+            <w:proofErr w:type="spellStart"/>
             <w:r>
               <w:rPr>
                 <w:sz w:val="28"/>
@@ -12741,6 +10524,7 @@
               </w:rPr>
               <w:t>Print_Word</w:t>
             </w:r>
+            <w:proofErr w:type="spellEnd"/>
           </w:p>
         </w:tc>
       </w:tr>
@@ -12805,6 +10589,7 @@
                 <w:szCs w:val="28"/>
               </w:rPr>
             </w:pPr>
+            <w:proofErr w:type="spellStart"/>
             <w:r>
               <w:rPr>
                 <w:sz w:val="28"/>
@@ -12812,6 +10597,7 @@
               </w:rPr>
               <w:t>Get_length</w:t>
             </w:r>
+            <w:proofErr w:type="spellEnd"/>
           </w:p>
         </w:tc>
       </w:tr>
@@ -12949,6 +10735,7 @@
                 <w:szCs w:val="28"/>
               </w:rPr>
             </w:pPr>
+            <w:proofErr w:type="spellStart"/>
             <w:r>
               <w:rPr>
                 <w:sz w:val="28"/>
@@ -12956,6 +10743,7 @@
               </w:rPr>
               <w:t>Get_selected_word</w:t>
             </w:r>
+            <w:proofErr w:type="spellEnd"/>
           </w:p>
         </w:tc>
       </w:tr>
@@ -12984,162 +10772,6 @@
           <w:u w:val="single"/>
         </w:rPr>
       </w:pPr>
-      <w:r>
-        <w:rPr>
-          <w:noProof/>
-          <w:sz w:val="28"/>
-          <w:szCs w:val="28"/>
-          <w:rtl/>
-        </w:rPr>
-        <mc:AlternateContent>
-          <mc:Choice Requires="wps">
-            <w:drawing>
-              <wp:anchor distT="91440" distB="91440" distL="137160" distR="137160" simplePos="0" relativeHeight="251741184" behindDoc="1" locked="0" layoutInCell="1" allowOverlap="1" wp14:anchorId="1CD741FD" wp14:editId="317F9654">
-                <wp:simplePos x="0" y="0"/>
-                <wp:positionH relativeFrom="margin">
-                  <wp:posOffset>3606800</wp:posOffset>
-                </wp:positionH>
-                <wp:positionV relativeFrom="bottomMargin">
-                  <wp:posOffset>-9549130</wp:posOffset>
-                </wp:positionV>
-                <wp:extent cx="2216150" cy="418465"/>
-                <wp:effectExtent l="0" t="0" r="12700" b="1270"/>
-                <wp:wrapNone/>
-                <wp:docPr id="1565407311" name="תיבת טקסט 41"/>
-                <wp:cNvGraphicFramePr/>
-                <a:graphic xmlns:a="http://schemas.openxmlformats.org/drawingml/2006/main">
-                  <a:graphicData uri="http://schemas.microsoft.com/office/word/2010/wordprocessingShape">
-                    <wps:wsp>
-                      <wps:cNvSpPr txBox="1"/>
-                      <wps:spPr>
-                        <a:xfrm flipH="1">
-                          <a:off x="0" y="0"/>
-                          <a:ext cx="2216150" cy="418465"/>
-                        </a:xfrm>
-                        <a:prstGeom prst="rect">
-                          <a:avLst/>
-                        </a:prstGeom>
-                        <a:noFill/>
-                        <a:ln w="6350">
-                          <a:noFill/>
-                        </a:ln>
-                        <a:effectLst/>
-                      </wps:spPr>
-                      <wps:style>
-                        <a:lnRef idx="0">
-                          <a:schemeClr val="accent1"/>
-                        </a:lnRef>
-                        <a:fillRef idx="0">
-                          <a:schemeClr val="accent1"/>
-                        </a:fillRef>
-                        <a:effectRef idx="0">
-                          <a:schemeClr val="accent1"/>
-                        </a:effectRef>
-                        <a:fontRef idx="minor">
-                          <a:schemeClr val="dk1"/>
-                        </a:fontRef>
-                      </wps:style>
-                      <wps:txbx>
-                        <w:txbxContent>
-                          <w:p>
-                            <w:pPr>
-                              <w:pBdr>
-                                <w:left w:val="single" w:sz="12" w:space="8" w:color="ED7D31" w:themeColor="accent2"/>
-                              </w:pBdr>
-                              <w:spacing w:before="160"/>
-                              <w:jc w:val="right"/>
-                              <w:rPr>
-                                <w:b/>
-                                <w:bCs/>
-                                <w:caps/>
-                                <w:color w:val="000000" w:themeColor="text1"/>
-                                <w:sz w:val="24"/>
-                                <w:szCs w:val="24"/>
-                                <w:u w:val="single"/>
-                                <w:rtl/>
-                              </w:rPr>
-                            </w:pPr>
-                            <w:r>
-                              <w:rPr>
-                                <w:rFonts w:hint="cs"/>
-                                <w:b/>
-                                <w:bCs/>
-                                <w:caps/>
-                                <w:color w:val="000000" w:themeColor="text1"/>
-                                <w:sz w:val="24"/>
-                                <w:szCs w:val="24"/>
-                                <w:u w:val="single"/>
-                                <w:rtl/>
-                              </w:rPr>
-                              <w:t>תזכור אותי</w:t>
-                            </w:r>
-                          </w:p>
-                        </w:txbxContent>
-                      </wps:txbx>
-                      <wps:bodyPr rot="0" spcFirstLastPara="0" vertOverflow="overflow" horzOverflow="overflow" vert="horz" wrap="square" lIns="228600" tIns="0" rIns="0" bIns="0" numCol="1" spcCol="0" rtlCol="0" fromWordArt="0" anchor="ctr" anchorCtr="0" forceAA="0" compatLnSpc="1">
-                        <a:prstTxWarp prst="textNoShape">
-                          <a:avLst/>
-                        </a:prstTxWarp>
-                        <a:spAutoFit/>
-                      </wps:bodyPr>
-                    </wps:wsp>
-                  </a:graphicData>
-                </a:graphic>
-                <wp14:sizeRelH relativeFrom="margin">
-                  <wp14:pctWidth>0</wp14:pctWidth>
-                </wp14:sizeRelH>
-                <wp14:sizeRelV relativeFrom="margin">
-                  <wp14:pctHeight>0</wp14:pctHeight>
-                </wp14:sizeRelV>
-              </wp:anchor>
-            </w:drawing>
-          </mc:Choice>
-          <mc:Fallback>
-            <w:pict>
-              <v:shape w14:anchorId="1CD741FD" id="_x0000_s1057" type="#_x0000_t202" style="position:absolute;left:0;text-align:left;margin-left:284pt;margin-top:-751.9pt;width:174.5pt;height:32.95pt;flip:x;z-index:-251575296;visibility:visible;mso-wrap-style:square;mso-width-percent:0;mso-height-percent:0;mso-wrap-distance-left:10.8pt;mso-wrap-distance-top:7.2pt;mso-wrap-distance-right:10.8pt;mso-wrap-distance-bottom:7.2pt;mso-position-horizontal:absolute;mso-position-horizontal-relative:margin;mso-position-vertical:absolute;mso-position-vertical-relative:bottom-margin-area;mso-width-percent:0;mso-height-percent:0;mso-width-relative:margin;mso-height-relative:margin;v-text-anchor:middle" o:gfxdata="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" filled="f" stroked="f" strokeweight=".5pt">
-                <v:textbox style="mso-fit-shape-to-text:t" inset="18pt,0,0,0">
-                  <w:txbxContent>
-                    <w:p>
-                      <w:pPr>
-                        <w:pBdr>
-                          <w:left w:val="single" w:sz="12" w:space="8" w:color="ED7D31" w:themeColor="accent2"/>
-                        </w:pBdr>
-                        <w:spacing w:before="160"/>
-                        <w:jc w:val="right"/>
-                        <w:rPr>
-                          <w:b/>
-                          <w:bCs/>
-                          <w:caps/>
-                          <w:color w:val="000000" w:themeColor="text1"/>
-                          <w:sz w:val="24"/>
-                          <w:szCs w:val="24"/>
-                          <w:u w:val="single"/>
-                          <w:rtl/>
-                        </w:rPr>
-                      </w:pPr>
-                      <w:r>
-                        <w:rPr>
-                          <w:rFonts w:hint="cs"/>
-                          <w:b/>
-                          <w:bCs/>
-                          <w:caps/>
-                          <w:color w:val="000000" w:themeColor="text1"/>
-                          <w:sz w:val="24"/>
-                          <w:szCs w:val="24"/>
-                          <w:u w:val="single"/>
-                          <w:rtl/>
-                        </w:rPr>
-                        <w:t>תזכור אותי</w:t>
-                      </w:r>
-                    </w:p>
-                  </w:txbxContent>
-                </v:textbox>
-                <w10:wrap anchorx="margin" anchory="margin"/>
-              </v:shape>
-            </w:pict>
-          </mc:Fallback>
-        </mc:AlternateContent>
-      </w:r>
       <w:r>
         <w:rPr>
           <w:rFonts w:hint="cs"/>
@@ -13305,8 +10937,19 @@
                 <w:szCs w:val="28"/>
                 <w:rtl/>
               </w:rPr>
-              <w:t>כל מה שקשור לגבי מילים הגרלות וכ'ו</w:t>
-            </w:r>
+              <w:t xml:space="preserve">כל מה שקשור לגבי מילים הגרלות </w:t>
+            </w:r>
+            <w:proofErr w:type="spellStart"/>
+            <w:r>
+              <w:rPr>
+                <w:rFonts w:hint="cs"/>
+                <w:sz w:val="28"/>
+                <w:szCs w:val="28"/>
+                <w:rtl/>
+              </w:rPr>
+              <w:t>וכ'ו</w:t>
+            </w:r>
+            <w:proofErr w:type="spellEnd"/>
           </w:p>
         </w:tc>
         <w:tc>
@@ -13352,8 +10995,19 @@
                 <w:szCs w:val="28"/>
                 <w:rtl/>
               </w:rPr>
-              <w:t>כל מה שקשור לגביי המסכים גודל הדפסות וכ'ו</w:t>
-            </w:r>
+              <w:t xml:space="preserve">כל מה שקשור לגביי המסכים גודל הדפסות </w:t>
+            </w:r>
+            <w:proofErr w:type="spellStart"/>
+            <w:r>
+              <w:rPr>
+                <w:rFonts w:hint="cs"/>
+                <w:sz w:val="28"/>
+                <w:szCs w:val="28"/>
+                <w:rtl/>
+              </w:rPr>
+              <w:t>וכ'ו</w:t>
+            </w:r>
+            <w:proofErr w:type="spellEnd"/>
           </w:p>
         </w:tc>
         <w:tc>
@@ -13399,7 +11053,27 @@
                 <w:szCs w:val="28"/>
                 <w:rtl/>
               </w:rPr>
-              <w:t>כל המאקרויים של הפרויקט</w:t>
+              <w:t xml:space="preserve">כל </w:t>
+            </w:r>
+            <w:proofErr w:type="spellStart"/>
+            <w:r>
+              <w:rPr>
+                <w:rFonts w:hint="cs"/>
+                <w:sz w:val="28"/>
+                <w:szCs w:val="28"/>
+                <w:rtl/>
+              </w:rPr>
+              <w:t>המאקרויים</w:t>
+            </w:r>
+            <w:proofErr w:type="spellEnd"/>
+            <w:r>
+              <w:rPr>
+                <w:rFonts w:hint="cs"/>
+                <w:sz w:val="28"/>
+                <w:szCs w:val="28"/>
+                <w:rtl/>
+              </w:rPr>
+              <w:t xml:space="preserve"> של הפרויקט</w:t>
             </w:r>
           </w:p>
         </w:tc>
@@ -13744,6 +11418,7 @@
                 <w:szCs w:val="28"/>
               </w:rPr>
             </w:pPr>
+            <w:proofErr w:type="spellStart"/>
             <w:r>
               <w:rPr>
                 <w:sz w:val="28"/>
@@ -13751,6 +11426,7 @@
               </w:rPr>
               <w:t>inst</w:t>
             </w:r>
+            <w:proofErr w:type="spellEnd"/>
           </w:p>
         </w:tc>
       </w:tr>
@@ -13857,6 +11533,7 @@
         </w:rPr>
         <w:t xml:space="preserve"> ולרשום בסדר הבא:</w:t>
       </w:r>
+      <w:proofErr w:type="spellStart"/>
       <w:r>
         <w:rPr>
           <w:sz w:val="28"/>
@@ -13864,6 +11541,7 @@
         </w:rPr>
         <w:t>dosbox</w:t>
       </w:r>
+      <w:proofErr w:type="spellEnd"/>
       <w:r>
         <w:rPr>
           <w:rFonts w:hint="cs"/>
@@ -13882,28 +11560,62 @@
           <w:szCs w:val="28"/>
         </w:rPr>
       </w:pPr>
-      <w:r>
-        <w:rPr>
-          <w:sz w:val="28"/>
-          <w:szCs w:val="28"/>
-        </w:rPr>
-        <w:t>Tasm /zi project.asm.1</w:t>
-      </w:r>
-    </w:p>
-    <w:p>
-      <w:pPr>
-        <w:jc w:val="right"/>
-        <w:rPr>
-          <w:sz w:val="28"/>
-          <w:szCs w:val="28"/>
-        </w:rPr>
-      </w:pPr>
-      <w:r>
-        <w:rPr>
-          <w:sz w:val="28"/>
-          <w:szCs w:val="28"/>
-        </w:rPr>
-        <w:t>Tlink /v project.asm.2</w:t>
+      <w:proofErr w:type="spellStart"/>
+      <w:r>
+        <w:rPr>
+          <w:sz w:val="28"/>
+          <w:szCs w:val="28"/>
+        </w:rPr>
+        <w:t>Tasm</w:t>
+      </w:r>
+      <w:proofErr w:type="spellEnd"/>
+      <w:r>
+        <w:rPr>
+          <w:sz w:val="28"/>
+          <w:szCs w:val="28"/>
+        </w:rPr>
+        <w:t xml:space="preserve"> /</w:t>
+      </w:r>
+      <w:proofErr w:type="spellStart"/>
+      <w:r>
+        <w:rPr>
+          <w:sz w:val="28"/>
+          <w:szCs w:val="28"/>
+        </w:rPr>
+        <w:t>zi</w:t>
+      </w:r>
+      <w:proofErr w:type="spellEnd"/>
+      <w:r>
+        <w:rPr>
+          <w:sz w:val="28"/>
+          <w:szCs w:val="28"/>
+        </w:rPr>
+        <w:t xml:space="preserve"> project.asm.1</w:t>
+      </w:r>
+    </w:p>
+    <w:p>
+      <w:pPr>
+        <w:jc w:val="right"/>
+        <w:rPr>
+          <w:sz w:val="28"/>
+          <w:szCs w:val="28"/>
+        </w:rPr>
+      </w:pPr>
+      <w:proofErr w:type="spellStart"/>
+      <w:r>
+        <w:rPr>
+          <w:sz w:val="28"/>
+          <w:szCs w:val="28"/>
+        </w:rPr>
+        <w:t>Tlink</w:t>
+      </w:r>
+      <w:proofErr w:type="spellEnd"/>
+      <w:r>
+        <w:rPr>
+          <w:sz w:val="28"/>
+          <w:szCs w:val="28"/>
+        </w:rPr>
+        <w:t xml:space="preserve"> /v project.asm.2</w:t>
       </w:r>
     </w:p>
     <w:p>
@@ -13955,12 +11667,21 @@
           <w:rtl/>
         </w:rPr>
       </w:pPr>
-      <w:r>
-        <w:rPr>
-          <w:sz w:val="28"/>
-          <w:szCs w:val="28"/>
-        </w:rPr>
-        <w:t xml:space="preserve">.p </w:t>
+      <w:proofErr w:type="gramStart"/>
+      <w:r>
+        <w:rPr>
+          <w:sz w:val="28"/>
+          <w:szCs w:val="28"/>
+        </w:rPr>
+        <w:t>.p</w:t>
+      </w:r>
+      <w:proofErr w:type="gramEnd"/>
+      <w:r>
+        <w:rPr>
+          <w:sz w:val="28"/>
+          <w:szCs w:val="28"/>
+        </w:rPr>
+        <w:t xml:space="preserve"> </w:t>
       </w:r>
       <w:r>
         <w:rPr>
@@ -14039,246 +11760,6 @@
           <w:rtl/>
         </w:rPr>
       </w:pPr>
-      <w:r>
-        <w:rPr>
-          <w:noProof/>
-          <w:sz w:val="28"/>
-          <w:szCs w:val="28"/>
-          <w:rtl/>
-        </w:rPr>
-        <mc:AlternateContent>
-          <mc:Choice Requires="wps">
-            <w:drawing>
-              <wp:anchor distT="91440" distB="91440" distL="137160" distR="137160" simplePos="0" relativeHeight="251739136" behindDoc="0" locked="0" layoutInCell="1" allowOverlap="1" wp14:anchorId="145F683C" wp14:editId="40DA9E17">
-                <wp:simplePos x="0" y="0"/>
-                <wp:positionH relativeFrom="page">
-                  <wp:posOffset>4688006</wp:posOffset>
-                </wp:positionH>
-                <wp:positionV relativeFrom="page">
-                  <wp:posOffset>2215979</wp:posOffset>
-                </wp:positionV>
-                <wp:extent cx="2724150" cy="418465"/>
-                <wp:effectExtent l="0" t="0" r="0" b="1270"/>
-                <wp:wrapSquare wrapText="bothSides"/>
-                <wp:docPr id="1580965898" name="תיבת טקסט 41"/>
-                <wp:cNvGraphicFramePr/>
-                <a:graphic xmlns:a="http://schemas.openxmlformats.org/drawingml/2006/main">
-                  <a:graphicData uri="http://schemas.microsoft.com/office/word/2010/wordprocessingShape">
-                    <wps:wsp>
-                      <wps:cNvSpPr txBox="1"/>
-                      <wps:spPr>
-                        <a:xfrm flipH="1">
-                          <a:off x="0" y="0"/>
-                          <a:ext cx="2724150" cy="418465"/>
-                        </a:xfrm>
-                        <a:prstGeom prst="rect">
-                          <a:avLst/>
-                        </a:prstGeom>
-                        <a:noFill/>
-                        <a:ln w="6350">
-                          <a:noFill/>
-                        </a:ln>
-                        <a:effectLst/>
-                      </wps:spPr>
-                      <wps:style>
-                        <a:lnRef idx="0">
-                          <a:schemeClr val="accent1"/>
-                        </a:lnRef>
-                        <a:fillRef idx="0">
-                          <a:schemeClr val="accent1"/>
-                        </a:fillRef>
-                        <a:effectRef idx="0">
-                          <a:schemeClr val="accent1"/>
-                        </a:effectRef>
-                        <a:fontRef idx="minor">
-                          <a:schemeClr val="dk1"/>
-                        </a:fontRef>
-                      </wps:style>
-                      <wps:txbx>
-                        <w:txbxContent>
-                          <w:p>
-                            <w:pPr>
-                              <w:pBdr>
-                                <w:left w:val="single" w:sz="12" w:space="8" w:color="ED7D31" w:themeColor="accent2"/>
-                              </w:pBdr>
-                              <w:spacing w:before="160"/>
-                              <w:jc w:val="right"/>
-                              <w:rPr>
-                                <w:b/>
-                                <w:bCs/>
-                                <w:caps/>
-                                <w:color w:val="000000" w:themeColor="text1"/>
-                                <w:sz w:val="24"/>
-                                <w:szCs w:val="24"/>
-                                <w:u w:val="single"/>
-                                <w:rtl/>
-                              </w:rPr>
-                            </w:pPr>
-                            <w:r>
-                              <w:rPr>
-                                <w:rFonts w:hint="cs"/>
-                                <w:b/>
-                                <w:bCs/>
-                                <w:caps/>
-                                <w:color w:val="000000" w:themeColor="text1"/>
-                                <w:sz w:val="24"/>
-                                <w:szCs w:val="24"/>
-                                <w:u w:val="single"/>
-                                <w:rtl/>
-                              </w:rPr>
-                              <w:t xml:space="preserve"> </w:t>
-                            </w:r>
-                            <w:r>
-                              <w:rPr>
-                                <w:rFonts w:hint="cs"/>
-                                <w:b/>
-                                <w:bCs/>
-                                <w:caps/>
-                                <w:color w:val="000000" w:themeColor="text1"/>
-                                <w:sz w:val="24"/>
-                                <w:szCs w:val="24"/>
-                                <w:u w:val="single"/>
-                                <w:rtl/>
-                              </w:rPr>
-                              <w:t>יאיר סאלדמן:330766833</w:t>
-                            </w:r>
-                            <w:r>
-                              <w:rPr>
-                                <w:rFonts w:hint="cs"/>
-                                <w:b/>
-                                <w:bCs/>
-                                <w:caps/>
-                                <w:color w:val="000000" w:themeColor="text1"/>
-                                <w:sz w:val="24"/>
-                                <w:szCs w:val="24"/>
-                                <w:u w:val="single"/>
-                                <w:rtl/>
-                              </w:rPr>
-                              <w:t xml:space="preserve"> עמוד </w:t>
-                            </w:r>
-                            <w:r>
-                              <w:rPr>
-                                <w:rFonts w:hint="cs"/>
-                                <w:b/>
-                                <w:bCs/>
-                                <w:caps/>
-                                <w:color w:val="000000" w:themeColor="text1"/>
-                                <w:sz w:val="24"/>
-                                <w:szCs w:val="24"/>
-                                <w:u w:val="single"/>
-                                <w:rtl/>
-                              </w:rPr>
-                              <w:t>8</w:t>
-                            </w:r>
-                          </w:p>
-                        </w:txbxContent>
-                      </wps:txbx>
-                      <wps:bodyPr rot="0" spcFirstLastPara="0" vertOverflow="overflow" horzOverflow="overflow" vert="horz" wrap="square" lIns="228600" tIns="0" rIns="0" bIns="0" numCol="1" spcCol="0" rtlCol="0" fromWordArt="0" anchor="ctr" anchorCtr="0" forceAA="0" compatLnSpc="1">
-                        <a:prstTxWarp prst="textNoShape">
-                          <a:avLst/>
-                        </a:prstTxWarp>
-                        <a:spAutoFit/>
-                      </wps:bodyPr>
-                    </wps:wsp>
-                  </a:graphicData>
-                </a:graphic>
-                <wp14:sizeRelH relativeFrom="margin">
-                  <wp14:pctWidth>0</wp14:pctWidth>
-                </wp14:sizeRelH>
-                <wp14:sizeRelV relativeFrom="margin">
-                  <wp14:pctHeight>0</wp14:pctHeight>
-                </wp14:sizeRelV>
-              </wp:anchor>
-            </w:drawing>
-          </mc:Choice>
-          <mc:Fallback>
-            <w:pict>
-              <v:shape w14:anchorId="145F683C" id="_x0000_s1061" type="#_x0000_t202" style="position:absolute;left:0;text-align:left;margin-left:369.15pt;margin-top:174.5pt;width:214.5pt;height:32.95pt;flip:x;z-index:251739136;visibility:visible;mso-wrap-style:square;mso-width-percent:0;mso-height-percent:0;mso-wrap-distance-left:10.8pt;mso-wrap-distance-top:7.2pt;mso-wrap-distance-right:10.8pt;mso-wrap-distance-bottom:7.2pt;mso-position-horizontal:absolute;mso-position-horizontal-relative:page;mso-position-vertical:absolute;mso-position-vertical-relative:page;mso-width-percent:0;mso-height-percent:0;mso-width-relative:margin;mso-height-relative:margin;v-text-anchor:middle" o:gfxdata="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" filled="f" stroked="f" strokeweight=".5pt">
-                <v:textbox style="mso-fit-shape-to-text:t" inset="18pt,0,0,0">
-                  <w:txbxContent>
-                    <w:p>
-                      <w:pPr>
-                        <w:pBdr>
-                          <w:left w:val="single" w:sz="12" w:space="8" w:color="ED7D31" w:themeColor="accent2"/>
-                        </w:pBdr>
-                        <w:spacing w:before="160"/>
-                        <w:jc w:val="right"/>
-                        <w:rPr>
-                          <w:b/>
-                          <w:bCs/>
-                          <w:caps/>
-                          <w:color w:val="000000" w:themeColor="text1"/>
-                          <w:sz w:val="24"/>
-                          <w:szCs w:val="24"/>
-                          <w:u w:val="single"/>
-                          <w:rtl/>
-                        </w:rPr>
-                      </w:pPr>
-                      <w:r>
-                        <w:rPr>
-                          <w:rFonts w:hint="cs"/>
-                          <w:b/>
-                          <w:bCs/>
-                          <w:caps/>
-                          <w:color w:val="000000" w:themeColor="text1"/>
-                          <w:sz w:val="24"/>
-                          <w:szCs w:val="24"/>
-                          <w:u w:val="single"/>
-                          <w:rtl/>
-                        </w:rPr>
-                        <w:t xml:space="preserve"> </w:t>
-                      </w:r>
-                      <w:r>
-                        <w:rPr>
-                          <w:rFonts w:hint="cs"/>
-                          <w:b/>
-                          <w:bCs/>
-                          <w:caps/>
-                          <w:color w:val="000000" w:themeColor="text1"/>
-                          <w:sz w:val="24"/>
-                          <w:szCs w:val="24"/>
-                          <w:u w:val="single"/>
-                          <w:rtl/>
-                        </w:rPr>
-                        <w:t>יאיר סאלדמן:330766833</w:t>
-                      </w:r>
-                      <w:r>
-                        <w:rPr>
-                          <w:rFonts w:hint="cs"/>
-                          <w:b/>
-                          <w:bCs/>
-                          <w:caps/>
-                          <w:color w:val="000000" w:themeColor="text1"/>
-                          <w:sz w:val="24"/>
-                          <w:szCs w:val="24"/>
-                          <w:u w:val="single"/>
-                          <w:rtl/>
-                        </w:rPr>
-                        <w:t xml:space="preserve"> עמוד </w:t>
-                      </w:r>
-                      <w:r>
-                        <w:rPr>
-                          <w:rFonts w:hint="cs"/>
-                          <w:b/>
-                          <w:bCs/>
-                          <w:caps/>
-                          <w:color w:val="000000" w:themeColor="text1"/>
-                          <w:sz w:val="24"/>
-                          <w:szCs w:val="24"/>
-                          <w:u w:val="single"/>
-                          <w:rtl/>
-                        </w:rPr>
-                        <w:t>8</w:t>
-                      </w:r>
-                    </w:p>
-                  </w:txbxContent>
-                </v:textbox>
-                <w10:wrap type="square" anchorx="page" anchory="page"/>
-              </v:shape>
-            </w:pict>
-          </mc:Fallback>
-        </mc:AlternateContent>
-      </w:r>
     </w:p>
     <w:p>
       <w:pPr>
@@ -14552,8 +12033,9 @@
           <w:szCs w:val="28"/>
           <w:rtl/>
         </w:rPr>
-        <w:t xml:space="preserve">אני מאוד נהנתי בלפתח את המשחק. הדבר שהכי אהבתי לעשות היה ליצור את המילים ולחשוב עליהן בדרכים יצרתיות. אתגר אותי להגריל את המילים ולבדוק עם המילה נכונה. למדתי על עצמי סבלנות ויכולת לחשוב בצורה </w:t>
-      </w:r>
+        <w:t xml:space="preserve">אני מאוד </w:t>
+      </w:r>
+      <w:proofErr w:type="spellStart"/>
       <w:r>
         <w:rPr>
           <w:rFonts w:hint="cs"/>
@@ -14561,6 +12043,45 @@
           <w:szCs w:val="28"/>
           <w:rtl/>
         </w:rPr>
+        <w:t>נהנתי</w:t>
+      </w:r>
+      <w:proofErr w:type="spellEnd"/>
+      <w:r>
+        <w:rPr>
+          <w:rFonts w:hint="cs"/>
+          <w:sz w:val="28"/>
+          <w:szCs w:val="28"/>
+          <w:rtl/>
+        </w:rPr>
+        <w:t xml:space="preserve"> בלפתח את המשחק. הדבר שהכי אהבתי לעשות היה ליצור את המילים ולחשוב עליהן בדרכים </w:t>
+      </w:r>
+      <w:proofErr w:type="spellStart"/>
+      <w:r>
+        <w:rPr>
+          <w:rFonts w:hint="cs"/>
+          <w:sz w:val="28"/>
+          <w:szCs w:val="28"/>
+          <w:rtl/>
+        </w:rPr>
+        <w:t>יצרתיות</w:t>
+      </w:r>
+      <w:proofErr w:type="spellEnd"/>
+      <w:r>
+        <w:rPr>
+          <w:rFonts w:hint="cs"/>
+          <w:sz w:val="28"/>
+          <w:szCs w:val="28"/>
+          <w:rtl/>
+        </w:rPr>
+        <w:t xml:space="preserve">. אתגר אותי להגריל את המילים ולבדוק עם המילה נכונה. למדתי על עצמי סבלנות ויכולת לחשוב בצורה </w:t>
+      </w:r>
+      <w:r>
+        <w:rPr>
+          <w:rFonts w:hint="cs"/>
+          <w:sz w:val="28"/>
+          <w:szCs w:val="28"/>
+          <w:rtl/>
+        </w:rPr>
         <w:t>טובה יותר. אם היה לי יותר זמן הייתי מוסיף אפשרות למחוק תווים.</w:t>
       </w:r>
     </w:p>
@@ -14580,7 +12101,27 @@
           <w:szCs w:val="28"/>
           <w:rtl/>
         </w:rPr>
-        <w:t>תודות למורים שעזרו לי מרי והדס ולחברים שלי שעזרו לי כל הזמן כשהיה לי קשה בפרויקט.</w:t>
+        <w:t>תודות למורים שעזרו לי</w:t>
+      </w:r>
+      <w:r>
+        <w:rPr>
+          <w:rFonts w:hint="cs"/>
+          <w:sz w:val="28"/>
+          <w:szCs w:val="28"/>
+          <w:rtl/>
+        </w:rPr>
+        <w:t xml:space="preserve"> </w:t>
+      </w:r>
+      <w:bookmarkStart w:id="0" w:name="_GoBack"/>
+      <w:bookmarkEnd w:id="0"/>
+      <w:r>
+        <w:rPr>
+          <w:rFonts w:hint="cs"/>
+          <w:sz w:val="28"/>
+          <w:szCs w:val="28"/>
+          <w:rtl/>
+        </w:rPr>
+        <w:t>ולחברים שלי שעזרו לי כל הזמן כשהיה לי קשה בפרויקט.</w:t>
       </w:r>
     </w:p>
     <w:p>
@@ -14755,7 +12296,7 @@
           </mc:Choice>
           <mc:Fallback>
             <w:pict>
-              <v:shape w14:anchorId="32745B2B" id="_x0000_s1062" type="#_x0000_t202" style="position:absolute;left:0;text-align:left;margin-left:268.5pt;margin-top:25.35pt;width:214.5pt;height:32.95pt;flip:x;z-index:251669504;visibility:visible;mso-wrap-style:square;mso-width-percent:0;mso-height-percent:0;mso-wrap-distance-left:10.8pt;mso-wrap-distance-top:7.2pt;mso-wrap-distance-right:10.8pt;mso-wrap-distance-bottom:7.2pt;mso-position-horizontal:absolute;mso-position-horizontal-relative:margin;mso-position-vertical:absolute;mso-position-vertical-relative:bottom-margin-area;mso-width-percent:0;mso-height-percent:0;mso-width-relative:margin;mso-height-relative:margin;v-text-anchor:middle" o:gfxdata="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" filled="f" stroked="f" strokeweight=".5pt">
+              <v:shape w14:anchorId="32745B2B" id="תיבת טקסט 41" o:spid="_x0000_s1046" type="#_x0000_t202" style="position:absolute;left:0;text-align:left;margin-left:268.5pt;margin-top:25.35pt;width:214.5pt;height:32.95pt;flip:x;z-index:251669504;visibility:visible;mso-wrap-style:square;mso-width-percent:0;mso-height-percent:0;mso-wrap-distance-left:10.8pt;mso-wrap-distance-top:7.2pt;mso-wrap-distance-right:10.8pt;mso-wrap-distance-bottom:7.2pt;mso-position-horizontal:absolute;mso-position-horizontal-relative:margin;mso-position-vertical:absolute;mso-position-vertical-relative:bottom-margin-area;mso-width-percent:0;mso-height-percent:0;mso-width-relative:margin;mso-height-relative:margin;v-text-anchor:middle" o:gfxdata="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" filled="f" stroked="f" strokeweight=".5pt">
                 <v:textbox style="mso-fit-shape-to-text:t" inset="18pt,0,0,0">
                   <w:txbxContent>
                     <w:p>
@@ -14843,6 +12384,8 @@
       </w:r>
     </w:p>
     <w:sectPr>
+      <w:headerReference w:type="default" r:id="rId12"/>
+      <w:footerReference w:type="default" r:id="rId13"/>
       <w:pgSz w:w="11906" w:h="16838"/>
       <w:pgMar w:top="1440" w:right="1800" w:bottom="1440" w:left="1800" w:header="708" w:footer="708" w:gutter="0"/>
       <w:cols w:space="708"/>
@@ -14855,7 +12398,7 @@
 </file>
 
 <file path=word/endnotes.xml><?xml version="1.0" encoding="utf-8"?>
-<w:endnotes xmlns:wpc="http://schemas.microsoft.com/office/word/2010/wordprocessingCanvas" xmlns:cx="http://schemas.microsoft.com/office/drawing/2014/chartex" xmlns:mc="http://schemas.openxmlformats.org/markup-compatibility/2006" xmlns:o="urn:schemas-microsoft-com:office:office" xmlns:r="http://schemas.openxmlformats.org/officeDocument/2006/relationships" xmlns:m="http://schemas.openxmlformats.org/officeDocument/2006/math" xmlns:v="urn:schemas-microsoft-com:vml" xmlns:wp14="http://schemas.microsoft.com/office/word/2010/wordprocessingDrawing" xmlns:wp="http://schemas.openxmlformats.org/drawingml/2006/wordprocessingDrawing" xmlns:w10="urn:schemas-microsoft-com:office:word" xmlns:w="http://schemas.openxmlformats.org/wordprocessingml/2006/main" xmlns:w14="http://schemas.microsoft.com/office/word/2010/wordml" xmlns:w15="http://schemas.microsoft.com/office/word/2012/wordml" xmlns:w16se="http://schemas.microsoft.com/office/word/2015/wordml/symex" xmlns:wpg="http://schemas.microsoft.com/office/word/2010/wordprocessingGroup" xmlns:wpi="http://schemas.microsoft.com/office/word/2010/wordprocessingInk" xmlns:wne="http://schemas.microsoft.com/office/word/2006/wordml" xmlns:wps="http://schemas.microsoft.com/office/word/2010/wordprocessingShape" mc:Ignorable="w14 w15 w16se wp14">
+<w:endnotes xmlns:wpc="http://schemas.microsoft.com/office/word/2010/wordprocessingCanvas" xmlns:cx="http://schemas.microsoft.com/office/drawing/2014/chartex" xmlns:cx1="http://schemas.microsoft.com/office/drawing/2015/9/8/chartex" xmlns:cx2="http://schemas.microsoft.com/office/drawing/2015/10/21/chartex" xmlns:cx3="http://schemas.microsoft.com/office/drawing/2016/5/9/chartex" xmlns:cx4="http://schemas.microsoft.com/office/drawing/2016/5/10/chartex" xmlns:cx5="http://schemas.microsoft.com/office/drawing/2016/5/11/chartex" xmlns:cx6="http://schemas.microsoft.com/office/drawing/2016/5/12/chartex" xmlns:cx7="http://schemas.microsoft.com/office/drawing/2016/5/13/chartex" xmlns:cx8="http://schemas.microsoft.com/office/drawing/2016/5/14/chartex" xmlns:mc="http://schemas.openxmlformats.org/markup-compatibility/2006" xmlns:aink="http://schemas.microsoft.com/office/drawing/2016/ink" xmlns:am3d="http://schemas.microsoft.com/office/drawing/2017/model3d" xmlns:o="urn:schemas-microsoft-com:office:office" xmlns:r="http://schemas.openxmlformats.org/officeDocument/2006/relationships" xmlns:m="http://schemas.openxmlformats.org/officeDocument/2006/math" xmlns:v="urn:schemas-microsoft-com:vml" xmlns:wp14="http://schemas.microsoft.com/office/word/2010/wordprocessingDrawing" xmlns:wp="http://schemas.openxmlformats.org/drawingml/2006/wordprocessingDrawing" xmlns:w10="urn:schemas-microsoft-com:office:word" xmlns:w="http://schemas.openxmlformats.org/wordprocessingml/2006/main" xmlns:w14="http://schemas.microsoft.com/office/word/2010/wordml" xmlns:w15="http://schemas.microsoft.com/office/word/2012/wordml" xmlns:w16cid="http://schemas.microsoft.com/office/word/2016/wordml/cid" xmlns:w16se="http://schemas.microsoft.com/office/word/2015/wordml/symex" xmlns:wpg="http://schemas.microsoft.com/office/word/2010/wordprocessingGroup" xmlns:wpi="http://schemas.microsoft.com/office/word/2010/wordprocessingInk" xmlns:wne="http://schemas.microsoft.com/office/word/2006/wordml" xmlns:wps="http://schemas.microsoft.com/office/word/2010/wordprocessingShape" mc:Ignorable="w14 w15 w16se w16cid wp14">
   <w:endnote w:type="separator" w:id="-1">
     <w:p>
       <w:pPr>
@@ -14879,8 +12422,285 @@
 </w:endnotes>
 </file>
 
+<file path=word/footer1.xml><?xml version="1.0" encoding="utf-8"?>
+<w:ftr xmlns:wpc="http://schemas.microsoft.com/office/word/2010/wordprocessingCanvas" xmlns:cx="http://schemas.microsoft.com/office/drawing/2014/chartex" xmlns:cx1="http://schemas.microsoft.com/office/drawing/2015/9/8/chartex" xmlns:cx2="http://schemas.microsoft.com/office/drawing/2015/10/21/chartex" xmlns:cx3="http://schemas.microsoft.com/office/drawing/2016/5/9/chartex" xmlns:cx4="http://schemas.microsoft.com/office/drawing/2016/5/10/chartex" xmlns:cx5="http://schemas.microsoft.com/office/drawing/2016/5/11/chartex" xmlns:cx6="http://schemas.microsoft.com/office/drawing/2016/5/12/chartex" xmlns:cx7="http://schemas.microsoft.com/office/drawing/2016/5/13/chartex" xmlns:cx8="http://schemas.microsoft.com/office/drawing/2016/5/14/chartex" xmlns:mc="http://schemas.openxmlformats.org/markup-compatibility/2006" xmlns:aink="http://schemas.microsoft.com/office/drawing/2016/ink" xmlns:am3d="http://schemas.microsoft.com/office/drawing/2017/model3d" xmlns:o="urn:schemas-microsoft-com:office:office" xmlns:r="http://schemas.openxmlformats.org/officeDocument/2006/relationships" xmlns:m="http://schemas.openxmlformats.org/officeDocument/2006/math" xmlns:v="urn:schemas-microsoft-com:vml" xmlns:wp14="http://schemas.microsoft.com/office/word/2010/wordprocessingDrawing" xmlns:wp="http://schemas.openxmlformats.org/drawingml/2006/wordprocessingDrawing" xmlns:w10="urn:schemas-microsoft-com:office:word" xmlns:w="http://schemas.openxmlformats.org/wordprocessingml/2006/main" xmlns:w14="http://schemas.microsoft.com/office/word/2010/wordml" xmlns:w15="http://schemas.microsoft.com/office/word/2012/wordml" xmlns:w16cid="http://schemas.microsoft.com/office/word/2016/wordml/cid" xmlns:w16se="http://schemas.microsoft.com/office/word/2015/wordml/symex" xmlns:wpg="http://schemas.microsoft.com/office/word/2010/wordprocessingGroup" xmlns:wpi="http://schemas.microsoft.com/office/word/2010/wordprocessingInk" xmlns:wne="http://schemas.microsoft.com/office/word/2006/wordml" xmlns:wps="http://schemas.microsoft.com/office/word/2010/wordprocessingShape" mc:Ignorable="w14 w15 w16se w16cid wp14">
+  <w:p>
+    <w:pPr>
+      <w:pStyle w:val="a8"/>
+      <w:jc w:val="right"/>
+      <w:rPr>
+        <w:b/>
+        <w:bCs/>
+      </w:rPr>
+    </w:pPr>
+    <w:r>
+      <w:rPr>
+        <w:rFonts w:asciiTheme="majorHAnsi" w:eastAsiaTheme="majorEastAsia" w:hAnsiTheme="majorHAnsi" w:cstheme="majorBidi"/>
+        <w:b/>
+        <w:bCs/>
+        <w:caps/>
+        <w:noProof/>
+        <w:color w:val="FFFFFF" w:themeColor="background1"/>
+        <w:sz w:val="28"/>
+        <w:szCs w:val="28"/>
+        <w:rtl/>
+      </w:rPr>
+      <mc:AlternateContent>
+        <mc:Choice Requires="wps">
+          <w:drawing>
+            <wp:anchor distT="0" distB="0" distL="114300" distR="114300" simplePos="0" relativeHeight="251661312" behindDoc="0" locked="0" layoutInCell="1" allowOverlap="1" wp14:anchorId="111D0128" wp14:editId="59CB641D">
+              <wp:simplePos x="0" y="0"/>
+              <wp:positionH relativeFrom="margin">
+                <wp:posOffset>1033890</wp:posOffset>
+              </wp:positionH>
+              <wp:positionV relativeFrom="page">
+                <wp:posOffset>10201634</wp:posOffset>
+              </wp:positionV>
+              <wp:extent cx="661670" cy="502920"/>
+              <wp:effectExtent l="0" t="0" r="24130" b="11430"/>
+              <wp:wrapNone/>
+              <wp:docPr id="17" name="מגילה: אופקית 17"/>
+              <wp:cNvGraphicFramePr>
+                <a:graphicFrameLocks xmlns:a="http://schemas.openxmlformats.org/drawingml/2006/main"/>
+              </wp:cNvGraphicFramePr>
+              <a:graphic xmlns:a="http://schemas.openxmlformats.org/drawingml/2006/main">
+                <a:graphicData uri="http://schemas.microsoft.com/office/word/2010/wordprocessingShape">
+                  <wps:wsp>
+                    <wps:cNvSpPr>
+                      <a:spLocks noChangeArrowheads="1"/>
+                    </wps:cNvSpPr>
+                    <wps:spPr bwMode="auto">
+                      <a:xfrm>
+                        <a:off x="0" y="0"/>
+                        <a:ext cx="661670" cy="502920"/>
+                      </a:xfrm>
+                      <a:prstGeom prst="horizontalScroll">
+                        <a:avLst>
+                          <a:gd name="adj" fmla="val 25000"/>
+                        </a:avLst>
+                      </a:prstGeom>
+                      <a:noFill/>
+                      <a:ln w="9525">
+                        <a:solidFill>
+                          <a:srgbClr val="A5A5A5"/>
+                        </a:solidFill>
+                        <a:round/>
+                        <a:headEnd/>
+                        <a:tailEnd/>
+                      </a:ln>
+                      <a:extLst>
+                        <a:ext uri="{909E8E84-426E-40DD-AFC4-6F175D3DCCD1}">
+                          <a14:hiddenFill xmlns:a14="http://schemas.microsoft.com/office/drawing/2010/main">
+                            <a:solidFill>
+                              <a:srgbClr val="17365D"/>
+                            </a:solidFill>
+                          </a14:hiddenFill>
+                        </a:ext>
+                      </a:extLst>
+                    </wps:spPr>
+                    <wps:txbx>
+                      <w:txbxContent>
+                        <w:p>
+                          <w:pPr>
+                            <w:jc w:val="center"/>
+                            <w:rPr>
+                              <w:b/>
+                              <w:bCs/>
+                              <w:color w:val="808080" w:themeColor="text1" w:themeTint="7F"/>
+                            </w:rPr>
+                          </w:pPr>
+                          <w:r>
+                            <w:rPr>
+                              <w:b/>
+                              <w:bCs/>
+                            </w:rPr>
+                            <w:fldChar w:fldCharType="begin"/>
+                          </w:r>
+                          <w:r>
+                            <w:rPr>
+                              <w:b/>
+                              <w:bCs/>
+                            </w:rPr>
+                            <w:instrText>PAGE    \* MERGEFORMAT</w:instrText>
+                          </w:r>
+                          <w:r>
+                            <w:rPr>
+                              <w:b/>
+                              <w:bCs/>
+                            </w:rPr>
+                            <w:fldChar w:fldCharType="separate"/>
+                          </w:r>
+                          <w:r>
+                            <w:rPr>
+                              <w:b/>
+                              <w:bCs/>
+                              <w:color w:val="808080" w:themeColor="text1" w:themeTint="7F"/>
+                              <w:rtl/>
+                              <w:lang w:val="he-IL"/>
+                            </w:rPr>
+                            <w:t>2</w:t>
+                          </w:r>
+                          <w:r>
+                            <w:rPr>
+                              <w:b/>
+                              <w:bCs/>
+                              <w:color w:val="808080" w:themeColor="text1" w:themeTint="7F"/>
+                            </w:rPr>
+                            <w:fldChar w:fldCharType="end"/>
+                          </w:r>
+                        </w:p>
+                      </w:txbxContent>
+                    </wps:txbx>
+                    <wps:bodyPr rot="0" vert="horz" wrap="square" lIns="91440" tIns="45720" rIns="91440" bIns="45720" anchor="t" anchorCtr="0" upright="1">
+                      <a:noAutofit/>
+                    </wps:bodyPr>
+                  </wps:wsp>
+                </a:graphicData>
+              </a:graphic>
+              <wp14:sizeRelH relativeFrom="page">
+                <wp14:pctWidth>0</wp14:pctWidth>
+              </wp14:sizeRelH>
+              <wp14:sizeRelV relativeFrom="page">
+                <wp14:pctHeight>0</wp14:pctHeight>
+              </wp14:sizeRelV>
+            </wp:anchor>
+          </w:drawing>
+        </mc:Choice>
+        <mc:Fallback>
+          <w:pict>
+            <v:shapetype w14:anchorId="111D0128" id="_x0000_t98" coordsize="21600,21600" o:spt="98" adj="2700" path="m0@5qy@2@1l@0@1@0@2qy@7,,21600@2l21600@9qy@7@10l@1@10@1@11qy@2,21600,0@11xem0@5nfqy@2@6@1@5@3@4@2@5l@2@6em@1@5nfl@1@10em21600@2nfqy@7@1l@0@1em@0@2nfqy@8@3@7@2l@7@1e">
+              <v:formulas>
+                <v:f eqn="sum width 0 #0"/>
+                <v:f eqn="val #0"/>
+                <v:f eqn="prod @1 1 2"/>
+                <v:f eqn="prod @1 3 4"/>
+                <v:f eqn="prod @1 5 4"/>
+                <v:f eqn="prod @1 3 2"/>
+                <v:f eqn="prod @1 2 1"/>
+                <v:f eqn="sum width 0 @2"/>
+                <v:f eqn="sum width 0 @3"/>
+                <v:f eqn="sum height 0 @5"/>
+                <v:f eqn="sum height 0 @1"/>
+                <v:f eqn="sum height 0 @2"/>
+                <v:f eqn="val width"/>
+                <v:f eqn="prod width 1 2"/>
+                <v:f eqn="prod height 1 2"/>
+              </v:formulas>
+              <v:path o:extrusionok="f" limo="10800,10800" o:connecttype="custom" o:connectlocs="@13,@1;0,@14;@13,@10;@12,@14" o:connectangles="270,180,90,0" textboxrect="@1,@1,@7,@10"/>
+              <v:handles>
+                <v:h position="#0,topLeft" xrange="0,5400"/>
+              </v:handles>
+              <o:complex v:ext="view"/>
+            </v:shapetype>
+            <v:shape id="מגילה: אופקית 17" o:spid="_x0000_s1048" type="#_x0000_t98" style="position:absolute;left:0;text-align:left;margin-left:81.4pt;margin-top:803.3pt;width:52.1pt;height:39.6pt;z-index:251661312;visibility:visible;mso-wrap-style:square;mso-width-percent:0;mso-height-percent:0;mso-wrap-distance-left:9pt;mso-wrap-distance-top:0;mso-wrap-distance-right:9pt;mso-wrap-distance-bottom:0;mso-position-horizontal:absolute;mso-position-horizontal-relative:margin;mso-position-vertical:absolute;mso-position-vertical-relative:page;mso-width-percent:0;mso-height-percent:0;mso-width-relative:page;mso-height-relative:page;v-text-anchor:top" o:gfxdata="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" adj="5400" filled="f" fillcolor="#17365d" strokecolor="#a5a5a5">
+              <v:textbox>
+                <w:txbxContent>
+                  <w:p>
+                    <w:pPr>
+                      <w:jc w:val="center"/>
+                      <w:rPr>
+                        <w:b/>
+                        <w:bCs/>
+                        <w:color w:val="808080" w:themeColor="text1" w:themeTint="7F"/>
+                      </w:rPr>
+                    </w:pPr>
+                    <w:r>
+                      <w:rPr>
+                        <w:b/>
+                        <w:bCs/>
+                      </w:rPr>
+                      <w:fldChar w:fldCharType="begin"/>
+                    </w:r>
+                    <w:r>
+                      <w:rPr>
+                        <w:b/>
+                        <w:bCs/>
+                      </w:rPr>
+                      <w:instrText>PAGE    \* MERGEFORMAT</w:instrText>
+                    </w:r>
+                    <w:r>
+                      <w:rPr>
+                        <w:b/>
+                        <w:bCs/>
+                      </w:rPr>
+                      <w:fldChar w:fldCharType="separate"/>
+                    </w:r>
+                    <w:r>
+                      <w:rPr>
+                        <w:b/>
+                        <w:bCs/>
+                        <w:color w:val="808080" w:themeColor="text1" w:themeTint="7F"/>
+                        <w:rtl/>
+                        <w:lang w:val="he-IL"/>
+                      </w:rPr>
+                      <w:t>2</w:t>
+                    </w:r>
+                    <w:r>
+                      <w:rPr>
+                        <w:b/>
+                        <w:bCs/>
+                        <w:color w:val="808080" w:themeColor="text1" w:themeTint="7F"/>
+                      </w:rPr>
+                      <w:fldChar w:fldCharType="end"/>
+                    </w:r>
+                  </w:p>
+                </w:txbxContent>
+              </v:textbox>
+              <w10:wrap anchorx="margin" anchory="page"/>
+            </v:shape>
+          </w:pict>
+        </mc:Fallback>
+      </mc:AlternateContent>
+    </w:r>
+    <w:r>
+      <w:rPr>
+        <w:rFonts w:hint="cs"/>
+        <w:b/>
+        <w:bCs/>
+        <w:rtl/>
+      </w:rPr>
+      <w:t xml:space="preserve">יאיר </w:t>
+    </w:r>
+    <w:proofErr w:type="spellStart"/>
+    <w:r>
+      <w:rPr>
+        <w:rFonts w:hint="cs"/>
+        <w:b/>
+        <w:bCs/>
+        <w:rtl/>
+      </w:rPr>
+      <w:t>סאלדמן</w:t>
+    </w:r>
+    <w:proofErr w:type="spellEnd"/>
+    <w:r>
+      <w:rPr>
+        <w:rFonts w:hint="cs"/>
+        <w:b/>
+        <w:bCs/>
+        <w:rtl/>
+      </w:rPr>
+      <w:t xml:space="preserve"> ת.ז 330766833</w:t>
+    </w:r>
+    <w:sdt>
+      <w:sdtPr>
+        <w:rPr>
+          <w:b/>
+          <w:bCs/>
+        </w:rPr>
+        <w:id w:val="1657037371"/>
+        <w:docPartObj>
+          <w:docPartGallery w:val="Page Numbers (Bottom of Page)"/>
+          <w:docPartUnique/>
+        </w:docPartObj>
+      </w:sdtPr>
+      <w:sdtContent/>
+    </w:sdt>
+  </w:p>
+</w:ftr>
+</file>
+
 <file path=word/footnotes.xml><?xml version="1.0" encoding="utf-8"?>
-<w:footnotes xmlns:wpc="http://schemas.microsoft.com/office/word/2010/wordprocessingCanvas" xmlns:cx="http://schemas.microsoft.com/office/drawing/2014/chartex" xmlns:mc="http://schemas.openxmlformats.org/markup-compatibility/2006" xmlns:o="urn:schemas-microsoft-com:office:office" xmlns:r="http://schemas.openxmlformats.org/officeDocument/2006/relationships" xmlns:m="http://schemas.openxmlformats.org/officeDocument/2006/math" xmlns:v="urn:schemas-microsoft-com:vml" xmlns:wp14="http://schemas.microsoft.com/office/word/2010/wordprocessingDrawing" xmlns:wp="http://schemas.openxmlformats.org/drawingml/2006/wordprocessingDrawing" xmlns:w10="urn:schemas-microsoft-com:office:word" xmlns:w="http://schemas.openxmlformats.org/wordprocessingml/2006/main" xmlns:w14="http://schemas.microsoft.com/office/word/2010/wordml" xmlns:w15="http://schemas.microsoft.com/office/word/2012/wordml" xmlns:w16se="http://schemas.microsoft.com/office/word/2015/wordml/symex" xmlns:wpg="http://schemas.microsoft.com/office/word/2010/wordprocessingGroup" xmlns:wpi="http://schemas.microsoft.com/office/word/2010/wordprocessingInk" xmlns:wne="http://schemas.microsoft.com/office/word/2006/wordml" xmlns:wps="http://schemas.microsoft.com/office/word/2010/wordprocessingShape" mc:Ignorable="w14 w15 w16se wp14">
+<w:footnotes xmlns:wpc="http://schemas.microsoft.com/office/word/2010/wordprocessingCanvas" xmlns:cx="http://schemas.microsoft.com/office/drawing/2014/chartex" xmlns:cx1="http://schemas.microsoft.com/office/drawing/2015/9/8/chartex" xmlns:cx2="http://schemas.microsoft.com/office/drawing/2015/10/21/chartex" xmlns:cx3="http://schemas.microsoft.com/office/drawing/2016/5/9/chartex" xmlns:cx4="http://schemas.microsoft.com/office/drawing/2016/5/10/chartex" xmlns:cx5="http://schemas.microsoft.com/office/drawing/2016/5/11/chartex" xmlns:cx6="http://schemas.microsoft.com/office/drawing/2016/5/12/chartex" xmlns:cx7="http://schemas.microsoft.com/office/drawing/2016/5/13/chartex" xmlns:cx8="http://schemas.microsoft.com/office/drawing/2016/5/14/chartex" xmlns:mc="http://schemas.openxmlformats.org/markup-compatibility/2006" xmlns:aink="http://schemas.microsoft.com/office/drawing/2016/ink" xmlns:am3d="http://schemas.microsoft.com/office/drawing/2017/model3d" xmlns:o="urn:schemas-microsoft-com:office:office" xmlns:r="http://schemas.openxmlformats.org/officeDocument/2006/relationships" xmlns:m="http://schemas.openxmlformats.org/officeDocument/2006/math" xmlns:v="urn:schemas-microsoft-com:vml" xmlns:wp14="http://schemas.microsoft.com/office/word/2010/wordprocessingDrawing" xmlns:wp="http://schemas.openxmlformats.org/drawingml/2006/wordprocessingDrawing" xmlns:w10="urn:schemas-microsoft-com:office:word" xmlns:w="http://schemas.openxmlformats.org/wordprocessingml/2006/main" xmlns:w14="http://schemas.microsoft.com/office/word/2010/wordml" xmlns:w15="http://schemas.microsoft.com/office/word/2012/wordml" xmlns:w16cid="http://schemas.microsoft.com/office/word/2016/wordml/cid" xmlns:w16se="http://schemas.microsoft.com/office/word/2015/wordml/symex" xmlns:wpg="http://schemas.microsoft.com/office/word/2010/wordprocessingGroup" xmlns:wpi="http://schemas.microsoft.com/office/word/2010/wordprocessingInk" xmlns:wne="http://schemas.microsoft.com/office/word/2006/wordml" xmlns:wps="http://schemas.microsoft.com/office/word/2010/wordprocessingShape" mc:Ignorable="w14 w15 w16se w16cid wp14">
   <w:footnote w:type="separator" w:id="-1">
     <w:p>
       <w:pPr>
@@ -14904,8 +12724,184 @@
 </w:footnotes>
 </file>
 
+<file path=word/header1.xml><?xml version="1.0" encoding="utf-8"?>
+<w:hdr xmlns:wpc="http://schemas.microsoft.com/office/word/2010/wordprocessingCanvas" xmlns:cx="http://schemas.microsoft.com/office/drawing/2014/chartex" xmlns:cx1="http://schemas.microsoft.com/office/drawing/2015/9/8/chartex" xmlns:cx2="http://schemas.microsoft.com/office/drawing/2015/10/21/chartex" xmlns:cx3="http://schemas.microsoft.com/office/drawing/2016/5/9/chartex" xmlns:cx4="http://schemas.microsoft.com/office/drawing/2016/5/10/chartex" xmlns:cx5="http://schemas.microsoft.com/office/drawing/2016/5/11/chartex" xmlns:cx6="http://schemas.microsoft.com/office/drawing/2016/5/12/chartex" xmlns:cx7="http://schemas.microsoft.com/office/drawing/2016/5/13/chartex" xmlns:cx8="http://schemas.microsoft.com/office/drawing/2016/5/14/chartex" xmlns:mc="http://schemas.openxmlformats.org/markup-compatibility/2006" xmlns:aink="http://schemas.microsoft.com/office/drawing/2016/ink" xmlns:am3d="http://schemas.microsoft.com/office/drawing/2017/model3d" xmlns:o="urn:schemas-microsoft-com:office:office" xmlns:r="http://schemas.openxmlformats.org/officeDocument/2006/relationships" xmlns:m="http://schemas.openxmlformats.org/officeDocument/2006/math" xmlns:v="urn:schemas-microsoft-com:vml" xmlns:wp14="http://schemas.microsoft.com/office/word/2010/wordprocessingDrawing" xmlns:wp="http://schemas.openxmlformats.org/drawingml/2006/wordprocessingDrawing" xmlns:w10="urn:schemas-microsoft-com:office:word" xmlns:w="http://schemas.openxmlformats.org/wordprocessingml/2006/main" xmlns:w14="http://schemas.microsoft.com/office/word/2010/wordml" xmlns:w15="http://schemas.microsoft.com/office/word/2012/wordml" xmlns:w16cid="http://schemas.microsoft.com/office/word/2016/wordml/cid" xmlns:w16se="http://schemas.microsoft.com/office/word/2015/wordml/symex" xmlns:wpg="http://schemas.microsoft.com/office/word/2010/wordprocessingGroup" xmlns:wpi="http://schemas.microsoft.com/office/word/2010/wordprocessingInk" xmlns:wne="http://schemas.microsoft.com/office/word/2006/wordml" xmlns:wps="http://schemas.microsoft.com/office/word/2010/wordprocessingShape" mc:Ignorable="w14 w15 w16se w16cid wp14">
+  <w:p>
+    <w:pPr>
+      <w:pStyle w:val="a6"/>
+    </w:pPr>
+    <w:r>
+      <w:rPr>
+        <w:noProof/>
+        <w:rtl/>
+      </w:rPr>
+      <mc:AlternateContent>
+        <mc:Choice Requires="wps">
+          <w:drawing>
+            <wp:anchor distT="0" distB="0" distL="118745" distR="118745" simplePos="0" relativeHeight="251659264" behindDoc="1" locked="0" layoutInCell="1" allowOverlap="0" wp14:anchorId="7FCCCDD0" wp14:editId="6F00A61C">
+              <wp:simplePos x="0" y="0"/>
+              <wp:positionH relativeFrom="margin">
+                <wp:align>center</wp:align>
+              </wp:positionH>
+              <mc:AlternateContent>
+                <mc:Choice Requires="wp14">
+                  <wp:positionV relativeFrom="page">
+                    <wp14:pctPosVOffset>4500</wp14:pctPosVOffset>
+                  </wp:positionV>
+                </mc:Choice>
+                <mc:Fallback>
+                  <wp:positionV relativeFrom="page">
+                    <wp:posOffset>480695</wp:posOffset>
+                  </wp:positionV>
+                </mc:Fallback>
+              </mc:AlternateContent>
+              <wp:extent cx="5950039" cy="270457"/>
+              <wp:effectExtent l="0" t="0" r="0" b="7620"/>
+              <wp:wrapSquare wrapText="bothSides"/>
+              <wp:docPr id="197" name="מלבן 197"/>
+              <wp:cNvGraphicFramePr/>
+              <a:graphic xmlns:a="http://schemas.openxmlformats.org/drawingml/2006/main">
+                <a:graphicData uri="http://schemas.microsoft.com/office/word/2010/wordprocessingShape">
+                  <wps:wsp>
+                    <wps:cNvSpPr/>
+                    <wps:spPr>
+                      <a:xfrm flipH="1">
+                        <a:off x="0" y="0"/>
+                        <a:ext cx="5950039" cy="270457"/>
+                      </a:xfrm>
+                      <a:prstGeom prst="rect">
+                        <a:avLst/>
+                      </a:prstGeom>
+                      <a:solidFill>
+                        <a:schemeClr val="accent1"/>
+                      </a:solidFill>
+                      <a:ln>
+                        <a:noFill/>
+                      </a:ln>
+                    </wps:spPr>
+                    <wps:style>
+                      <a:lnRef idx="2">
+                        <a:schemeClr val="accent1">
+                          <a:shade val="50000"/>
+                        </a:schemeClr>
+                      </a:lnRef>
+                      <a:fillRef idx="1">
+                        <a:schemeClr val="accent1"/>
+                      </a:fillRef>
+                      <a:effectRef idx="0">
+                        <a:schemeClr val="accent1"/>
+                      </a:effectRef>
+                      <a:fontRef idx="minor">
+                        <a:schemeClr val="lt1"/>
+                      </a:fontRef>
+                    </wps:style>
+                    <wps:txbx>
+                      <w:txbxContent>
+                        <w:sdt>
+                          <w:sdtPr>
+                            <w:rPr>
+                              <w:caps/>
+                              <w:color w:val="FFFFFF" w:themeColor="background1"/>
+                            </w:rPr>
+                            <w:alias w:val="כותרת"/>
+                            <w:tag w:val=""/>
+                            <w:id w:val="1189017394"/>
+                            <w:dataBinding w:prefixMappings="xmlns:ns0='http://purl.org/dc/elements/1.1/' xmlns:ns1='http://schemas.openxmlformats.org/package/2006/metadata/core-properties' " w:xpath="/ns1:coreProperties[1]/ns0:title[1]" w:storeItemID="{6C3C8BC8-F283-45AE-878A-BAB7291924A1}"/>
+                            <w:text/>
+                          </w:sdtPr>
+                          <w:sdtContent>
+                            <w:p>
+                              <w:pPr>
+                                <w:pStyle w:val="a6"/>
+                                <w:jc w:val="center"/>
+                                <w:rPr>
+                                  <w:caps/>
+                                  <w:color w:val="FFFFFF" w:themeColor="background1"/>
+                                </w:rPr>
+                              </w:pPr>
+                              <w:r>
+                                <w:rPr>
+                                  <w:caps/>
+                                  <w:color w:val="FFFFFF" w:themeColor="background1"/>
+                                  <w:rtl/>
+                                </w:rPr>
+                                <w:t>המשחק: תזכור אותי</w:t>
+                              </w:r>
+                            </w:p>
+                          </w:sdtContent>
+                        </w:sdt>
+                      </w:txbxContent>
+                    </wps:txbx>
+                    <wps:bodyPr rot="0" spcFirstLastPara="0" vertOverflow="overflow" horzOverflow="overflow" vert="horz" wrap="square" lIns="91440" tIns="45720" rIns="91440" bIns="45720" numCol="1" spcCol="0" rtlCol="0" fromWordArt="0" anchor="ctr" anchorCtr="0" forceAA="0" compatLnSpc="1">
+                      <a:prstTxWarp prst="textNoShape">
+                        <a:avLst/>
+                      </a:prstTxWarp>
+                      <a:spAutoFit/>
+                    </wps:bodyPr>
+                  </wps:wsp>
+                </a:graphicData>
+              </a:graphic>
+              <wp14:sizeRelH relativeFrom="margin">
+                <wp14:pctWidth>100000</wp14:pctWidth>
+              </wp14:sizeRelH>
+              <wp14:sizeRelV relativeFrom="page">
+                <wp14:pctHeight>2700</wp14:pctHeight>
+              </wp14:sizeRelV>
+            </wp:anchor>
+          </w:drawing>
+        </mc:Choice>
+        <mc:Fallback>
+          <w:pict>
+            <v:rect w14:anchorId="7FCCCDD0" id="מלבן 197" o:spid="_x0000_s1047" style="position:absolute;margin-left:0;margin-top:0;width:468.5pt;height:21.3pt;flip:x;z-index:-251657216;visibility:visible;mso-wrap-style:square;mso-width-percent:1000;mso-height-percent:27;mso-top-percent:45;mso-wrap-distance-left:9.35pt;mso-wrap-distance-top:0;mso-wrap-distance-right:9.35pt;mso-wrap-distance-bottom:0;mso-position-horizontal:center;mso-position-horizontal-relative:margin;mso-position-vertical-relative:page;mso-width-percent:1000;mso-height-percent:27;mso-top-percent:45;mso-width-relative:margin;mso-height-relative:page;v-text-anchor:middle" o:gfxdata="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" o:allowoverlap="f" fillcolor="#4472c4 [3204]" stroked="f" strokeweight="1pt">
+              <v:textbox style="mso-fit-shape-to-text:t">
+                <w:txbxContent>
+                  <w:sdt>
+                    <w:sdtPr>
+                      <w:rPr>
+                        <w:caps/>
+                        <w:color w:val="FFFFFF" w:themeColor="background1"/>
+                      </w:rPr>
+                      <w:alias w:val="כותרת"/>
+                      <w:tag w:val=""/>
+                      <w:id w:val="1189017394"/>
+                      <w:dataBinding w:prefixMappings="xmlns:ns0='http://purl.org/dc/elements/1.1/' xmlns:ns1='http://schemas.openxmlformats.org/package/2006/metadata/core-properties' " w:xpath="/ns1:coreProperties[1]/ns0:title[1]" w:storeItemID="{6C3C8BC8-F283-45AE-878A-BAB7291924A1}"/>
+                      <w:text/>
+                    </w:sdtPr>
+                    <w:sdtContent>
+                      <w:p>
+                        <w:pPr>
+                          <w:pStyle w:val="a6"/>
+                          <w:jc w:val="center"/>
+                          <w:rPr>
+                            <w:caps/>
+                            <w:color w:val="FFFFFF" w:themeColor="background1"/>
+                          </w:rPr>
+                        </w:pPr>
+                        <w:r>
+                          <w:rPr>
+                            <w:caps/>
+                            <w:color w:val="FFFFFF" w:themeColor="background1"/>
+                            <w:rtl/>
+                          </w:rPr>
+                          <w:t>המשחק: תזכור אותי</w:t>
+                        </w:r>
+                      </w:p>
+                    </w:sdtContent>
+                  </w:sdt>
+                </w:txbxContent>
+              </v:textbox>
+              <w10:wrap type="square" anchorx="margin" anchory="page"/>
+            </v:rect>
+          </w:pict>
+        </mc:Fallback>
+      </mc:AlternateContent>
+    </w:r>
+  </w:p>
+</w:hdr>
+</file>
+
 <file path=word/styles.xml><?xml version="1.0" encoding="utf-8"?>
-<w:styles xmlns:mc="http://schemas.openxmlformats.org/markup-compatibility/2006" xmlns:r="http://schemas.openxmlformats.org/officeDocument/2006/relationships" xmlns:w="http://schemas.openxmlformats.org/wordprocessingml/2006/main" xmlns:w14="http://schemas.microsoft.com/office/word/2010/wordml" xmlns:w15="http://schemas.microsoft.com/office/word/2012/wordml" xmlns:w16se="http://schemas.microsoft.com/office/word/2015/wordml/symex" mc:Ignorable="w14 w15 w16se">
+<w:styles xmlns:mc="http://schemas.openxmlformats.org/markup-compatibility/2006" xmlns:r="http://schemas.openxmlformats.org/officeDocument/2006/relationships" xmlns:w="http://schemas.openxmlformats.org/wordprocessingml/2006/main" xmlns:w14="http://schemas.microsoft.com/office/word/2010/wordml" xmlns:w15="http://schemas.microsoft.com/office/word/2012/wordml" xmlns:w16cid="http://schemas.microsoft.com/office/word/2016/wordml/cid" xmlns:w16se="http://schemas.microsoft.com/office/word/2015/wordml/symex" mc:Ignorable="w14 w15 w16se w16cid">
   <w:docDefaults>
     <w:rPrDefault>
       <w:rPr>
@@ -14921,7 +12917,7 @@
       </w:pPr>
     </w:pPrDefault>
   </w:docDefaults>
-  <w:latentStyles w:defLockedState="0" w:defUIPriority="99" w:defSemiHidden="0" w:defUnhideWhenUsed="0" w:defQFormat="0" w:count="371">
+  <w:latentStyles w:defLockedState="0" w:defUIPriority="99" w:defSemiHidden="0" w:defUnhideWhenUsed="0" w:defQFormat="0" w:count="375">
     <w:lsdException w:name="Normal" w:uiPriority="0" w:qFormat="1"/>
     <w:lsdException w:name="heading 1" w:uiPriority="9" w:qFormat="1"/>
     <w:lsdException w:name="heading 2" w:semiHidden="1" w:uiPriority="9" w:unhideWhenUsed="1" w:qFormat="1"/>
@@ -15027,7 +13023,6 @@
     <w:lsdException w:name="HTML Sample" w:semiHidden="1" w:unhideWhenUsed="1"/>
     <w:lsdException w:name="HTML Typewriter" w:semiHidden="1" w:unhideWhenUsed="1"/>
     <w:lsdException w:name="HTML Variable" w:semiHidden="1" w:unhideWhenUsed="1"/>
-    <w:lsdException w:name="Normal Table" w:semiHidden="1" w:unhideWhenUsed="1"/>
     <w:lsdException w:name="annotation subject" w:semiHidden="1" w:unhideWhenUsed="1"/>
     <w:lsdException w:name="No List" w:semiHidden="1" w:unhideWhenUsed="1"/>
     <w:lsdException w:name="Outline List 1" w:semiHidden="1" w:unhideWhenUsed="1"/>
@@ -15071,10 +13066,8 @@
     <w:lsdException w:name="Table Elegant" w:semiHidden="1" w:unhideWhenUsed="1"/>
     <w:lsdException w:name="Table Professional" w:semiHidden="1" w:unhideWhenUsed="1"/>
     <w:lsdException w:name="Table Subtle 1" w:semiHidden="1" w:unhideWhenUsed="1"/>
-    <w:lsdException w:name="Table Subtle 2" w:semiHidden="1" w:unhideWhenUsed="1"/>
     <w:lsdException w:name="Table Web 1" w:semiHidden="1" w:unhideWhenUsed="1"/>
     <w:lsdException w:name="Table Web 2" w:semiHidden="1" w:unhideWhenUsed="1"/>
-    <w:lsdException w:name="Table Web 3" w:semiHidden="1" w:unhideWhenUsed="1"/>
     <w:lsdException w:name="Balloon Text" w:semiHidden="1" w:unhideWhenUsed="1"/>
     <w:lsdException w:name="Table Grid" w:uiPriority="39"/>
     <w:lsdException w:name="Table Theme" w:semiHidden="1" w:unhideWhenUsed="1"/>
@@ -15293,6 +13286,10 @@
     <w:lsdException w:name="List Table 5 Dark Accent 6" w:uiPriority="50"/>
     <w:lsdException w:name="List Table 6 Colorful Accent 6" w:uiPriority="51"/>
     <w:lsdException w:name="List Table 7 Colorful Accent 6" w:uiPriority="52"/>
+    <w:lsdException w:name="Mention" w:semiHidden="1" w:unhideWhenUsed="1"/>
+    <w:lsdException w:name="Smart Hyperlink" w:semiHidden="1" w:unhideWhenUsed="1"/>
+    <w:lsdException w:name="Hashtag" w:semiHidden="1" w:unhideWhenUsed="1"/>
+    <w:lsdException w:name="Unresolved Mention" w:semiHidden="1" w:unhideWhenUsed="1"/>
   </w:latentStyles>
   <w:style w:type="paragraph" w:default="1" w:styleId="a">
     <w:name w:val="Normal"/>
@@ -15800,4 +13797,16 @@
     </a:ext>
   </a:extLst>
 </a:theme>
+</file>
+
+<file path=customXml/item1.xml><?xml version="1.0" encoding="utf-8"?>
+<b:Sources xmlns:b="http://schemas.openxmlformats.org/officeDocument/2006/bibliography" xmlns="http://schemas.openxmlformats.org/officeDocument/2006/bibliography" SelectedStyle="\APASixthEditionOfficeOnline.xsl" StyleName="APA" Version="6"/>
+</file>
+
+<file path=customXml/itemProps1.xml><?xml version="1.0" encoding="utf-8"?>
+<ds:datastoreItem xmlns:ds="http://schemas.openxmlformats.org/officeDocument/2006/customXml" ds:itemID="{830723C4-4EA5-4DB3-AAA7-657E7237E5D1}">
+  <ds:schemaRefs>
+    <ds:schemaRef ds:uri="http://schemas.openxmlformats.org/officeDocument/2006/bibliography"/>
+  </ds:schemaRefs>
+</ds:datastoreItem>
 </file>